--- a/docs/Technical Report - Formative 2.docx
+++ b/docs/Technical Report - Formative 2.docx
@@ -16,9 +16,9 @@
       <w:r>
         <w:rPr>
           <w:i w:val="0"/>
-          <w:sz w:val="26"/>
+          <w:sz w:val="28"/>
         </w:rPr>
-        <w:t>Technical Report, Individual Assignment 2 (Formative 2): Transactions, Pending Pool and Mining</w:t>
+        <w:t>Technical Report, Individual Assignment 2 (Formative 2)</w:t>
       </w:r>
     </w:p>
     <w:p>
@@ -42,7 +42,7 @@
         <w:rPr>
           <w:i w:val="0"/>
         </w:rPr>
-        <w:t>GitHub repository: [add your repository link]</w:t>
+        <w:t>GitHub repository: https://github.com/goldensash1/Assignment-2--F-A-Extending-the-Blockchain-Based-Library-Book-Lending-Tracker</w:t>
       </w:r>
     </w:p>
     <w:p>
@@ -50,7 +50,7 @@
         <w:rPr>
           <w:i w:val="0"/>
         </w:rPr>
-        <w:t>Demo video: [add your video link]</w:t>
+        <w:t>Demo video: https://youtu.be/A9BjZngE3Ks</w:t>
       </w:r>
     </w:p>
     <w:p>
@@ -66,7 +66,7 @@
         <w:rPr>
           <w:i w:val="0"/>
         </w:rPr>
-        <w:t>In Formative 1 I built a command line program in C that records every borrow, return and overdue event as a signed block in a SHA-256 hash chain. A block was added to the chain as soon as the librarian recorded the event.</w:t>
+        <w:t>In Formative 1 I built a command line program in C. It saves every borrow, return and overdue event as a signed block in a chain of SHA-256 hashes. In that version, a block went onto the chain as soon as the librarian saved the event.</w:t>
       </w:r>
     </w:p>
     <w:p>
@@ -74,7 +74,7 @@
         <w:rPr>
           <w:i w:val="0"/>
         </w:rPr>
-        <w:t>In this assignment I extended the same program so that lending events, token transactions and mining all work together in one flow:</w:t>
+        <w:t>In this assignment I changed the same program in these ways:</w:t>
       </w:r>
     </w:p>
     <w:p>
@@ -83,13 +83,13 @@
         <w:ind w:left="432" w:hanging="288"/>
       </w:pPr>
       <w:r>
-        <w:t xml:space="preserve">•  </w:t>
+        <w:t xml:space="preserve">- </w:t>
       </w:r>
       <w:r>
         <w:rPr>
           <w:i w:val="0"/>
         </w:rPr>
-        <w:t>Returning a book now creates a token reward transaction automatically: 10 coins for an on-time return and 5 coins for a late return. A book that is overdue and never returned creates no transaction.</w:t>
+        <w:t>When a book is returned, the program now creates a token reward transaction by itself. The reward is 10 coins for an on-time return and 5 coins for a late return. If a book is overdue and not returned, no transaction is created.</w:t>
       </w:r>
     </w:p>
     <w:p>
@@ -98,13 +98,13 @@
         <w:ind w:left="432" w:hanging="288"/>
       </w:pPr>
       <w:r>
-        <w:t xml:space="preserve">•  </w:t>
+        <w:t xml:space="preserve">- </w:t>
       </w:r>
       <w:r>
         <w:rPr>
           <w:i w:val="0"/>
         </w:rPr>
-        <w:t>New blocks are not added to the chain straight away. They wait in a pending pool until a miner confirms them with proof of work. Only then is the lending record final and the member's balance updated.</w:t>
+        <w:t>New blocks do not go onto the chain straight away. They wait in a pending pool. A miner has to mine them with proof of work first. Only after that is the record final and the member's balance changed.</w:t>
       </w:r>
     </w:p>
     <w:p>
@@ -113,13 +113,13 @@
         <w:ind w:left="432" w:hanging="288"/>
       </w:pPr>
       <w:r>
-        <w:t xml:space="preserve">•  </w:t>
+        <w:t xml:space="preserve">- </w:t>
       </w:r>
       <w:r>
         <w:rPr>
           <w:i w:val="0"/>
         </w:rPr>
-        <w:t>Member balances can be kept with the UTXO model or the account-based model. The model is chosen when the program starts and applies to the whole session.</w:t>
+        <w:t>Member balances can be kept in two ways: the UTXO model or the account-based model. The user picks one when the program starts, and it is used for the whole session.</w:t>
       </w:r>
     </w:p>
     <w:p>
@@ -128,13 +128,13 @@
         <w:ind w:left="432" w:hanging="288"/>
       </w:pPr>
       <w:r>
-        <w:t xml:space="preserve">•  </w:t>
+        <w:t xml:space="preserve">- </w:t>
       </w:r>
       <w:r>
         <w:rPr>
           <w:i w:val="0"/>
         </w:rPr>
-        <w:t>Mining can be done solo, in a pool or with rented cloud hash power.</w:t>
+        <w:t>Mining can be done alone (solo), in a pool, or with rented cloud mining power.</w:t>
       </w:r>
     </w:p>
     <w:p>
@@ -142,7 +142,7 @@
         <w:rPr>
           <w:i w:val="0"/>
         </w:rPr>
-        <w:t>Note on wording: the assignment brief sometimes says "attendance marking" and "absent student". In my library system the equivalent is a lending event (a borrow, return or overdue mark) and a book that is overdue and never returned. I use the library terms in this report.</w:t>
+        <w:t>The assignment brief sometimes says "attendance" and "absent student". In my library system the same ideas are a lending event (borrow, return or overdue) and a book that is overdue and not returned. I use the library words in this report.</w:t>
       </w:r>
     </w:p>
     <w:p>
@@ -158,7 +158,7 @@
         <w:rPr>
           <w:i w:val="0"/>
         </w:rPr>
-        <w:t>The code is now split into 16 source files. I kept the Formative 1 modules (registry, auth, crypto, input) and extended blockchain.c and main.c. The new modules are:</w:t>
+        <w:t>The code now has 16 source files. I kept the Formative 1 files for the registry, login, crypto and input, and I changed blockchain.c and main.c. These are the new files:</w:t>
       </w:r>
     </w:p>
     <w:p>
@@ -167,7 +167,7 @@
         <w:ind w:left="432" w:hanging="288"/>
       </w:pPr>
       <w:r>
-        <w:t xml:space="preserve">•  </w:t>
+        <w:t xml:space="preserve">- </w:t>
       </w:r>
       <w:r>
         <w:rPr>
@@ -179,7 +179,7 @@
         <w:rPr>
           <w:i w:val="0"/>
         </w:rPr>
-        <w:t>the Transaction struct, its SHA-256 ID and coin amounts.</w:t>
+        <w:t>the transaction struct, its SHA-256 ID, and the coin amounts.</w:t>
       </w:r>
     </w:p>
     <w:p>
@@ -188,7 +188,7 @@
         <w:ind w:left="432" w:hanging="288"/>
       </w:pPr>
       <w:r>
-        <w:t xml:space="preserve">•  </w:t>
+        <w:t xml:space="preserve">- </w:t>
       </w:r>
       <w:r>
         <w:rPr>
@@ -200,7 +200,7 @@
         <w:rPr>
           <w:i w:val="0"/>
         </w:rPr>
-        <w:t>the UTXO set, coin selection, change outputs, fees and double-spend checks.</w:t>
+        <w:t>the UTXO set, choosing coins, change, fees and the double-spend checks.</w:t>
       </w:r>
     </w:p>
     <w:p>
@@ -209,7 +209,7 @@
         <w:ind w:left="432" w:hanging="288"/>
       </w:pPr>
       <w:r>
-        <w:t xml:space="preserve">•  </w:t>
+        <w:t xml:space="preserve">- </w:t>
       </w:r>
       <w:r>
         <w:rPr>
@@ -221,7 +221,7 @@
         <w:rPr>
           <w:i w:val="0"/>
         </w:rPr>
-        <w:t>accounts with balance and nonce, and a linked-list history per account.</w:t>
+        <w:t>accounts with a balance and a nonce, and a linked-list history for each account.</w:t>
       </w:r>
     </w:p>
     <w:p>
@@ -230,7 +230,7 @@
         <w:ind w:left="432" w:hanging="288"/>
       </w:pPr>
       <w:r>
-        <w:t xml:space="preserve">•  </w:t>
+        <w:t xml:space="preserve">- </w:t>
       </w:r>
       <w:r>
         <w:rPr>
@@ -242,7 +242,7 @@
         <w:rPr>
           <w:i w:val="0"/>
         </w:rPr>
-        <w:t>the log of confirmed transactions, which is sent to whichever model was chosen.</w:t>
+        <w:t>the list of confirmed transactions. It sends each one to the model that was chosen.</w:t>
       </w:r>
     </w:p>
     <w:p>
@@ -251,7 +251,7 @@
         <w:ind w:left="432" w:hanging="288"/>
       </w:pPr>
       <w:r>
-        <w:t xml:space="preserve">•  </w:t>
+        <w:t xml:space="preserve">- </w:t>
       </w:r>
       <w:r>
         <w:rPr>
@@ -263,7 +263,7 @@
         <w:rPr>
           <w:i w:val="0"/>
         </w:rPr>
-        <w:t>the pending pool of unconfirmed blocks.</w:t>
+        <w:t>the pending pool of blocks that are not mined yet.</w:t>
       </w:r>
     </w:p>
     <w:p>
@@ -272,7 +272,7 @@
         <w:ind w:left="432" w:hanging="288"/>
       </w:pPr>
       <w:r>
-        <w:t xml:space="preserve">•  </w:t>
+        <w:t xml:space="preserve">- </w:t>
       </w:r>
       <w:r>
         <w:rPr>
@@ -284,7 +284,7 @@
         <w:rPr>
           <w:i w:val="0"/>
         </w:rPr>
-        <w:t>solo, pool and cloud mining, the difficulty setting and a benchmark.</w:t>
+        <w:t>solo, pool and cloud mining, the difficulty setting, and a benchmark.</w:t>
       </w:r>
     </w:p>
     <w:p>
@@ -293,7 +293,7 @@
         <w:ind w:left="432" w:hanging="288"/>
       </w:pPr>
       <w:r>
-        <w:t xml:space="preserve">•  </w:t>
+        <w:t xml:space="preserve">- </w:t>
       </w:r>
       <w:r>
         <w:rPr>
@@ -305,7 +305,7 @@
         <w:rPr>
           <w:i w:val="0"/>
         </w:rPr>
-        <w:t>the menu actions and the shared program state.</w:t>
+        <w:t>the menu actions and the shared program data.</w:t>
       </w:r>
     </w:p>
     <w:p>
@@ -314,7 +314,7 @@
         <w:ind w:left="432" w:hanging="288"/>
       </w:pPr>
       <w:r>
-        <w:t xml:space="preserve">•  </w:t>
+        <w:t xml:space="preserve">- </w:t>
       </w:r>
       <w:r>
         <w:rPr>
@@ -326,7 +326,7 @@
         <w:rPr>
           <w:i w:val="0"/>
         </w:rPr>
-        <w:t>safe saving and loading of binary files, used for the chain, the pool and the ledger.</w:t>
+        <w:t>saving and loading the binary files for the chain, the pool and the ledger.</w:t>
       </w:r>
     </w:p>
     <w:p>
@@ -334,7 +334,7 @@
         <w:pStyle w:val="Heading2"/>
       </w:pPr>
       <w:r>
-        <w:t>2.1 Updated block structure</w:t>
+        <w:t>2.1 Block structure</w:t>
       </w:r>
     </w:p>
     <w:p>
@@ -342,7 +342,7 @@
         <w:rPr>
           <w:i w:val="0"/>
         </w:rPr>
-        <w:t>All Formative 1 fields are unchanged. I added the two fields the brief asks for, plus three fields that proof of work needs:</w:t>
+        <w:t>All the Formative 1 fields are the same. I added the two fields the brief asks for. I also added three fields that proof of work needs.</w:t>
       </w:r>
     </w:p>
     <w:p>
@@ -352,7 +352,7 @@
       <w:r>
         <w:rPr>
           <w:i/>
-          <w:sz w:val="19"/>
+          <w:sz w:val="20"/>
         </w:rPr>
         <w:t>Table 1: Block fields</w:t>
       </w:r>
@@ -373,14 +373,13 @@
         <w:tc>
           <w:tcPr>
             <w:tcW w:type="dxa" w:w="3312"/>
-            <w:shd w:val="clear" w:color="auto" w:fill="DCE6F2"/>
           </w:tcPr>
           <w:p>
             <w:r/>
             <w:r>
               <w:rPr>
                 <w:b/>
-                <w:sz w:val="19"/>
+                <w:sz w:val="20"/>
               </w:rPr>
               <w:t>Field</w:t>
             </w:r>
@@ -389,14 +388,13 @@
         <w:tc>
           <w:tcPr>
             <w:tcW w:type="dxa" w:w="1872"/>
-            <w:shd w:val="clear" w:color="auto" w:fill="DCE6F2"/>
           </w:tcPr>
           <w:p>
             <w:r/>
             <w:r>
               <w:rPr>
                 <w:b/>
-                <w:sz w:val="19"/>
+                <w:sz w:val="20"/>
               </w:rPr>
               <w:t>Type</w:t>
             </w:r>
@@ -405,14 +403,13 @@
         <w:tc>
           <w:tcPr>
             <w:tcW w:type="dxa" w:w="4176"/>
-            <w:shd w:val="clear" w:color="auto" w:fill="DCE6F2"/>
           </w:tcPr>
           <w:p>
             <w:r/>
             <w:r>
               <w:rPr>
                 <w:b/>
-                <w:sz w:val="19"/>
+                <w:sz w:val="20"/>
               </w:rPr>
               <w:t>Purpose</w:t>
             </w:r>
@@ -428,7 +425,7 @@
             <w:r/>
             <w:r>
               <w:rPr>
-                <w:sz w:val="19"/>
+                <w:sz w:val="20"/>
               </w:rPr>
               <w:t>index, timestamp, book_id, book_title, member_id, member_name, action, recorded_by, previous_hash, signature, sig_len, hash</w:t>
             </w:r>
@@ -442,9 +439,9 @@
             <w:r/>
             <w:r>
               <w:rPr>
-                <w:sz w:val="19"/>
+                <w:sz w:val="20"/>
               </w:rPr>
-              <w:t>(as in Formative 1)</w:t>
+              <w:t>same as Formative 1</w:t>
             </w:r>
           </w:p>
         </w:tc>
@@ -456,9 +453,9 @@
             <w:r/>
             <w:r>
               <w:rPr>
-                <w:sz w:val="19"/>
+                <w:sz w:val="20"/>
               </w:rPr>
-              <w:t>Unchanged</w:t>
+              <w:t>No change</w:t>
             </w:r>
           </w:p>
         </w:tc>
@@ -472,7 +469,7 @@
             <w:r/>
             <w:r>
               <w:rPr>
-                <w:sz w:val="19"/>
+                <w:sz w:val="20"/>
               </w:rPr>
               <w:t>token_reward</w:t>
             </w:r>
@@ -486,7 +483,7 @@
             <w:r/>
             <w:r>
               <w:rPr>
-                <w:sz w:val="19"/>
+                <w:sz w:val="20"/>
               </w:rPr>
               <w:t>int</w:t>
             </w:r>
@@ -500,9 +497,9 @@
             <w:r/>
             <w:r>
               <w:rPr>
-                <w:sz w:val="19"/>
+                <w:sz w:val="20"/>
               </w:rPr>
-              <w:t>NEW: coins earned. 10 for an on-time return, 5 for a late return, 0 otherwise</w:t>
+              <w:t>NEW. Coins earned: 10 for an on-time return, 5 for a late return, 0 for anything else</w:t>
             </w:r>
           </w:p>
         </w:tc>
@@ -516,7 +513,7 @@
             <w:r/>
             <w:r>
               <w:rPr>
-                <w:sz w:val="19"/>
+                <w:sz w:val="20"/>
               </w:rPr>
               <w:t>tx_id</w:t>
             </w:r>
@@ -530,7 +527,7 @@
             <w:r/>
             <w:r>
               <w:rPr>
-                <w:sz w:val="19"/>
+                <w:sz w:val="20"/>
               </w:rPr>
               <w:t>char[65]</w:t>
             </w:r>
@@ -544,9 +541,9 @@
             <w:r/>
             <w:r>
               <w:rPr>
-                <w:sz w:val="19"/>
+                <w:sz w:val="20"/>
               </w:rPr>
-              <w:t>NEW: SHA-256 hash of the reward (or transfer) transaction, or 64 zeros if the block has no transaction</w:t>
+              <w:t>NEW. SHA-256 hash of the reward (or transfer) transaction. It is 64 zeros if the block has no transaction</w:t>
             </w:r>
           </w:p>
         </w:tc>
@@ -560,7 +557,7 @@
             <w:r/>
             <w:r>
               <w:rPr>
-                <w:sz w:val="19"/>
+                <w:sz w:val="20"/>
               </w:rPr>
               <w:t>difficulty</w:t>
             </w:r>
@@ -574,7 +571,7 @@
             <w:r/>
             <w:r>
               <w:rPr>
-                <w:sz w:val="19"/>
+                <w:sz w:val="20"/>
               </w:rPr>
               <w:t>int</w:t>
             </w:r>
@@ -588,9 +585,9 @@
             <w:r/>
             <w:r>
               <w:rPr>
-                <w:sz w:val="19"/>
+                <w:sz w:val="20"/>
               </w:rPr>
-              <w:t>Number of leading zeros this block was mined to (1 to 4)</w:t>
+              <w:t>How many leading zeros this block was mined with (1 to 4)</w:t>
             </w:r>
           </w:p>
         </w:tc>
@@ -604,7 +601,7 @@
             <w:r/>
             <w:r>
               <w:rPr>
-                <w:sz w:val="19"/>
+                <w:sz w:val="20"/>
               </w:rPr>
               <w:t>mined_by</w:t>
             </w:r>
@@ -618,7 +615,7 @@
             <w:r/>
             <w:r>
               <w:rPr>
-                <w:sz w:val="19"/>
+                <w:sz w:val="20"/>
               </w:rPr>
               <w:t>char[40]</w:t>
             </w:r>
@@ -632,9 +629,9 @@
             <w:r/>
             <w:r>
               <w:rPr>
-                <w:sz w:val="19"/>
+                <w:sz w:val="20"/>
               </w:rPr>
-              <w:t>Who confirmed the block: a username, POOL or CLOUD:&lt;user&gt;</w:t>
+              <w:t>Who mined the block: a username, POOL, or CLOUD:username</w:t>
             </w:r>
           </w:p>
         </w:tc>
@@ -648,7 +645,7 @@
             <w:r/>
             <w:r>
               <w:rPr>
-                <w:sz w:val="19"/>
+                <w:sz w:val="20"/>
               </w:rPr>
               <w:t>nonce</w:t>
             </w:r>
@@ -662,7 +659,7 @@
             <w:r/>
             <w:r>
               <w:rPr>
-                <w:sz w:val="19"/>
+                <w:sz w:val="20"/>
               </w:rPr>
               <w:t>unsigned long long</w:t>
             </w:r>
@@ -676,9 +673,9 @@
             <w:r/>
             <w:r>
               <w:rPr>
-                <w:sz w:val="19"/>
+                <w:sz w:val="20"/>
               </w:rPr>
-              <w:t>Incremented by the miner until the hash meets the difficulty</w:t>
+              <w:t>The number the miner changes until the hash is good enough</w:t>
             </w:r>
           </w:p>
         </w:tc>
@@ -690,7 +687,7 @@
         <w:rPr>
           <w:i w:val="0"/>
         </w:rPr>
-        <w:t>Each block stores its own difficulty, so if the difficulty changes later, older blocks can still be checked against the target they were mined at. The action field now also allows TRANSFER, for manual token transfers between members.</w:t>
+        <w:t>Each block keeps its own difficulty. If the difficulty is changed later, old blocks can still be checked against the difficulty they were mined with. The action field can now also be TRANSFER, which is a manual token transfer between two members.</w:t>
       </w:r>
     </w:p>
     <w:p>
@@ -698,7 +695,7 @@
         <w:pStyle w:val="Heading1"/>
       </w:pPr>
       <w:r>
-        <w:t>3. How Lending Events Trigger Token Transactions</w:t>
+        <w:t>3. How Lending Events Create Token Transactions</w:t>
       </w:r>
     </w:p>
     <w:p>
@@ -706,7 +703,7 @@
         <w:rPr>
           <w:i w:val="0"/>
         </w:rPr>
-        <w:t>Each lending action creates a new block, and the action decides whether a transaction is created:</w:t>
+        <w:t>Every lending action makes a new block. The action decides if a transaction is made:</w:t>
       </w:r>
     </w:p>
     <w:p>
@@ -716,7 +713,7 @@
       <w:r>
         <w:rPr>
           <w:i/>
-          <w:sz w:val="19"/>
+          <w:sz w:val="20"/>
         </w:rPr>
         <w:t>Table 2: Lending events and transactions</w:t>
       </w:r>
@@ -737,14 +734,13 @@
         <w:tc>
           <w:tcPr>
             <w:tcW w:type="dxa" w:w="2736"/>
-            <w:shd w:val="clear" w:color="auto" w:fill="DCE6F2"/>
           </w:tcPr>
           <w:p>
             <w:r/>
             <w:r>
               <w:rPr>
                 <w:b/>
-                <w:sz w:val="19"/>
+                <w:sz w:val="20"/>
               </w:rPr>
               <w:t>Event</w:t>
             </w:r>
@@ -753,14 +749,13 @@
         <w:tc>
           <w:tcPr>
             <w:tcW w:type="dxa" w:w="1440"/>
-            <w:shd w:val="clear" w:color="auto" w:fill="DCE6F2"/>
           </w:tcPr>
           <w:p>
             <w:r/>
             <w:r>
               <w:rPr>
                 <w:b/>
-                <w:sz w:val="19"/>
+                <w:sz w:val="20"/>
               </w:rPr>
               <w:t>Token reward</w:t>
             </w:r>
@@ -769,14 +764,13 @@
         <w:tc>
           <w:tcPr>
             <w:tcW w:type="dxa" w:w="5184"/>
-            <w:shd w:val="clear" w:color="auto" w:fill="DCE6F2"/>
           </w:tcPr>
           <w:p>
             <w:r/>
             <w:r>
               <w:rPr>
                 <w:b/>
-                <w:sz w:val="19"/>
+                <w:sz w:val="20"/>
               </w:rPr>
               <w:t>Transaction created</w:t>
             </w:r>
@@ -792,7 +786,7 @@
             <w:r/>
             <w:r>
               <w:rPr>
-                <w:sz w:val="19"/>
+                <w:sz w:val="20"/>
               </w:rPr>
               <w:t>BORROWED</w:t>
             </w:r>
@@ -806,7 +800,7 @@
             <w:r/>
             <w:r>
               <w:rPr>
-                <w:sz w:val="19"/>
+                <w:sz w:val="20"/>
               </w:rPr>
               <w:t>0</w:t>
             </w:r>
@@ -820,7 +814,7 @@
             <w:r/>
             <w:r>
               <w:rPr>
-                <w:sz w:val="19"/>
+                <w:sz w:val="20"/>
               </w:rPr>
               <w:t>None</w:t>
             </w:r>
@@ -836,7 +830,7 @@
             <w:r/>
             <w:r>
               <w:rPr>
-                <w:sz w:val="19"/>
+                <w:sz w:val="20"/>
               </w:rPr>
               <w:t>OVERDUE (book not returned)</w:t>
             </w:r>
@@ -850,7 +844,7 @@
             <w:r/>
             <w:r>
               <w:rPr>
-                <w:sz w:val="19"/>
+                <w:sz w:val="20"/>
               </w:rPr>
               <w:t>0</w:t>
             </w:r>
@@ -864,9 +858,9 @@
             <w:r/>
             <w:r>
               <w:rPr>
-                <w:sz w:val="19"/>
+                <w:sz w:val="20"/>
               </w:rPr>
-              <w:t>None. The block records that the book is missing, but no coins move</w:t>
+              <w:t>None. The block shows the book is not back, but no coins move</w:t>
             </w:r>
           </w:p>
         </w:tc>
@@ -880,7 +874,7 @@
             <w:r/>
             <w:r>
               <w:rPr>
-                <w:sz w:val="19"/>
+                <w:sz w:val="20"/>
               </w:rPr>
               <w:t>RETURNED on time</w:t>
             </w:r>
@@ -894,7 +888,7 @@
             <w:r/>
             <w:r>
               <w:rPr>
-                <w:sz w:val="19"/>
+                <w:sz w:val="20"/>
               </w:rPr>
               <w:t>10</w:t>
             </w:r>
@@ -908,9 +902,9 @@
             <w:r/>
             <w:r>
               <w:rPr>
-                <w:sz w:val="19"/>
+                <w:sz w:val="20"/>
               </w:rPr>
-              <w:t>REWARD: LIBRARY pays 10 coins: 9 to the member and a 1-coin fee to the miner</w:t>
+              <w:t>REWARD: LIBRARY pays 10 coins. The member gets 9 and the miner gets a 1-coin fee</w:t>
             </w:r>
           </w:p>
         </w:tc>
@@ -924,7 +918,7 @@
             <w:r/>
             <w:r>
               <w:rPr>
-                <w:sz w:val="19"/>
+                <w:sz w:val="20"/>
               </w:rPr>
               <w:t>RETURNED late</w:t>
             </w:r>
@@ -938,7 +932,7 @@
             <w:r/>
             <w:r>
               <w:rPr>
-                <w:sz w:val="19"/>
+                <w:sz w:val="20"/>
               </w:rPr>
               <w:t>5</w:t>
             </w:r>
@@ -952,9 +946,9 @@
             <w:r/>
             <w:r>
               <w:rPr>
-                <w:sz w:val="19"/>
+                <w:sz w:val="20"/>
               </w:rPr>
-              <w:t>REWARD: LIBRARY pays 5 coins: 4 to the member and a 1-coin fee to the miner</w:t>
+              <w:t>REWARD: LIBRARY pays 5 coins. The member gets 4 and the miner gets a 1-coin fee</w:t>
             </w:r>
           </w:p>
         </w:tc>
@@ -968,9 +962,9 @@
             <w:r/>
             <w:r>
               <w:rPr>
-                <w:sz w:val="19"/>
+                <w:sz w:val="20"/>
               </w:rPr>
-              <w:t>TRANSFER (manual)</w:t>
+              <w:t>TRANSFER (typed in by the user)</w:t>
             </w:r>
           </w:p>
         </w:tc>
@@ -982,7 +976,7 @@
             <w:r/>
             <w:r>
               <w:rPr>
-                <w:sz w:val="19"/>
+                <w:sz w:val="20"/>
               </w:rPr>
               <w:t>0</w:t>
             </w:r>
@@ -996,9 +990,9 @@
             <w:r/>
             <w:r>
               <w:rPr>
-                <w:sz w:val="19"/>
+                <w:sz w:val="20"/>
               </w:rPr>
-              <w:t>TRANSFER: member to member, the sender also pays the 1-coin fee</w:t>
+              <w:t>TRANSFER: from one member to another. The sender also pays the 1-coin fee</w:t>
             </w:r>
           </w:p>
         </w:tc>
@@ -1010,7 +1004,7 @@
         <w:rPr>
           <w:i w:val="0"/>
         </w:rPr>
-        <w:t>A return is late if more than 14 days have passed since the borrow, or if a librarian has already marked the loan OVERDUE. The second rule exists because a demonstration cannot wait 14 days.</w:t>
+        <w:t>A return is late if more than 14 days passed since the borrow, or if a librarian already marked the loan as OVERDUE. I added the second rule so that I can show a late return without waiting 14 days.</w:t>
       </w:r>
     </w:p>
     <w:p>
@@ -1018,7 +1012,7 @@
         <w:rPr>
           <w:i w:val="0"/>
         </w:rPr>
-        <w:t>When a book is returned, lending_return() in lending.c does the following:</w:t>
+        <w:t>When a book is returned, the function lending_return() in lending.c does these steps:</w:t>
       </w:r>
     </w:p>
     <w:p>
@@ -1029,7 +1023,7 @@
         <w:rPr>
           <w:i w:val="0"/>
         </w:rPr>
-        <w:t>It finds the open loan by looking at the confirmed chain and then the pending pool, which together form one timeline. This way a book that is borrowed in a pending block already counts as on loan.</w:t>
+        <w:t>It finds the open loan. It looks at the chain first and then at the pending pool, as one list. So a book borrowed in a pending block already counts as on loan.</w:t>
       </w:r>
     </w:p>
     <w:p>
@@ -1040,7 +1034,7 @@
         <w:rPr>
           <w:i w:val="0"/>
         </w:rPr>
-        <w:t>It decides whether the return is on time or late, and sets the reward to 10 or 5.</w:t>
+        <w:t>It decides if the return is on time or late. The reward is 10 or 5.</w:t>
       </w:r>
     </w:p>
     <w:p>
@@ -1051,7 +1045,7 @@
         <w:rPr>
           <w:i w:val="0"/>
         </w:rPr>
-        <w:t>It builds the reward transaction: sender LIBRARY, recipient the member, amount = reward - 1, fee = 1. The transaction ID is the SHA-256 hash of its fields.</w:t>
+        <w:t>It builds the reward transaction. The sender is LIBRARY and the receiver is the member. The amount is the reward minus 1, and the fee is 1. The transaction ID is the SHA-256 hash of these fields.</w:t>
       </w:r>
     </w:p>
     <w:p>
@@ -1062,7 +1056,7 @@
         <w:rPr>
           <w:i w:val="0"/>
         </w:rPr>
-        <w:t>It asks the ledger to admit the transaction. The UTXO model chooses and locks the library's coins; the account model checks the library's nonce and balance.</w:t>
+        <w:t>It asks the ledger to accept the transaction. The UTXO model picks and locks some of the library's coins. The account model checks the library's nonce and balance.</w:t>
       </w:r>
     </w:p>
     <w:p>
@@ -1073,7 +1067,7 @@
         <w:rPr>
           <w:i w:val="0"/>
         </w:rPr>
-        <w:t>It creates the RETURNED block with token_reward and tx_id filled in, signs it with the librarian's ECDSA private key, and puts it in the pending pool together with the transaction.</w:t>
+        <w:t>It makes the RETURNED block with token_reward and tx_id filled in. It signs the block with the librarian's ECDSA private key and puts it in the pending pool together with the transaction.</w:t>
       </w:r>
     </w:p>
     <w:p>
@@ -1081,7 +1075,7 @@
         <w:rPr>
           <w:i w:val="0"/>
         </w:rPr>
-        <w:t>The reward and its transaction ID are part of the signed content of the block, so the block and its transaction are bound together. Anyone who changes either one breaks the signature or the link.</w:t>
+        <w:t>The reward and the transaction ID are part of what the librarian signs. So if anyone changes one of them later, the signature or the link stops matching.</w:t>
       </w:r>
     </w:p>
     <w:p>
@@ -1089,7 +1083,7 @@
         <w:rPr>
           <w:i w:val="0"/>
         </w:rPr>
-        <w:t>Where the coins come from: when the genesis block is created, a coinbase transaction gives the LIBRARY treasury 10,000 coins, and the genesis block's tx_id points to it. Members start with a balance of 0 and can only earn coins from confirmed returns (or receive them in a transfer from another member).</w:t>
+        <w:t>Where the coins come from: when the genesis block is made, a coinbase transaction gives the LIBRARY account 10,000 coins. The tx_id of the genesis block points to that transaction. Members start with 0 coins. They can only get coins from confirmed returns, or from a transfer from another member.</w:t>
       </w:r>
     </w:p>
     <w:p>
@@ -1105,7 +1099,7 @@
         <w:rPr>
           <w:i w:val="0"/>
         </w:rPr>
-        <w:t>The pending pool (pending.c) is a first-in, first-out queue of PendingEntry structs. Each entry holds a signed block and, for returns and transfers, its transaction. It is saved to pending.dat after every change, so it survives a restart. A pending block has no index, previous_hash or nonce yet, because its position in the chain is only decided when it is mined.</w:t>
+        <w:t>The pending pool (pending.c) is a queue. The first block in is the first block mined. Each entry holds a signed block and, for returns and transfers, its transaction. The pool is saved to pending.dat after every change, so it is still there after a restart. A pending block has no index, previous_hash or nonce yet, because its place in the chain is only decided when it is mined.</w:t>
       </w:r>
     </w:p>
     <w:p>
@@ -1113,7 +1107,7 @@
         <w:rPr>
           <w:i w:val="0"/>
         </w:rPr>
-        <w:t>While a block is pending, its transaction has already passed the model's checks and the sender's funds are reserved, but no balance has changed. Mining is the confirmation step. For each block, oldest first, the miner:</w:t>
+        <w:t>While a block is pending, its transaction has passed the checks and the sender's funds are reserved. But no balance has changed yet. Mining is the step that confirms the block. For each block, oldest first, the miner does this:</w:t>
       </w:r>
     </w:p>
     <w:p>
@@ -1124,7 +1118,7 @@
         <w:rPr>
           <w:i w:val="0"/>
         </w:rPr>
-        <w:t>Validates the block: the librarian's signature must verify with their public key, the attached transaction must hash to the block's tx_id, and its amount must match token_reward. An invalid block is dropped and its reserved funds are released.</w:t>
+        <w:t>It checks the block. The librarian's signature must be valid, the transaction must hash to the block's tx_id, and the amount must match token_reward. A bad block is dropped and its reserved funds are released.</w:t>
       </w:r>
     </w:p>
     <w:p>
@@ -1135,7 +1129,7 @@
         <w:rPr>
           <w:i w:val="0"/>
         </w:rPr>
-        <w:t>Places the block in the chain: it sets index = chain length, previous_hash = hash of the last block, and records the difficulty and the miner's name.</w:t>
+        <w:t>It puts the block in its place. It sets the index to the chain length and previous_hash to the hash of the last block. It also saves the difficulty and the miner's name.</w:t>
       </w:r>
     </w:p>
     <w:p>
@@ -1146,7 +1140,7 @@
         <w:rPr>
           <w:i w:val="0"/>
         </w:rPr>
-        <w:t>Does proof of work: starting from nonce 0, it hashes the block and adds 1 to the nonce until the SHA-256 hash starts with the required number of zeros.</w:t>
+        <w:t>It does the proof of work. It starts at nonce 0 and adds 1 each time, hashing the block again, until the SHA-256 hash starts with enough zeros.</w:t>
       </w:r>
     </w:p>
     <w:p>
@@ -1157,7 +1151,7 @@
         <w:rPr>
           <w:i w:val="0"/>
         </w:rPr>
-        <w:t>Appends the block to the chain and confirms its transaction in the ledger. If the ledger rejects the transaction, the block is removed again, so the chain and the ledger never disagree.</w:t>
+        <w:t>It adds the block to the chain and confirms the transaction in the ledger. If the ledger refuses the transaction, the block is taken off again, so the chain and the ledger always agree.</w:t>
       </w:r>
     </w:p>
     <w:p>
@@ -1168,7 +1162,7 @@
         <w:rPr>
           <w:i w:val="0"/>
         </w:rPr>
-        <w:t>Saves the chain, the ledger and the pool, and prints the UTXO set (UTXO model) or the updated accounts (account model).</w:t>
+        <w:t>It saves the chain, the ledger and the pool. It prints the UTXO set (UTXO model) or the updated accounts (account model).</w:t>
       </w:r>
     </w:p>
     <w:p>
@@ -1176,7 +1170,7 @@
         <w:rPr>
           <w:i w:val="0"/>
         </w:rPr>
-        <w:t>After the pool has been mined, the miner is paid with a new coinbase transaction: 50 coins for each confirmed block plus the fees of the transactions inside them.</w:t>
+        <w:t>After the pool is mined, the miner is paid with a new coinbase transaction. It pays 50 coins for each confirmed block plus the fees of the transactions in those blocks.</w:t>
       </w:r>
     </w:p>
     <w:p>
@@ -1184,7 +1178,7 @@
         <w:rPr>
           <w:i w:val="0"/>
         </w:rPr>
-        <w:t>When the program starts again, the pending transactions are checked again under the model chosen for the new session. This is similar to a node rebuilding its memory pool. Anything that is no longer valid is dropped with a warning.</w:t>
+        <w:t>When the program starts again, the pending transactions are checked again under the model chosen for that session. Any that are no longer valid are dropped and a warning is shown.</w:t>
       </w:r>
     </w:p>
     <w:p>
@@ -1200,7 +1194,7 @@
         <w:rPr>
           <w:i w:val="0"/>
         </w:rPr>
-        <w:t>Both models work with the same Transaction struct. Its body holds the type, sender, recipient, amount, fee, nonce, timestamp and a short memo, and the transaction ID is the SHA-256 hash of the body. Amounts are stored as whole numbers of hundredths of a coin (the same idea as satoshis), so fees and pool shares can be divided exactly, without floating-point rounding errors.</w:t>
+        <w:t>Both models use the same transaction struct. It holds the type, sender, receiver, amount, fee, nonce, time and a short note. The transaction ID is the SHA-256 hash of these fields. Amounts are stored as whole numbers of hundredths of a coin. This way fees and pool shares add up exactly, with no rounding errors from decimal numbers.</w:t>
       </w:r>
     </w:p>
     <w:p>
@@ -1208,7 +1202,7 @@
         <w:rPr>
           <w:i w:val="0"/>
         </w:rPr>
-        <w:t>Every confirmed transaction is appended, in order, to a log in ledger.c, which is saved as ledger.dat. At startup the log is replayed into the chosen model. Because both models are built from the same log, switching between them does not change any balance; only the way the balances are stored and checked changes. Figures 8 and 13 show the same balances under each model.</w:t>
+        <w:t>Every confirmed transaction is added, in order, to a list in ledger.c, which is saved as ledger.dat. When the program starts, this list is replayed into the chosen model. Both models are built from the same list, so switching between them does not change any balance. Only the way balances are stored and checked is different. Figures 8 and 13 show the same balances under each model.</w:t>
       </w:r>
     </w:p>
     <w:p>
@@ -1224,7 +1218,7 @@
         <w:rPr>
           <w:i w:val="0"/>
         </w:rPr>
-        <w:t>The UTXO set is a dynamic array of Utxo structs, each with txid, vout, owner, amount and two status fields. A balance is not stored anywhere: it is the sum of the outputs a member owns.</w:t>
+        <w:t>The UTXO set is a dynamic array. Each item has a txid, a vout, an owner, an amount and two status fields. A balance is not stored anywhere. It is the total of the outputs a member owns.</w:t>
       </w:r>
     </w:p>
     <w:p>
@@ -1233,7 +1227,7 @@
         <w:ind w:left="432" w:hanging="288"/>
       </w:pPr>
       <w:r>
-        <w:t xml:space="preserve">•  </w:t>
+        <w:t xml:space="preserve">- </w:t>
       </w:r>
       <w:r>
         <w:rPr>
@@ -1245,7 +1239,7 @@
         <w:rPr>
           <w:i w:val="0"/>
         </w:rPr>
-        <w:t>a transaction spends whole earlier outputs as inputs. The program chooses the sender's oldest free outputs until they cover amount + fee. Output 0 pays the recipient.</w:t>
+        <w:t>a transaction spends whole old outputs as its inputs. The program picks the sender's oldest free outputs until they cover the amount plus the fee. Output 0 pays the receiver.</w:t>
       </w:r>
     </w:p>
     <w:p>
@@ -1254,7 +1248,7 @@
         <w:ind w:left="432" w:hanging="288"/>
       </w:pPr>
       <w:r>
-        <w:t xml:space="preserve">•  </w:t>
+        <w:t xml:space="preserve">- </w:t>
       </w:r>
       <w:r>
         <w:rPr>
@@ -1266,7 +1260,7 @@
         <w:rPr>
           <w:i w:val="0"/>
         </w:rPr>
-        <w:t>the fee is not an output. It is the difference between the inputs and the outputs, and it goes to the miner in the coinbase transaction. Every reward and transfer has a fixed 1-coin fee.</w:t>
+        <w:t>the fee is not an output. It is the inputs minus the outputs. The miner gets it in the coinbase transaction. Every reward and transfer has a fixed fee of 1 coin.</w:t>
       </w:r>
     </w:p>
     <w:p>
@@ -1275,7 +1269,7 @@
         <w:ind w:left="432" w:hanging="288"/>
       </w:pPr>
       <w:r>
-        <w:t xml:space="preserve">•  </w:t>
+        <w:t xml:space="preserve">- </w:t>
       </w:r>
       <w:r>
         <w:rPr>
@@ -1287,7 +1281,7 @@
         <w:rPr>
           <w:i w:val="0"/>
         </w:rPr>
-        <w:t>if the inputs are worth more than amount + fee, output 1 sends the excess back to the sender as change. For example, John spends his 9-coin output to send 3 coins: 3 go to the recipient, 5 come back as change and 1 is the fee (Figure 10).</w:t>
+        <w:t>if the inputs are worth more than the amount plus the fee, output 1 sends the extra back to the sender. Example: John spends his 9-coin output to send 3 coins. 3 go to the receiver, 5 come back to John as change, and 1 is the fee (Figure 10).</w:t>
       </w:r>
     </w:p>
     <w:p>
@@ -1296,19 +1290,19 @@
         <w:ind w:left="432" w:hanging="288"/>
       </w:pPr>
       <w:r>
-        <w:t xml:space="preserve">•  </w:t>
+        <w:t xml:space="preserve">- </w:t>
       </w:r>
       <w:r>
         <w:rPr>
           <w:b/>
         </w:rPr>
-        <w:t xml:space="preserve">Insufficient inputs: </w:t>
+        <w:t xml:space="preserve">Not enough inputs: </w:t>
       </w:r>
       <w:r>
         <w:rPr>
           <w:i w:val="0"/>
         </w:rPr>
-        <w:t>if the sender's free outputs cannot cover amount + fee, the transaction is rejected.</w:t>
+        <w:t>if the sender's free outputs cannot cover the amount plus the fee, the transaction is rejected.</w:t>
       </w:r>
     </w:p>
     <w:p>
@@ -1317,19 +1311,19 @@
         <w:ind w:left="432" w:hanging="288"/>
       </w:pPr>
       <w:r>
-        <w:t xml:space="preserve">•  </w:t>
+        <w:t xml:space="preserve">- </w:t>
       </w:r>
       <w:r>
         <w:rPr>
           <w:b/>
         </w:rPr>
-        <w:t xml:space="preserve">Double-spend prevention: </w:t>
+        <w:t xml:space="preserve">Double spending: </w:t>
       </w:r>
       <w:r>
         <w:rPr>
           <w:i w:val="0"/>
         </w:rPr>
-        <w:t>when a transaction enters the pending pool, its inputs are marked reserved_by = txid, so no other pending transaction can use them. When the transaction is confirmed, its inputs are removed from the set. A transaction that names an input that is missing (already spent), reserved by another transaction, owned by someone else or listed twice is rejected (Figure 12).</w:t>
+        <w:t>when a transaction enters the pending pool, its inputs are marked with its ID (reserved_by), so no other pending transaction can use them. When the transaction is confirmed, the inputs are removed from the set. A transaction is rejected if an input is missing (already spent), is reserved by another transaction, belongs to someone else, or is listed twice (Figure 12).</w:t>
       </w:r>
     </w:p>
     <w:p>
@@ -1338,19 +1332,19 @@
         <w:ind w:left="432" w:hanging="288"/>
       </w:pPr>
       <w:r>
-        <w:t xml:space="preserve">•  </w:t>
+        <w:t xml:space="preserve">- </w:t>
       </w:r>
       <w:r>
         <w:rPr>
           <w:b/>
         </w:rPr>
-        <w:t xml:space="preserve">Validation at confirmation: </w:t>
+        <w:t xml:space="preserve">Check at confirmation: </w:t>
       </w:r>
       <w:r>
         <w:rPr>
           <w:i w:val="0"/>
         </w:rPr>
-        <w:t>all inputs are checked again, and they must all be confirmed. The set is only changed after every check has passed.</w:t>
+        <w:t>all inputs are checked again and they must all be confirmed. The set is changed only after every check passes.</w:t>
       </w:r>
     </w:p>
     <w:p>
@@ -1359,7 +1353,7 @@
         <w:ind w:left="432" w:hanging="288"/>
       </w:pPr>
       <w:r>
-        <w:t xml:space="preserve">•  </w:t>
+        <w:t xml:space="preserve">- </w:t>
       </w:r>
       <w:r>
         <w:rPr>
@@ -1371,7 +1365,7 @@
         <w:rPr>
           <w:i w:val="0"/>
         </w:rPr>
-        <w:t>the full UTXO set, with each output's owner and status, is printed after every confirmed block.</w:t>
+        <w:t>the full UTXO set, with the owner and status of each output, is printed after every confirmed block.</w:t>
       </w:r>
     </w:p>
     <w:p>
@@ -1379,7 +1373,7 @@
         <w:rPr>
           <w:i w:val="0"/>
         </w:rPr>
-        <w:t>A design detail I had to add: the library treasury starts as a single 10,000-coin output. After the first return, that output was locked by the pending reward, so a second return was rejected until the first one had been mined. Real Bitcoin nodes let a sender spend the change of their own unconfirmed transaction, so I did the same. When a transaction is admitted, its change output is added to the set as "unconfirmed change" that only the sender may spend. Payments to other people only appear after mining, so a member still cannot spend a reward before it is confirmed. Figure 7 shows the chain of LIBRARY change outputs being confirmed one after another.</w:t>
+        <w:t>One problem I had to fix: the library starts with one single 10,000-coin output. After the first return, that output was locked by the pending reward, so a second return was refused until the first one was mined. Bitcoin lets a sender spend the change from its own unconfirmed transaction, so I did the same. When a transaction is accepted, its change is added to the set as "unconfirmed change" that only the sender can spend. Payments to other people appear only after mining, so a member still cannot spend a reward before it is confirmed. Figure 7 shows the library's change outputs being confirmed one after another.</w:t>
       </w:r>
     </w:p>
     <w:p>
@@ -1395,7 +1389,7 @@
         <w:rPr>
           <w:i w:val="0"/>
         </w:rPr>
-        <w:t>Each ledger ID (the registry member IDs, LIBRARY and the miner accounts) has an Account struct with balance, nonce, reserved, pending_count and a pointer to its history list. Every member from members.txt is created with balance 0 at startup.</w:t>
+        <w:t>Each ledger ID (the member IDs, LIBRARY and the miner accounts) has an account with a balance, a nonce, a reserved amount, a pending count and a pointer to its history list. Every member from members.txt is created with a balance of 0 when the program starts.</w:t>
       </w:r>
     </w:p>
     <w:p>
@@ -1404,7 +1398,7 @@
         <w:ind w:left="432" w:hanging="288"/>
       </w:pPr>
       <w:r>
-        <w:t xml:space="preserve">•  </w:t>
+        <w:t xml:space="preserve">- </w:t>
       </w:r>
       <w:r>
         <w:rPr>
@@ -1416,7 +1410,7 @@
         <w:rPr>
           <w:i w:val="0"/>
         </w:rPr>
-        <w:t>confirming a transaction debits the sender amount + fee, credits the recipient the amount and increments the sender's nonce. The fee goes to the miner's coinbase.</w:t>
+        <w:t>confirming a transaction takes the amount plus the fee from the sender, gives the amount to the receiver, and adds 1 to the sender's nonce. The fee goes to the miner.</w:t>
       </w:r>
     </w:p>
     <w:p>
@@ -1425,7 +1419,7 @@
         <w:ind w:left="432" w:hanging="288"/>
       </w:pPr>
       <w:r>
-        <w:t xml:space="preserve">•  </w:t>
+        <w:t xml:space="preserve">- </w:t>
       </w:r>
       <w:r>
         <w:rPr>
@@ -1437,7 +1431,7 @@
         <w:rPr>
           <w:i w:val="0"/>
         </w:rPr>
-        <w:t>the nonce counts the sender's outgoing transactions. A new transaction must use exactly the next nonce (confirmed nonce + transactions already waiting in the pool). A nonce that was already used is rejected as a replay, and a nonce that skips ahead is rejected because it would leave a gap (Figure 14). For manual transfers the user types the nonce, so the rejection can be demonstrated. For reward transactions the program uses LIBRARY's next nonce automatically.</w:t>
+        <w:t>the nonce counts the sender's outgoing transactions. A new transaction must use exactly the next nonce (the confirmed nonce plus the transactions already waiting in the pool). A nonce that was already used is rejected as a replay. A nonce that skips ahead is rejected because it leaves a gap (Figure 14). For manual transfers the user types the nonce, so I can show the rejection. For reward transactions the program uses the next LIBRARY nonce by itself.</w:t>
       </w:r>
     </w:p>
     <w:p>
@@ -1446,19 +1440,19 @@
         <w:ind w:left="432" w:hanging="288"/>
       </w:pPr>
       <w:r>
-        <w:t xml:space="preserve">•  </w:t>
+        <w:t xml:space="preserve">- </w:t>
       </w:r>
       <w:r>
         <w:rPr>
           <w:b/>
         </w:rPr>
-        <w:t xml:space="preserve">Insufficient balance: </w:t>
+        <w:t xml:space="preserve">Not enough balance: </w:t>
       </w:r>
       <w:r>
         <w:rPr>
           <w:i w:val="0"/>
         </w:rPr>
-        <w:t>a transfer is rejected if balance - reserved is less than amount + fee. "Reserved" is the cost of the sender's transactions still waiting in the pool, so the same coins cannot be promised twice.</w:t>
+        <w:t>a transfer is rejected if the balance minus the reserved amount is less than the amount plus the fee. The reserved amount is the cost of the sender's transactions that are still in the pool. This stops the same coins from being promised twice.</w:t>
       </w:r>
     </w:p>
     <w:p>
@@ -1467,7 +1461,7 @@
         <w:ind w:left="432" w:hanging="288"/>
       </w:pPr>
       <w:r>
-        <w:t xml:space="preserve">•  </w:t>
+        <w:t xml:space="preserve">- </w:t>
       </w:r>
       <w:r>
         <w:rPr>
@@ -1479,7 +1473,7 @@
         <w:rPr>
           <w:i w:val="0"/>
         </w:rPr>
-        <w:t>every account has a singly linked list of TxHistoryNode structs (head and tail pointers, so adding to the end is O(1)). Each node records the transaction ID, sender, recipient, amount, fee, nonce and time. Menu option 12 walks the list and prints the full history of any account (Figure 16). The nodes are allocated before anything is changed, so if malloc fails no half-finished transaction is left behind, and all lists are freed when the program exits.</w:t>
+        <w:t>each account has a linked list of TxHistoryNode items, with head and tail pointers so adding at the end is fast. Each node keeps the transaction ID, sender, receiver, amount, fee, nonce and time. Menu option 12 walks the list and prints the full history of any account (Figure 16). The nodes are created before anything is changed, so if malloc fails nothing is left half done. All lists are freed when the program exits.</w:t>
       </w:r>
     </w:p>
     <w:p>
@@ -1495,7 +1489,7 @@
         <w:rPr>
           <w:i w:val="0"/>
         </w:rPr>
-        <w:t>The model is chosen with the --model utxo|account command line option. If the option is left out, a menu asks at startup. The choice applies to every transaction in the session. Inside ledger.c, every operation (admit, release, confirm, balance) is sent to utxo.c or account.c depending on the chosen model, so the rest of the program does not need to know which model is in use.</w:t>
+        <w:t>The model is chosen with the option --model utxo or --model account. If the option is not given, a menu asks at startup. The choice is used for every transaction in the session. Inside ledger.c, each action (accept, release, confirm, balance) is sent to utxo.c or account.c, so the rest of the program does not need to know which model is used.</w:t>
       </w:r>
     </w:p>
     <w:p>
@@ -1513,7 +1507,7 @@
       <w:r>
         <w:rPr>
           <w:i/>
-          <w:sz w:val="19"/>
+          <w:sz w:val="20"/>
         </w:rPr>
         <w:t>Table 3: UTXO and account models compared</w:t>
       </w:r>
@@ -1534,14 +1528,13 @@
         <w:tc>
           <w:tcPr>
             <w:tcW w:type="dxa" w:w="2304"/>
-            <w:shd w:val="clear" w:color="auto" w:fill="DCE6F2"/>
           </w:tcPr>
           <w:p>
             <w:r/>
             <w:r>
               <w:rPr>
                 <w:b/>
-                <w:sz w:val="19"/>
+                <w:sz w:val="20"/>
               </w:rPr>
             </w:r>
           </w:p>
@@ -1549,14 +1542,13 @@
         <w:tc>
           <w:tcPr>
             <w:tcW w:type="dxa" w:w="3528"/>
-            <w:shd w:val="clear" w:color="auto" w:fill="DCE6F2"/>
           </w:tcPr>
           <w:p>
             <w:r/>
             <w:r>
               <w:rPr>
                 <w:b/>
-                <w:sz w:val="19"/>
+                <w:sz w:val="20"/>
               </w:rPr>
               <w:t>UTXO model</w:t>
             </w:r>
@@ -1565,14 +1557,13 @@
         <w:tc>
           <w:tcPr>
             <w:tcW w:type="dxa" w:w="3528"/>
-            <w:shd w:val="clear" w:color="auto" w:fill="DCE6F2"/>
           </w:tcPr>
           <w:p>
             <w:r/>
             <w:r>
               <w:rPr>
                 <w:b/>
-                <w:sz w:val="19"/>
+                <w:sz w:val="20"/>
               </w:rPr>
               <w:t>Account model</w:t>
             </w:r>
@@ -1588,9 +1579,9 @@
             <w:r/>
             <w:r>
               <w:rPr>
-                <w:sz w:val="19"/>
+                <w:sz w:val="20"/>
               </w:rPr>
-              <w:t>Where the balance lives</w:t>
+              <w:t>Where the balance is</w:t>
             </w:r>
           </w:p>
         </w:tc>
@@ -1602,9 +1593,9 @@
             <w:r/>
             <w:r>
               <w:rPr>
-                <w:sz w:val="19"/>
+                <w:sz w:val="20"/>
               </w:rPr>
-              <w:t>Not stored: the sum of unspent outputs</w:t>
+              <w:t>Not stored. It is the total of unspent outputs</w:t>
             </w:r>
           </w:p>
         </w:tc>
@@ -1616,7 +1607,7 @@
             <w:r/>
             <w:r>
               <w:rPr>
-                <w:sz w:val="19"/>
+                <w:sz w:val="20"/>
               </w:rPr>
               <w:t>Stored in each account</w:t>
             </w:r>
@@ -1632,7 +1623,7 @@
             <w:r/>
             <w:r>
               <w:rPr>
-                <w:sz w:val="19"/>
+                <w:sz w:val="20"/>
               </w:rPr>
               <w:t>Stopping replays and double spends</w:t>
             </w:r>
@@ -1646,9 +1637,9 @@
             <w:r/>
             <w:r>
               <w:rPr>
-                <w:sz w:val="19"/>
+                <w:sz w:val="20"/>
               </w:rPr>
-              <w:t>Spent outputs no longer exist; pending inputs are locked</w:t>
+              <w:t>Spent outputs are gone. Pending inputs are locked</w:t>
             </w:r>
           </w:p>
         </w:tc>
@@ -1660,9 +1651,9 @@
             <w:r/>
             <w:r>
               <w:rPr>
-                <w:sz w:val="19"/>
+                <w:sz w:val="20"/>
               </w:rPr>
-              <w:t>The nonce must be exactly the next one; a used nonce can never be accepted again</w:t>
+              <w:t>The nonce must be exactly the next one. A used nonce is never accepted again</w:t>
             </w:r>
           </w:p>
         </w:tc>
@@ -1676,7 +1667,7 @@
             <w:r/>
             <w:r>
               <w:rPr>
-                <w:sz w:val="19"/>
+                <w:sz w:val="20"/>
               </w:rPr>
               <w:t>Fee</w:t>
             </w:r>
@@ -1690,7 +1681,7 @@
             <w:r/>
             <w:r>
               <w:rPr>
-                <w:sz w:val="19"/>
+                <w:sz w:val="20"/>
               </w:rPr>
               <w:t>Inputs minus outputs</w:t>
             </w:r>
@@ -1704,9 +1695,9 @@
             <w:r/>
             <w:r>
               <w:rPr>
-                <w:sz w:val="19"/>
+                <w:sz w:val="20"/>
               </w:rPr>
-              <w:t>Explicit field, debited with the amount</w:t>
+              <w:t>A field that is taken from the sender with the amount</w:t>
             </w:r>
           </w:p>
         </w:tc>
@@ -1720,7 +1711,7 @@
             <w:r/>
             <w:r>
               <w:rPr>
-                <w:sz w:val="19"/>
+                <w:sz w:val="20"/>
               </w:rPr>
               <w:t>Change</w:t>
             </w:r>
@@ -1734,9 +1725,9 @@
             <w:r/>
             <w:r>
               <w:rPr>
-                <w:sz w:val="19"/>
+                <w:sz w:val="20"/>
               </w:rPr>
-              <w:t>Extra change output back to the sender</w:t>
+              <w:t>An extra output that goes back to the sender</w:t>
             </w:r>
           </w:p>
         </w:tc>
@@ -1748,9 +1739,9 @@
             <w:r/>
             <w:r>
               <w:rPr>
-                <w:sz w:val="19"/>
+                <w:sz w:val="20"/>
               </w:rPr>
-              <w:t>Not needed: only the balance changes</w:t>
+              <w:t>Not needed. Only the balance changes</w:t>
             </w:r>
           </w:p>
         </w:tc>
@@ -1764,9 +1755,9 @@
             <w:r/>
             <w:r>
               <w:rPr>
-                <w:sz w:val="19"/>
+                <w:sz w:val="20"/>
               </w:rPr>
-              <w:t>Transaction ordering</w:t>
+              <w:t>Order of transactions</w:t>
             </w:r>
           </w:p>
         </w:tc>
@@ -1778,9 +1769,9 @@
             <w:r/>
             <w:r>
               <w:rPr>
-                <w:sz w:val="19"/>
+                <w:sz w:val="20"/>
               </w:rPr>
-              <w:t>Only through which outputs are spent</w:t>
+              <w:t>Only decided by which outputs are spent</w:t>
             </w:r>
           </w:p>
         </w:tc>
@@ -1792,9 +1783,9 @@
             <w:r/>
             <w:r>
               <w:rPr>
-                <w:sz w:val="19"/>
+                <w:sz w:val="20"/>
               </w:rPr>
-              <w:t>Strict per-sender order by nonce</w:t>
+              <w:t>Strict order for each sender, by nonce</w:t>
             </w:r>
           </w:p>
         </w:tc>
@@ -1808,7 +1799,7 @@
             <w:r/>
             <w:r>
               <w:rPr>
-                <w:sz w:val="19"/>
+                <w:sz w:val="20"/>
               </w:rPr>
               <w:t>History</w:t>
             </w:r>
@@ -1822,9 +1813,9 @@
             <w:r/>
             <w:r>
               <w:rPr>
-                <w:sz w:val="19"/>
+                <w:sz w:val="20"/>
               </w:rPr>
-              <w:t>Rebuilt from the confirmed log</w:t>
+              <w:t>Built from the confirmed list</w:t>
             </w:r>
           </w:p>
         </w:tc>
@@ -1836,9 +1827,9 @@
             <w:r/>
             <w:r>
               <w:rPr>
-                <w:sz w:val="19"/>
+                <w:sz w:val="20"/>
               </w:rPr>
-              <w:t>Linked list kept per account</w:t>
+              <w:t>A linked list for each account</w:t>
             </w:r>
           </w:p>
         </w:tc>
@@ -1852,9 +1843,9 @@
             <w:r/>
             <w:r>
               <w:rPr>
-                <w:sz w:val="19"/>
+                <w:sz w:val="20"/>
               </w:rPr>
-              <w:t>Strengths</w:t>
+              <w:t>Good points</w:t>
             </w:r>
           </w:p>
         </w:tc>
@@ -1866,9 +1857,9 @@
             <w:r/>
             <w:r>
               <w:rPr>
-                <w:sz w:val="19"/>
+                <w:sz w:val="20"/>
               </w:rPr>
-              <w:t>Independent outputs can be checked in parallel; better privacy; easy to audit</w:t>
+              <w:t>Outputs are independent, so they can be checked at the same time. Easy to audit</w:t>
             </w:r>
           </w:p>
         </w:tc>
@@ -1880,9 +1871,9 @@
             <w:r/>
             <w:r>
               <w:rPr>
-                <w:sz w:val="19"/>
+                <w:sz w:val="20"/>
               </w:rPr>
-              <w:t>Simple to understand; small state; easy to show balances</w:t>
+              <w:t>Simple to understand. Small state. Easy to show balances</w:t>
             </w:r>
           </w:p>
         </w:tc>
@@ -1896,9 +1887,9 @@
             <w:r/>
             <w:r>
               <w:rPr>
-                <w:sz w:val="19"/>
+                <w:sz w:val="20"/>
               </w:rPr>
-              <w:t>Weaknesses</w:t>
+              <w:t>Bad points</w:t>
             </w:r>
           </w:p>
         </w:tc>
@@ -1910,9 +1901,9 @@
             <w:r/>
             <w:r>
               <w:rPr>
-                <w:sz w:val="19"/>
+                <w:sz w:val="20"/>
               </w:rPr>
-              <w:t>Coin selection, many small outputs, change handling</w:t>
+              <w:t>Choosing coins, many small outputs, handling change</w:t>
             </w:r>
           </w:p>
         </w:tc>
@@ -1924,9 +1915,9 @@
             <w:r/>
             <w:r>
               <w:rPr>
-                <w:sz w:val="19"/>
+                <w:sz w:val="20"/>
               </w:rPr>
-              <w:t>Every transaction depends on the sender's current state; the nonce must be managed</w:t>
+              <w:t>Each transaction depends on the sender's current state. The nonce must be managed</w:t>
             </w:r>
           </w:p>
         </w:tc>
@@ -1938,7 +1929,7 @@
         <w:rPr>
           <w:i w:val="0"/>
         </w:rPr>
-        <w:t>In my tests both models accepted and rejected the same transactions for the same reasons, but their error messages show the different mechanisms. A replayed transfer is reported as "input already spent" by the UTXO model and as "nonce already used" by the account model (Figures 12 and 15).</w:t>
+        <w:t>In my tests, both models accepted and rejected the same transactions. The error messages show the different ideas. A replayed transfer is rejected as "input already spent" by the UTXO model and as "nonce already used" by the account model (Figures 12 and 15).</w:t>
       </w:r>
     </w:p>
     <w:p>
@@ -1946,7 +1937,7 @@
         <w:pStyle w:val="Heading1"/>
       </w:pPr>
       <w:r>
-        <w:t>6. Mining Simulation Methodology</w:t>
+        <w:t>6. Mining Simulation Method</w:t>
       </w:r>
     </w:p>
     <w:p>
@@ -1962,7 +1953,7 @@
         <w:rPr>
           <w:i w:val="0"/>
         </w:rPr>
-        <w:t>The block hash is SHA-256 over a header made of the index, previous_hash, the hash of the signed content (which includes token_reward and tx_id), the difficulty, mined_by, the signature bytes and finally the nonce. A block is valid when the hexadecimal hash starts with `difficulty` zeros. The difficulty can be 1 to 4 and defaults to 2. It is set with --difficulty or with menu option 8, and any other value is rejected.</w:t>
+        <w:t>The block hash is SHA-256 of a header made from the index, previous_hash, the hash of the signed content (which includes token_reward and tx_id), the difficulty, mined_by, the signature bytes and last of all the nonce. A block is valid when its hash, written in hexadecimal, starts with as many zeros as the difficulty. The difficulty can be 1 to 4 and the default is 2. It is set with --difficulty or with menu option 8. Any other number is rejected.</w:t>
       </w:r>
     </w:p>
     <w:p>
@@ -1970,7 +1961,7 @@
         <w:rPr>
           <w:i w:val="0"/>
         </w:rPr>
-        <w:t>Only the nonce changes between attempts, so the miner feeds the fixed part of the header to SHA-256 once and then, for each attempt, copies that saved state and hashes only the nonce digits (the same "midstate" idea Bitcoin miners use). The result is exactly the same as hashing the whole header. The leading-zero test is also done on the raw digest, without converting it to hex. Each hexadecimal digit is 4 bits, so the chance that a hash meets difficulty d is 1/16^d, and the expected number of attempts is 16^d. I measured this with the benchmark (menu option 9), which mines 20 sample blocks at each difficulty:</w:t>
+        <w:t>Only the nonce changes between attempts. So the miner hashes the fixed part of the header once and keeps a copy of that state. For each attempt it copies the state and hashes only the nonce digits. The result is the same as hashing the whole header, but it is faster. Each hexadecimal digit is 4 bits, so the chance that a hash meets difficulty d is 1 in 16^d. The expected number of attempts is 16^d. I checked this with the benchmark (menu option 9). It mines 20 sample blocks at each difficulty:</w:t>
       </w:r>
     </w:p>
     <w:p>
@@ -1980,9 +1971,9 @@
       <w:r>
         <w:rPr>
           <w:i/>
-          <w:sz w:val="19"/>
+          <w:sz w:val="20"/>
         </w:rPr>
-        <w:t>Table 4: Difficulty benchmark (20 blocks per level)</w:t>
+        <w:t>Table 4: Difficulty benchmark (20 blocks for each level)</w:t>
       </w:r>
     </w:p>
     <w:tbl>
@@ -2005,14 +1996,13 @@
         <w:tc>
           <w:tcPr>
             <w:tcW w:type="dxa" w:w="1337"/>
-            <w:shd w:val="clear" w:color="auto" w:fill="DCE6F2"/>
           </w:tcPr>
           <w:p>
             <w:r/>
             <w:r>
               <w:rPr>
                 <w:b/>
-                <w:sz w:val="19"/>
+                <w:sz w:val="20"/>
               </w:rPr>
               <w:t>Difficulty</w:t>
             </w:r>
@@ -2021,14 +2011,13 @@
         <w:tc>
           <w:tcPr>
             <w:tcW w:type="dxa" w:w="1337"/>
-            <w:shd w:val="clear" w:color="auto" w:fill="DCE6F2"/>
           </w:tcPr>
           <w:p>
             <w:r/>
             <w:r>
               <w:rPr>
                 <w:b/>
-                <w:sz w:val="19"/>
+                <w:sz w:val="20"/>
               </w:rPr>
               <w:t>Target</w:t>
             </w:r>
@@ -2037,14 +2026,13 @@
         <w:tc>
           <w:tcPr>
             <w:tcW w:type="dxa" w:w="1337"/>
-            <w:shd w:val="clear" w:color="auto" w:fill="DCE6F2"/>
           </w:tcPr>
           <w:p>
             <w:r/>
             <w:r>
               <w:rPr>
                 <w:b/>
-                <w:sz w:val="19"/>
+                <w:sz w:val="20"/>
               </w:rPr>
               <w:t>Expected attempts</w:t>
             </w:r>
@@ -2053,14 +2041,13 @@
         <w:tc>
           <w:tcPr>
             <w:tcW w:type="dxa" w:w="1337"/>
-            <w:shd w:val="clear" w:color="auto" w:fill="DCE6F2"/>
           </w:tcPr>
           <w:p>
             <w:r/>
             <w:r>
               <w:rPr>
                 <w:b/>
-                <w:sz w:val="19"/>
+                <w:sz w:val="20"/>
               </w:rPr>
               <w:t>Average measured</w:t>
             </w:r>
@@ -2069,14 +2056,13 @@
         <w:tc>
           <w:tcPr>
             <w:tcW w:type="dxa" w:w="1337"/>
-            <w:shd w:val="clear" w:color="auto" w:fill="DCE6F2"/>
           </w:tcPr>
           <w:p>
             <w:r/>
             <w:r>
               <w:rPr>
                 <w:b/>
-                <w:sz w:val="19"/>
+                <w:sz w:val="20"/>
               </w:rPr>
               <w:t>Min</w:t>
             </w:r>
@@ -2085,14 +2071,13 @@
         <w:tc>
           <w:tcPr>
             <w:tcW w:type="dxa" w:w="1337"/>
-            <w:shd w:val="clear" w:color="auto" w:fill="DCE6F2"/>
           </w:tcPr>
           <w:p>
             <w:r/>
             <w:r>
               <w:rPr>
                 <w:b/>
-                <w:sz w:val="19"/>
+                <w:sz w:val="20"/>
               </w:rPr>
               <w:t>Max</w:t>
             </w:r>
@@ -2101,16 +2086,15 @@
         <w:tc>
           <w:tcPr>
             <w:tcW w:type="dxa" w:w="1337"/>
-            <w:shd w:val="clear" w:color="auto" w:fill="DCE6F2"/>
           </w:tcPr>
           <w:p>
             <w:r/>
             <w:r>
               <w:rPr>
                 <w:b/>
-                <w:sz w:val="19"/>
+                <w:sz w:val="20"/>
               </w:rPr>
-              <w:t>Avg time</w:t>
+              <w:t>Average time</w:t>
             </w:r>
           </w:p>
         </w:tc>
@@ -2124,7 +2108,7 @@
             <w:r/>
             <w:r>
               <w:rPr>
-                <w:sz w:val="19"/>
+                <w:sz w:val="20"/>
               </w:rPr>
               <w:t>1</w:t>
             </w:r>
@@ -2138,7 +2122,7 @@
             <w:r/>
             <w:r>
               <w:rPr>
-                <w:sz w:val="19"/>
+                <w:sz w:val="20"/>
               </w:rPr>
               <w:t>0...</w:t>
             </w:r>
@@ -2152,7 +2136,7 @@
             <w:r/>
             <w:r>
               <w:rPr>
-                <w:sz w:val="19"/>
+                <w:sz w:val="20"/>
               </w:rPr>
               <w:t>16</w:t>
             </w:r>
@@ -2166,7 +2150,7 @@
             <w:r/>
             <w:r>
               <w:rPr>
-                <w:sz w:val="19"/>
+                <w:sz w:val="20"/>
               </w:rPr>
               <w:t>15</w:t>
             </w:r>
@@ -2180,7 +2164,7 @@
             <w:r/>
             <w:r>
               <w:rPr>
-                <w:sz w:val="19"/>
+                <w:sz w:val="20"/>
               </w:rPr>
               <w:t>2</w:t>
             </w:r>
@@ -2194,7 +2178,7 @@
             <w:r/>
             <w:r>
               <w:rPr>
-                <w:sz w:val="19"/>
+                <w:sz w:val="20"/>
               </w:rPr>
               <w:t>68</w:t>
             </w:r>
@@ -2208,7 +2192,7 @@
             <w:r/>
             <w:r>
               <w:rPr>
-                <w:sz w:val="19"/>
+                <w:sz w:val="20"/>
               </w:rPr>
               <w:t>0.02 ms</w:t>
             </w:r>
@@ -2224,7 +2208,7 @@
             <w:r/>
             <w:r>
               <w:rPr>
-                <w:sz w:val="19"/>
+                <w:sz w:val="20"/>
               </w:rPr>
               <w:t>2</w:t>
             </w:r>
@@ -2238,7 +2222,7 @@
             <w:r/>
             <w:r>
               <w:rPr>
-                <w:sz w:val="19"/>
+                <w:sz w:val="20"/>
               </w:rPr>
               <w:t>00...</w:t>
             </w:r>
@@ -2252,7 +2236,7 @@
             <w:r/>
             <w:r>
               <w:rPr>
-                <w:sz w:val="19"/>
+                <w:sz w:val="20"/>
               </w:rPr>
               <w:t>256</w:t>
             </w:r>
@@ -2266,7 +2250,7 @@
             <w:r/>
             <w:r>
               <w:rPr>
-                <w:sz w:val="19"/>
+                <w:sz w:val="20"/>
               </w:rPr>
               <w:t>250</w:t>
             </w:r>
@@ -2280,7 +2264,7 @@
             <w:r/>
             <w:r>
               <w:rPr>
-                <w:sz w:val="19"/>
+                <w:sz w:val="20"/>
               </w:rPr>
               <w:t>9</w:t>
             </w:r>
@@ -2294,7 +2278,7 @@
             <w:r/>
             <w:r>
               <w:rPr>
-                <w:sz w:val="19"/>
+                <w:sz w:val="20"/>
               </w:rPr>
               <w:t>701</w:t>
             </w:r>
@@ -2308,7 +2292,7 @@
             <w:r/>
             <w:r>
               <w:rPr>
-                <w:sz w:val="19"/>
+                <w:sz w:val="20"/>
               </w:rPr>
               <w:t>0.16 ms</w:t>
             </w:r>
@@ -2324,7 +2308,7 @@
             <w:r/>
             <w:r>
               <w:rPr>
-                <w:sz w:val="19"/>
+                <w:sz w:val="20"/>
               </w:rPr>
               <w:t>3</w:t>
             </w:r>
@@ -2338,7 +2322,7 @@
             <w:r/>
             <w:r>
               <w:rPr>
-                <w:sz w:val="19"/>
+                <w:sz w:val="20"/>
               </w:rPr>
               <w:t>000...</w:t>
             </w:r>
@@ -2352,7 +2336,7 @@
             <w:r/>
             <w:r>
               <w:rPr>
-                <w:sz w:val="19"/>
+                <w:sz w:val="20"/>
               </w:rPr>
               <w:t>4,096</w:t>
             </w:r>
@@ -2366,7 +2350,7 @@
             <w:r/>
             <w:r>
               <w:rPr>
-                <w:sz w:val="19"/>
+                <w:sz w:val="20"/>
               </w:rPr>
               <w:t>4,497</w:t>
             </w:r>
@@ -2380,7 +2364,7 @@
             <w:r/>
             <w:r>
               <w:rPr>
-                <w:sz w:val="19"/>
+                <w:sz w:val="20"/>
               </w:rPr>
               <w:t>116</w:t>
             </w:r>
@@ -2394,7 +2378,7 @@
             <w:r/>
             <w:r>
               <w:rPr>
-                <w:sz w:val="19"/>
+                <w:sz w:val="20"/>
               </w:rPr>
               <w:t>15,265</w:t>
             </w:r>
@@ -2408,7 +2392,7 @@
             <w:r/>
             <w:r>
               <w:rPr>
-                <w:sz w:val="19"/>
+                <w:sz w:val="20"/>
               </w:rPr>
               <w:t>1.97 ms</w:t>
             </w:r>
@@ -2424,7 +2408,7 @@
             <w:r/>
             <w:r>
               <w:rPr>
-                <w:sz w:val="19"/>
+                <w:sz w:val="20"/>
               </w:rPr>
               <w:t>4</w:t>
             </w:r>
@@ -2438,7 +2422,7 @@
             <w:r/>
             <w:r>
               <w:rPr>
-                <w:sz w:val="19"/>
+                <w:sz w:val="20"/>
               </w:rPr>
               <w:t>0000...</w:t>
             </w:r>
@@ -2452,7 +2436,7 @@
             <w:r/>
             <w:r>
               <w:rPr>
-                <w:sz w:val="19"/>
+                <w:sz w:val="20"/>
               </w:rPr>
               <w:t>65,536</w:t>
             </w:r>
@@ -2466,7 +2450,7 @@
             <w:r/>
             <w:r>
               <w:rPr>
-                <w:sz w:val="19"/>
+                <w:sz w:val="20"/>
               </w:rPr>
               <w:t>79,979</w:t>
             </w:r>
@@ -2480,7 +2464,7 @@
             <w:r/>
             <w:r>
               <w:rPr>
-                <w:sz w:val="19"/>
+                <w:sz w:val="20"/>
               </w:rPr>
               <w:t>415</w:t>
             </w:r>
@@ -2494,7 +2478,7 @@
             <w:r/>
             <w:r>
               <w:rPr>
-                <w:sz w:val="19"/>
+                <w:sz w:val="20"/>
               </w:rPr>
               <w:t>491,440</w:t>
             </w:r>
@@ -2508,7 +2492,7 @@
             <w:r/>
             <w:r>
               <w:rPr>
-                <w:sz w:val="19"/>
+                <w:sz w:val="20"/>
               </w:rPr>
               <w:t>24.1 ms</w:t>
             </w:r>
@@ -2522,7 +2506,7 @@
         <w:rPr>
           <w:i w:val="0"/>
         </w:rPr>
-        <w:t>Each extra zero multiplies the expected work by 16. Single blocks vary a lot (min and max), because finding a valid hash is random. In one of my cloud runs a difficulty 2 block needed 1,606 attempts instead of about 256, which shows the same randomness (Figure 24).</w:t>
+        <w:t>Each extra zero makes the work 16 times bigger. A single block can take much more or much less than the average, because finding a good hash is random. In one cloud run, a difficulty 2 block needed 1,606 attempts instead of about 256 (Figure 24).</w:t>
       </w:r>
     </w:p>
     <w:p>
@@ -2538,7 +2522,7 @@
         <w:rPr>
           <w:i w:val="0"/>
         </w:rPr>
-        <w:t>The logged-in user mines every pending block alone. For each block the program shows the nonce, the number of hash attempts, the time and the hash. At the end it shows the total and average attempts compared with the expected 16^d. The miner keeps the full reward: 50 coins per block plus all transaction fees, paid by a coinbase transaction to MINER_&lt;username&gt;.</w:t>
+        <w:t>The logged-in user mines every pending block alone. For each block the program shows the nonce, the number of hash attempts, the time and the hash. At the end it shows the total and the average number of attempts next to the expected 16^d. The miner keeps the full reward: 50 coins for each block plus all the transaction fees. It is paid with a coinbase transaction to MINER_username.</w:t>
       </w:r>
     </w:p>
     <w:p>
@@ -2546,7 +2530,7 @@
         <w:pStyle w:val="Heading2"/>
       </w:pPr>
       <w:r>
-        <w:t>6.3 Pool mining and the contribution metric</w:t>
+        <w:t>6.3 Pool mining</w:t>
       </w:r>
     </w:p>
     <w:p>
@@ -2554,7 +2538,7 @@
         <w:rPr>
           <w:i w:val="0"/>
         </w:rPr>
-        <w:t>The user chooses 2 to 8 miners. Each one gets a random hash rate between 100 and 500 attempts per round (it can be reproduced with --seed). The miners work at the same time on separate nonces: miner k of n tries k, k+n, k+2n, and so on, so no hash is computed twice. In each round, miner k makes hash_rate attempts spread evenly through the round. The program processes all miners' attempts in time order and stops everyone at the first valid hash. As a result, each miner's number of attempts is proportional to its hash rate, which is how real pools measure work (with "shares").</w:t>
+        <w:t>The user picks 2 to 8 miners. Each miner gets a random hash rate from 100 to 500 attempts per round (the option --seed makes this repeatable). The miners work at the same time on different nonces. Miner k out of n tries k, k+n, k+2n and so on, so no hash is computed twice. In one round, each miner makes as many attempts as its hash rate, spread evenly over the round. The program handles all the attempts in time order and stops everyone at the first valid hash. So each miner's number of attempts follows its hash rate.</w:t>
       </w:r>
     </w:p>
     <w:p>
@@ -2562,7 +2546,7 @@
         <w:rPr>
           <w:i w:val="0"/>
         </w:rPr>
-        <w:t>My first version ran each miner's slice one after another and stopped a miner when it found its own valid hash. With difficulty 2 several miners found one in the same round, so the attempt counts no longer followed the hash rates (the fastest miner got under 10%). Processing the attempts in time order fixed this.</w:t>
+        <w:t>My first version ran each miner's turn one after the other and stopped a miner when it found its own good hash. At difficulty 2 several miners found one in the same round, so the attempts no longer matched the hash rates. The fastest miner got less than 10%. Handling the attempts in time order fixed this.</w:t>
       </w:r>
     </w:p>
     <w:p>
@@ -2570,7 +2554,7 @@
         <w:rPr>
           <w:i w:val="0"/>
         </w:rPr>
-        <w:t>Rewards: the total reward (50 per block plus fees) first has the 2% pool fee taken off for POOL_OPERATOR. The rest is shared using share = miner_attempts / total_attempts x (total reward - pool fee), in whole cents. Any rounding remainder goes to the operator, so every cent is accounted for. The program prints a table with miner ID, hash rate, attempts, share %, blocks found and reward (Figure 11).</w:t>
+        <w:t>Rewards: the total reward (50 for each block plus fees) first loses the 2% pool fee, which goes to POOL_OPERATOR. The rest is shared with this formula: share = miner attempts divided by total attempts, times (total reward minus pool fee). It is worked out in whole cents. Any leftover cent from rounding goes to the operator, so every cent is counted. The program prints a table with the miner ID, hash rate, attempts, share percent, blocks found and reward (Figure 11).</w:t>
       </w:r>
     </w:p>
     <w:p>
@@ -2586,7 +2570,7 @@
         <w:rPr>
           <w:i w:val="0"/>
         </w:rPr>
-        <w:t>The user rents hash power for 1 to 5 rounds. The plan gives 400 attempts per round, costs a 20-coin rental fee per round, and has a maintenance fee of 10% of each round's mining reward. In each round the rented power mines pending blocks. If a block is not solved by the end of a round, the search continues from the same nonce in the next round. If the pool is empty, the rented power sits idle but the rental fee is still charged.</w:t>
+        <w:t>The user rents mining power for 1 to 5 rounds. The plan gives 400 attempts each round. It costs a rental fee of 20 coins each round, plus a maintenance fee of 10% of the round's mining reward. In each round the rented power mines pending blocks. If a block is not solved by the end of the round, the search carries on from the same nonce in the next round. If the pool is empty, the rented power does nothing, but the rental fee is still charged.</w:t>
       </w:r>
     </w:p>
     <w:p>
@@ -2594,7 +2578,7 @@
         <w:rPr>
           <w:i w:val="0"/>
         </w:rPr>
-        <w:t>Each round's reward minus the maintenance fee is paid to the renter by coinbase, and the maintenance fee goes to CLOUD_HOST. I assumed the rental fee is paid to the provider outside the chain. After every round the program prints the cumulative rewards, fees and net. If the cumulative fees are greater than the cumulative rewards, it prints a warning that the rental is unprofitable. At the end a summary table shows every round, then the gross earnings, total fees paid and net profit (Figures 17 and 18).</w:t>
+        <w:t>The reward of each round, minus the maintenance fee, is paid to the renter by a coinbase transaction. The maintenance fee goes to CLOUD_HOST. I assumed that the rental fee is paid to the provider outside the chain. After every round the program prints the total rewards, the total fees and the net amount so far. If the total fees are more than the total rewards, it prints a warning that the rental is unprofitable. At the end a table shows each round, then the gross earnings, the total fees paid and the net profit (Figures 17 and 18).</w:t>
       </w:r>
     </w:p>
     <w:p>
@@ -2602,7 +2586,7 @@
         <w:rPr>
           <w:i w:val="0"/>
         </w:rPr>
-        <w:t>Whether a rental makes a profit depends on the difficulty: 400 attempts per round is about 1.6 blocks per round at difficulty 2, but only about 0.1 at difficulty 3. Renting more rounds than there are pending blocks also loses money.</w:t>
+        <w:t>Whether a rental makes money depends on the difficulty. 400 attempts per round is about 1.6 blocks per round at difficulty 2, but only about 0.1 blocks at difficulty 3. Renting for more rounds than there are pending blocks also loses money.</w:t>
       </w:r>
     </w:p>
     <w:p>
@@ -2619,19 +2603,19 @@
         <w:ind w:left="432" w:hanging="288"/>
       </w:pPr>
       <w:r>
-        <w:t xml:space="preserve">•  </w:t>
+        <w:t xml:space="preserve">- </w:t>
       </w:r>
       <w:r>
         <w:rPr>
           <w:b/>
         </w:rPr>
-        <w:t xml:space="preserve">SHA-256 everywhere: </w:t>
+        <w:t xml:space="preserve">SHA-256 is used everywhere: </w:t>
       </w:r>
       <w:r>
         <w:rPr>
           <w:i w:val="0"/>
         </w:rPr>
-        <w:t>for block hashes, the signed content hash, transaction IDs and proof of work. Every block's hash commits to its token_reward and tx_id, and every tx_id commits to the transaction's sender, recipient, amount, fee and nonce.</w:t>
+        <w:t>for block hashes, the hash of the signed content, transaction IDs and proof of work. The hash of every block depends on its token_reward and tx_id. Every tx_id depends on the sender, receiver, amount, fee and nonce of its transaction.</w:t>
       </w:r>
     </w:p>
     <w:p>
@@ -2640,7 +2624,7 @@
         <w:ind w:left="432" w:hanging="288"/>
       </w:pPr>
       <w:r>
-        <w:t xml:space="preserve">•  </w:t>
+        <w:t xml:space="preserve">- </w:t>
       </w:r>
       <w:r>
         <w:rPr>
@@ -2652,7 +2636,7 @@
         <w:rPr>
           <w:i w:val="0"/>
         </w:rPr>
-        <w:t>as in Formative 1, every block is signed with the recording librarian's ECDSA P-256 private key, which is AES-encrypted and only unlocked at login. It is verified with their public key. The signature covers the reward and the transaction ID, so a miner or an attacker cannot change the reward without the librarian's key.</w:t>
+        <w:t>as in Formative 1, every block is signed with the ECDSA P-256 private key of the librarian who recorded it. The key file is encrypted with AES and is only opened at login. The signature is checked with the librarian's public key. The signature covers the reward and the transaction ID, so a miner or an attacker cannot change the reward without the librarian's key.</w:t>
       </w:r>
     </w:p>
     <w:p>
@@ -2661,7 +2645,7 @@
         <w:ind w:left="432" w:hanging="288"/>
       </w:pPr>
       <w:r>
-        <w:t xml:space="preserve">•  </w:t>
+        <w:t xml:space="preserve">- </w:t>
       </w:r>
       <w:r>
         <w:rPr>
@@ -2673,7 +2657,7 @@
         <w:rPr>
           <w:i w:val="0"/>
         </w:rPr>
-        <w:t>option 15, startup and every action that adds or mines a block check four things for each block: (a) the stored hash equals the recomputed hash, (b) previous_hash links to the block before, (c) the signature verifies, and (d) the hash meets the block's difficulty. They also check that each block's tx_id exists in the ledger, that the transaction's hash is correct and that its amount matches the token reward. Every problem is listed, not only the first.</w:t>
+        <w:t>option 15, the startup check, and every action that adds or mines a block check four things for each block: (a) the stored hash equals the recalculated hash, (b) previous_hash matches the block before, (c) the signature is valid, and (d) the hash meets the block's difficulty. They also check that the block's tx_id exists in the ledger, that the transaction's hash is correct and that its amount matches the token reward. Every problem is listed, not just the first one.</w:t>
       </w:r>
     </w:p>
     <w:p>
@@ -2682,19 +2666,19 @@
         <w:ind w:left="432" w:hanging="288"/>
       </w:pPr>
       <w:r>
-        <w:t xml:space="preserve">•  </w:t>
+        <w:t xml:space="preserve">- </w:t>
       </w:r>
       <w:r>
         <w:rPr>
           <w:b/>
         </w:rPr>
-        <w:t xml:space="preserve">Ledger integrity: </w:t>
+        <w:t xml:space="preserve">Ledger check: </w:t>
       </w:r>
       <w:r>
         <w:rPr>
           <w:i w:val="0"/>
         </w:rPr>
-        <w:t>every transaction in ledger.dat is re-hashed when it is loaded. If someone edits a transaction, its ID no longer matches and the program refuses to start (Figure 23).</w:t>
+        <w:t>every transaction in ledger.dat is hashed again when it is loaded. If someone edits a transaction, its ID no longer matches and the program refuses to start (Figure 23).</w:t>
       </w:r>
     </w:p>
     <w:p>
@@ -2703,7 +2687,7 @@
         <w:ind w:left="432" w:hanging="288"/>
       </w:pPr>
       <w:r>
-        <w:t xml:space="preserve">•  </w:t>
+        <w:t xml:space="preserve">- </w:t>
       </w:r>
       <w:r>
         <w:rPr>
@@ -2715,7 +2699,7 @@
         <w:rPr>
           <w:i w:val="0"/>
         </w:rPr>
-        <w:t>to change an old block an attacker must redo its proof of work, and the block's new hash then breaks the next block's previous_hash, so every later block would also have to be re-mined. Figure 21 shows this attack: the late reward is changed from 5 to 10 and the block is re-mined in 323 attempts. Validation still reports the invalid signature, the reward that no longer matches its transaction, and the broken link at the next block. While the chain is invalid, new blocks and mining are refused, so the change is never saved.</w:t>
+        <w:t>to change an old block, an attacker must redo its proof of work. The new hash of that block then breaks the previous_hash of the next block, so every later block would have to be mined again too. Figure 21 shows this attack. The late reward is changed from 5 to 10 and the block is mined again in 323 attempts. Validation still reports the invalid signature, the reward that no longer matches its transaction, and the broken link at the next block. While the chain is invalid, new blocks and mining are refused, so the change is never saved.</w:t>
       </w:r>
     </w:p>
     <w:p>
@@ -2724,7 +2708,7 @@
         <w:ind w:left="432" w:hanging="288"/>
       </w:pPr>
       <w:r>
-        <w:t xml:space="preserve">•  </w:t>
+        <w:t xml:space="preserve">- </w:t>
       </w:r>
       <w:r>
         <w:rPr>
@@ -2744,7 +2728,7 @@
         <w:rPr>
           <w:i w:val="0"/>
         </w:rPr>
-        <w:t>Limitations: this is a single-machine simulation. An attacker who controls the folder and a librarian's password could rebuild the whole chain. A real network stays safe because many nodes would reject a chain with less total work. The mining payouts are protected by their transaction IDs, but they are not referenced by a block, and members do not sign their own transfers (the librarian records them). These would be the next steps in a real system.</w:t>
+        <w:t>Limits: this is a simulation on one computer. An attacker who controls the folder and a librarian's password could rebuild the whole chain. A real network stays safe because many nodes would reject a chain with less total work. The mining payouts are protected by their transaction IDs, but no block points to them. Members also do not sign their own transfers, because the librarian records them. A real system would improve these points.</w:t>
       </w:r>
     </w:p>
     <w:p>
@@ -2760,7 +2744,7 @@
         <w:rPr>
           <w:i w:val="0"/>
         </w:rPr>
-        <w:t>All screenshots below come from real runs of the program. They were recorded through a terminal session (passwords are hidden), and the repeated main menu has been removed from them to save space.</w:t>
+        <w:t>All screenshots are from real runs of the program. They were taken from a terminal session and passwords are hidden. I removed the repeated main menu from them to save space.</w:t>
       </w:r>
     </w:p>
     <w:p>
@@ -2811,7 +2795,7 @@
       <w:r>
         <w:rPr>
           <w:i/>
-          <w:sz w:val="19"/>
+          <w:sz w:val="20"/>
         </w:rPr>
         <w:t>Figure 1: Compiling with make (no warnings with -Wall -Wextra)</w:t>
       </w:r>
@@ -2864,9 +2848,9 @@
       <w:r>
         <w:rPr>
           <w:i/>
-          <w:sz w:val="19"/>
+          <w:sz w:val="20"/>
         </w:rPr>
-        <w:t>Figure 2: First run: admin account, model selection, genesis block mined and LIBRARY funded</w:t>
+        <w:t>Figure 2: First run: admin account, model choice, genesis block mined and LIBRARY funded</w:t>
       </w:r>
     </w:p>
     <w:p>
@@ -2917,7 +2901,7 @@
       <w:r>
         <w:rPr>
           <w:i/>
-          <w:sz w:val="19"/>
+          <w:sz w:val="20"/>
         </w:rPr>
         <w:t>Figure 3: Borrows go to the pending pool. Marking a book overdue creates no transaction</w:t>
       </w:r>
@@ -2970,9 +2954,9 @@
       <w:r>
         <w:rPr>
           <w:i/>
-          <w:sz w:val="19"/>
+          <w:sz w:val="20"/>
         </w:rPr>
-        <w:t>Figure 4: Returns create reward transactions automatically: on time 10 coins, late 5 coins (UTXO view)</w:t>
+        <w:t>Figure 4: Returns create reward transactions by themselves: on time 10 coins, late 5 coins (UTXO view)</w:t>
       </w:r>
     </w:p>
     <w:p>
@@ -3023,9 +3007,9 @@
       <w:r>
         <w:rPr>
           <w:i/>
-          <w:sz w:val="19"/>
+          <w:sz w:val="20"/>
         </w:rPr>
-        <w:t>Figure 5: Pending pool with six unconfirmed blocks</w:t>
+        <w:t>Figure 5: Pending pool with six blocks that are not mined yet</w:t>
       </w:r>
     </w:p>
     <w:p>
@@ -3076,9 +3060,9 @@
       <w:r>
         <w:rPr>
           <w:i/>
-          <w:sz w:val="19"/>
+          <w:sz w:val="20"/>
         </w:rPr>
-        <w:t>Figure 6: Solo mining: validation, nonce search, hash attempts and the UTXO set after the block</w:t>
+        <w:t>Figure 6: Solo mining: checks, nonce search, hash attempts and the UTXO set after the block</w:t>
       </w:r>
     </w:p>
     <w:p>
@@ -3129,9 +3113,9 @@
       <w:r>
         <w:rPr>
           <w:i/>
-          <w:sz w:val="19"/>
+          <w:sz w:val="20"/>
         </w:rPr>
-        <w:t>Figure 7: Reward blocks confirmed, members credited, and the solo mining summary with the miner's reward</w:t>
+        <w:t>Figure 7: Blocks confirmed, members paid, and the solo mining summary with the miner's reward</w:t>
       </w:r>
     </w:p>
     <w:p>
@@ -3182,7 +3166,7 @@
       <w:r>
         <w:rPr>
           <w:i/>
-          <w:sz w:val="19"/>
+          <w:sz w:val="20"/>
         </w:rPr>
         <w:t>Figure 8: Balances and the full UTXO set after mining (UTXO model)</w:t>
       </w:r>
@@ -3235,9 +3219,9 @@
       <w:r>
         <w:rPr>
           <w:i/>
-          <w:sz w:val="19"/>
+          <w:sz w:val="20"/>
         </w:rPr>
-        <w:t>Figure 9: Confirmed lending records with token reward, transaction ID, signature validity, miner, difficulty and nonce</w:t>
+        <w:t>Figure 9: Confirmed lending records with token reward, transaction ID, signature check, miner, difficulty and nonce</w:t>
       </w:r>
     </w:p>
     <w:p>
@@ -3288,7 +3272,7 @@
       <w:r>
         <w:rPr>
           <w:i/>
-          <w:sz w:val="19"/>
+          <w:sz w:val="20"/>
         </w:rPr>
         <w:t>Figure 10: UTXO transfer with a change output, then a transfer rejected because the inputs are locked</w:t>
       </w:r>
@@ -3341,9 +3325,9 @@
       <w:r>
         <w:rPr>
           <w:i/>
-          <w:sz w:val="19"/>
+          <w:sz w:val="20"/>
         </w:rPr>
-        <w:t>Figure 11: Pool mining: random hash rates, 2% pool fee and reward-sharing table</w:t>
+        <w:t>Figure 11: Pool mining: random hash rates, 2% pool fee and the reward table</w:t>
       </w:r>
     </w:p>
     <w:p>
@@ -3394,9 +3378,9 @@
       <w:r>
         <w:rPr>
           <w:i/>
-          <w:sz w:val="19"/>
+          <w:sz w:val="20"/>
         </w:rPr>
-        <w:t>Figure 12: Double spend: replaying a confirmed transfer is rejected (UTXO model)</w:t>
+        <w:t>Figure 12: Double spend: sending a confirmed transfer again is rejected (UTXO model)</w:t>
       </w:r>
     </w:p>
     <w:p>
@@ -3447,9 +3431,9 @@
       <w:r>
         <w:rPr>
           <w:i/>
-          <w:sz w:val="19"/>
+          <w:sz w:val="20"/>
         </w:rPr>
-        <w:t>Figure 13: The same log replayed into the account model gives the same balances</w:t>
+        <w:t>Figure 13: The same list replayed into the account model gives the same balances</w:t>
       </w:r>
     </w:p>
     <w:p>
@@ -3500,9 +3484,9 @@
       <w:r>
         <w:rPr>
           <w:i/>
-          <w:sz w:val="19"/>
+          <w:sz w:val="20"/>
         </w:rPr>
-        <w:t>Figure 14: Account model: reused nonce, skipped nonce and insufficient balance rejected; correct nonce accepted</w:t>
+        <w:t>Figure 14: Account model: reused nonce, skipped nonce and not enough balance are rejected. The correct nonce is accepted</w:t>
       </w:r>
     </w:p>
     <w:p>
@@ -3553,7 +3537,7 @@
       <w:r>
         <w:rPr>
           <w:i/>
-          <w:sz w:val="19"/>
+          <w:sz w:val="20"/>
         </w:rPr>
         <w:t>Figure 15: Replay rejected by the account model (nonce already used)</w:t>
       </w:r>
@@ -3606,7 +3590,7 @@
       <w:r>
         <w:rPr>
           <w:i/>
-          <w:sz w:val="19"/>
+          <w:sz w:val="20"/>
         </w:rPr>
         <w:t>Figure 16: Transaction history printed from the account's linked list</w:t>
       </w:r>
@@ -3659,9 +3643,9 @@
       <w:r>
         <w:rPr>
           <w:i/>
-          <w:sz w:val="19"/>
+          <w:sz w:val="20"/>
         </w:rPr>
-        <w:t>Figure 17: Cloud mining at difficulty 1: profitable rental with a multi-round summary</w:t>
+        <w:t>Figure 17: Cloud mining at difficulty 1: a profitable rental with the multi-round summary</w:t>
       </w:r>
     </w:p>
     <w:p>
@@ -3712,9 +3696,9 @@
       <w:r>
         <w:rPr>
           <w:i/>
-          <w:sz w:val="19"/>
+          <w:sz w:val="20"/>
         </w:rPr>
-        <w:t>Figure 18: Cloud mining at difficulty 3: unprofitable rental warnings</w:t>
+        <w:t>Figure 18: Cloud mining at difficulty 3: warnings that the rental is unprofitable</w:t>
       </w:r>
     </w:p>
     <w:p>
@@ -3765,7 +3749,7 @@
       <w:r>
         <w:rPr>
           <w:i/>
-          <w:sz w:val="19"/>
+          <w:sz w:val="20"/>
         </w:rPr>
         <w:t>Figure 19: Difficulty benchmark, then the difficulty set to 4 from the menu</w:t>
       </w:r>
@@ -3818,7 +3802,7 @@
       <w:r>
         <w:rPr>
           <w:i/>
-          <w:sz w:val="19"/>
+          <w:sz w:val="20"/>
         </w:rPr>
         <w:t>Figure 20: Solo mining at difficulty 4: 41,231 attempts, and the hash starts with 0000</w:t>
       </w:r>
@@ -3871,9 +3855,9 @@
       <w:r>
         <w:rPr>
           <w:i/>
-          <w:sz w:val="19"/>
+          <w:sz w:val="20"/>
         </w:rPr>
-        <w:t>Figure 21: Attack: the reward is changed and the block re-mined. Validation still finds three problems, and new blocks are refused</w:t>
+        <w:t>Figure 21: Attack: the reward is changed and the block is mined again. Validation still finds three problems and new blocks are refused</w:t>
       </w:r>
     </w:p>
     <w:p>
@@ -3924,9 +3908,9 @@
       <w:r>
         <w:rPr>
           <w:i/>
-          <w:sz w:val="19"/>
+          <w:sz w:val="20"/>
         </w:rPr>
-        <w:t>Figure 22: Changing an action without re-hashing is detected</w:t>
+        <w:t>Figure 22: Changing an action without a new hash is detected</w:t>
       </w:r>
     </w:p>
     <w:p>
@@ -3977,7 +3961,7 @@
       <w:r>
         <w:rPr>
           <w:i/>
-          <w:sz w:val="19"/>
+          <w:sz w:val="20"/>
         </w:rPr>
         <w:t>Figure 23: Editing a transaction in ledger.dat is detected at startup</w:t>
       </w:r>
@@ -4030,9 +4014,9 @@
       <w:r>
         <w:rPr>
           <w:i/>
-          <w:sz w:val="19"/>
+          <w:sz w:val="20"/>
         </w:rPr>
-        <w:t>Figure 24: A run where an unlucky block needed 1,606 attempts at difficulty 2 (mining randomness)</w:t>
+        <w:t>Figure 24: A run where an unlucky block needed 1,606 attempts at difficulty 2 (mining is random)</w:t>
       </w:r>
     </w:p>
     <w:p>
@@ -4057,7 +4041,7 @@
         <w:ind w:left="432" w:hanging="288"/>
       </w:pPr>
       <w:r>
-        <w:t xml:space="preserve">•  </w:t>
+        <w:t xml:space="preserve">- </w:t>
       </w:r>
       <w:r>
         <w:rPr>
@@ -4069,7 +4053,7 @@
         <w:rPr>
           <w:i w:val="0"/>
         </w:rPr>
-        <w:t>tests/run_tests.sh runs the real program through every scenario in the brief, in a temporary folder, by feeding menu input and checking the output. Its 51 checks cover rewards, the pending pool, the three mining methods, both models, double spends, nonces, difficulty, tamper detection and access control. All 51 pass, and the suite takes about 3 seconds.</w:t>
+        <w:t>the file tests/run_tests.sh runs the real program through every case in the brief, in a temporary folder. It types the menu input and checks the output. The 51 checks cover rewards, the pending pool, the three mining methods, both models, double spends, nonces, difficulty, tamper detection and access control. All 51 pass and it takes about 3 seconds.</w:t>
       </w:r>
     </w:p>
     <w:p>
@@ -4078,7 +4062,7 @@
         <w:ind w:left="432" w:hanging="288"/>
       </w:pPr>
       <w:r>
-        <w:t xml:space="preserve">•  </w:t>
+        <w:t xml:space="preserve">- </w:t>
       </w:r>
       <w:r>
         <w:rPr>
@@ -4090,7 +4074,7 @@
         <w:rPr>
           <w:i w:val="0"/>
         </w:rPr>
-        <w:t>the scenarios in the screenshots, plus switching models between runs while transactions are still pending.</w:t>
+        <w:t>the cases in the screenshots, and also switching models between runs while some transactions were still pending.</w:t>
       </w:r>
     </w:p>
     <w:p>
@@ -4099,7 +4083,7 @@
         <w:ind w:left="432" w:hanging="288"/>
       </w:pPr>
       <w:r>
-        <w:t xml:space="preserve">•  </w:t>
+        <w:t xml:space="preserve">- </w:t>
       </w:r>
       <w:r>
         <w:rPr>
@@ -4111,7 +4095,7 @@
         <w:rPr>
           <w:i w:val="0"/>
         </w:rPr>
-        <w:t>the program compiles with no warnings under -Wall -Wextra and passes the Clang static analyzer. It ran clean under AddressSanitizer and UndefinedBehaviorSanitizer, and the macOS leaks tool reported "0 leaks for 0 total leaked bytes".</w:t>
+        <w:t>the program compiles with no warnings under -Wall -Wextra and passes the Clang static analyzer. It ran with no errors under AddressSanitizer and UndefinedBehaviorSanitizer. The macOS leaks tool reported "0 leaks for 0 total leaked bytes".</w:t>
       </w:r>
     </w:p>
     <w:p>
@@ -4129,7 +4113,7 @@
       <w:r>
         <w:rPr>
           <w:i/>
-          <w:sz w:val="19"/>
+          <w:sz w:val="20"/>
         </w:rPr>
         <w:t>Table 5: Edge-case test results</w:t>
       </w:r>
@@ -4152,14 +4136,13 @@
         <w:tc>
           <w:tcPr>
             <w:tcW w:type="dxa" w:w="432"/>
-            <w:shd w:val="clear" w:color="auto" w:fill="DCE6F2"/>
           </w:tcPr>
           <w:p>
             <w:r/>
             <w:r>
               <w:rPr>
                 <w:b/>
-                <w:sz w:val="17"/>
+                <w:sz w:val="18"/>
               </w:rPr>
               <w:t>#</w:t>
             </w:r>
@@ -4168,14 +4151,13 @@
         <w:tc>
           <w:tcPr>
             <w:tcW w:type="dxa" w:w="2880"/>
-            <w:shd w:val="clear" w:color="auto" w:fill="DCE6F2"/>
           </w:tcPr>
           <w:p>
             <w:r/>
             <w:r>
               <w:rPr>
                 <w:b/>
-                <w:sz w:val="17"/>
+                <w:sz w:val="18"/>
               </w:rPr>
               <w:t>Test case</w:t>
             </w:r>
@@ -4184,14 +4166,13 @@
         <w:tc>
           <w:tcPr>
             <w:tcW w:type="dxa" w:w="1008"/>
-            <w:shd w:val="clear" w:color="auto" w:fill="DCE6F2"/>
           </w:tcPr>
           <w:p>
             <w:r/>
             <w:r>
               <w:rPr>
                 <w:b/>
-                <w:sz w:val="17"/>
+                <w:sz w:val="18"/>
               </w:rPr>
               <w:t>Model</w:t>
             </w:r>
@@ -4200,14 +4181,13 @@
         <w:tc>
           <w:tcPr>
             <w:tcW w:type="dxa" w:w="3168"/>
-            <w:shd w:val="clear" w:color="auto" w:fill="DCE6F2"/>
           </w:tcPr>
           <w:p>
             <w:r/>
             <w:r>
               <w:rPr>
                 <w:b/>
-                <w:sz w:val="17"/>
+                <w:sz w:val="18"/>
               </w:rPr>
               <w:t>Expected</w:t>
             </w:r>
@@ -4216,14 +4196,13 @@
         <w:tc>
           <w:tcPr>
             <w:tcW w:type="dxa" w:w="1440"/>
-            <w:shd w:val="clear" w:color="auto" w:fill="DCE6F2"/>
           </w:tcPr>
           <w:p>
             <w:r/>
             <w:r>
               <w:rPr>
                 <w:b/>
-                <w:sz w:val="17"/>
+                <w:sz w:val="18"/>
               </w:rPr>
               <w:t>Result</w:t>
             </w:r>
@@ -4239,7 +4218,7 @@
             <w:r/>
             <w:r>
               <w:rPr>
-                <w:sz w:val="17"/>
+                <w:sz w:val="18"/>
               </w:rPr>
               <w:t>1</w:t>
             </w:r>
@@ -4253,7 +4232,7 @@
             <w:r/>
             <w:r>
               <w:rPr>
-                <w:sz w:val="17"/>
+                <w:sz w:val="18"/>
               </w:rPr>
               <w:t>Book marked OVERDUE and not returned</w:t>
             </w:r>
@@ -4267,7 +4246,7 @@
             <w:r/>
             <w:r>
               <w:rPr>
-                <w:sz w:val="17"/>
+                <w:sz w:val="18"/>
               </w:rPr>
               <w:t>Both</w:t>
             </w:r>
@@ -4281,7 +4260,7 @@
             <w:r/>
             <w:r>
               <w:rPr>
-                <w:sz w:val="17"/>
+                <w:sz w:val="18"/>
               </w:rPr>
               <w:t>Block with reward 0, no transaction, no balance change</w:t>
             </w:r>
@@ -4295,7 +4274,7 @@
             <w:r/>
             <w:r>
               <w:rPr>
-                <w:sz w:val="17"/>
+                <w:sz w:val="18"/>
               </w:rPr>
               <w:t>Pass (Fig. 3, 9)</w:t>
             </w:r>
@@ -4311,7 +4290,7 @@
             <w:r/>
             <w:r>
               <w:rPr>
-                <w:sz w:val="17"/>
+                <w:sz w:val="18"/>
               </w:rPr>
               <w:t>2</w:t>
             </w:r>
@@ -4325,7 +4304,7 @@
             <w:r/>
             <w:r>
               <w:rPr>
-                <w:sz w:val="17"/>
+                <w:sz w:val="18"/>
               </w:rPr>
               <w:t>On-time return</w:t>
             </w:r>
@@ -4339,7 +4318,7 @@
             <w:r/>
             <w:r>
               <w:rPr>
-                <w:sz w:val="17"/>
+                <w:sz w:val="18"/>
               </w:rPr>
               <w:t>Both</w:t>
             </w:r>
@@ -4353,7 +4332,7 @@
             <w:r/>
             <w:r>
               <w:rPr>
-                <w:sz w:val="17"/>
+                <w:sz w:val="18"/>
               </w:rPr>
               <w:t>Reward 10: member gets 9, miner gets the 1 fee after mining</w:t>
             </w:r>
@@ -4367,7 +4346,7 @@
             <w:r/>
             <w:r>
               <w:rPr>
-                <w:sz w:val="17"/>
+                <w:sz w:val="18"/>
               </w:rPr>
               <w:t>Pass (Fig. 4, 7)</w:t>
             </w:r>
@@ -4383,7 +4362,7 @@
             <w:r/>
             <w:r>
               <w:rPr>
-                <w:sz w:val="17"/>
+                <w:sz w:val="18"/>
               </w:rPr>
               <w:t>3</w:t>
             </w:r>
@@ -4397,7 +4376,7 @@
             <w:r/>
             <w:r>
               <w:rPr>
-                <w:sz w:val="17"/>
+                <w:sz w:val="18"/>
               </w:rPr>
               <w:t>Late return (loan marked overdue)</w:t>
             </w:r>
@@ -4411,7 +4390,7 @@
             <w:r/>
             <w:r>
               <w:rPr>
-                <w:sz w:val="17"/>
+                <w:sz w:val="18"/>
               </w:rPr>
               <w:t>Both</w:t>
             </w:r>
@@ -4425,7 +4404,7 @@
             <w:r/>
             <w:r>
               <w:rPr>
-                <w:sz w:val="17"/>
+                <w:sz w:val="18"/>
               </w:rPr>
               <w:t>Reward 5: member gets 4</w:t>
             </w:r>
@@ -4439,7 +4418,7 @@
             <w:r/>
             <w:r>
               <w:rPr>
-                <w:sz w:val="17"/>
+                <w:sz w:val="18"/>
               </w:rPr>
               <w:t>Pass (Fig. 4, 7)</w:t>
             </w:r>
@@ -4455,7 +4434,7 @@
             <w:r/>
             <w:r>
               <w:rPr>
-                <w:sz w:val="17"/>
+                <w:sz w:val="18"/>
               </w:rPr>
               <w:t>4</w:t>
             </w:r>
@@ -4469,7 +4448,7 @@
             <w:r/>
             <w:r>
               <w:rPr>
-                <w:sz w:val="17"/>
+                <w:sz w:val="18"/>
               </w:rPr>
               <w:t>Balance before mining</w:t>
             </w:r>
@@ -4483,7 +4462,7 @@
             <w:r/>
             <w:r>
               <w:rPr>
-                <w:sz w:val="17"/>
+                <w:sz w:val="18"/>
               </w:rPr>
               <w:t>Both</w:t>
             </w:r>
@@ -4497,9 +4476,9 @@
             <w:r/>
             <w:r>
               <w:rPr>
-                <w:sz w:val="17"/>
+                <w:sz w:val="18"/>
               </w:rPr>
-              <w:t>Unchanged until the block is mined</w:t>
+              <w:t>No change until the block is mined</w:t>
             </w:r>
           </w:p>
         </w:tc>
@@ -4511,7 +4490,7 @@
             <w:r/>
             <w:r>
               <w:rPr>
-                <w:sz w:val="17"/>
+                <w:sz w:val="18"/>
               </w:rPr>
               <w:t>Pass (Fig. 4, 7)</w:t>
             </w:r>
@@ -4527,7 +4506,7 @@
             <w:r/>
             <w:r>
               <w:rPr>
-                <w:sz w:val="17"/>
+                <w:sz w:val="18"/>
               </w:rPr>
               <w:t>5</w:t>
             </w:r>
@@ -4541,9 +4520,9 @@
             <w:r/>
             <w:r>
               <w:rPr>
-                <w:sz w:val="17"/>
+                <w:sz w:val="18"/>
               </w:rPr>
-              <w:t>Transfer larger than the balance</w:t>
+              <w:t>Transfer bigger than the balance</w:t>
             </w:r>
           </w:p>
         </w:tc>
@@ -4555,7 +4534,7 @@
             <w:r/>
             <w:r>
               <w:rPr>
-                <w:sz w:val="17"/>
+                <w:sz w:val="18"/>
               </w:rPr>
               <w:t>Account</w:t>
             </w:r>
@@ -4569,9 +4548,9 @@
             <w:r/>
             <w:r>
               <w:rPr>
-                <w:sz w:val="17"/>
+                <w:sz w:val="18"/>
               </w:rPr>
-              <w:t>Rejected: insufficient balance</w:t>
+              <w:t>Rejected: not enough balance</w:t>
             </w:r>
           </w:p>
         </w:tc>
@@ -4583,7 +4562,7 @@
             <w:r/>
             <w:r>
               <w:rPr>
-                <w:sz w:val="17"/>
+                <w:sz w:val="18"/>
               </w:rPr>
               <w:t>Pass (Fig. 14)</w:t>
             </w:r>
@@ -4599,7 +4578,7 @@
             <w:r/>
             <w:r>
               <w:rPr>
-                <w:sz w:val="17"/>
+                <w:sz w:val="18"/>
               </w:rPr>
               <w:t>6</w:t>
             </w:r>
@@ -4613,7 +4592,7 @@
             <w:r/>
             <w:r>
               <w:rPr>
-                <w:sz w:val="17"/>
+                <w:sz w:val="18"/>
               </w:rPr>
               <w:t>Transfer while the inputs are locked by a pending transfer</w:t>
             </w:r>
@@ -4627,7 +4606,7 @@
             <w:r/>
             <w:r>
               <w:rPr>
-                <w:sz w:val="17"/>
+                <w:sz w:val="18"/>
               </w:rPr>
               <w:t>UTXO</w:t>
             </w:r>
@@ -4641,9 +4620,9 @@
             <w:r/>
             <w:r>
               <w:rPr>
-                <w:sz w:val="17"/>
+                <w:sz w:val="18"/>
               </w:rPr>
-              <w:t>Rejected: insufficient funds (locked)</w:t>
+              <w:t>Rejected: not enough funds (locked)</w:t>
             </w:r>
           </w:p>
         </w:tc>
@@ -4655,7 +4634,7 @@
             <w:r/>
             <w:r>
               <w:rPr>
-                <w:sz w:val="17"/>
+                <w:sz w:val="18"/>
               </w:rPr>
               <w:t>Pass (Fig. 10)</w:t>
             </w:r>
@@ -4671,7 +4650,7 @@
             <w:r/>
             <w:r>
               <w:rPr>
-                <w:sz w:val="17"/>
+                <w:sz w:val="18"/>
               </w:rPr>
               <w:t>7</w:t>
             </w:r>
@@ -4685,7 +4664,7 @@
             <w:r/>
             <w:r>
               <w:rPr>
-                <w:sz w:val="17"/>
+                <w:sz w:val="18"/>
               </w:rPr>
               <w:t>Spending a reward that is not mined yet</w:t>
             </w:r>
@@ -4699,7 +4678,7 @@
             <w:r/>
             <w:r>
               <w:rPr>
-                <w:sz w:val="17"/>
+                <w:sz w:val="18"/>
               </w:rPr>
               <w:t>Both</w:t>
             </w:r>
@@ -4713,7 +4692,7 @@
             <w:r/>
             <w:r>
               <w:rPr>
-                <w:sz w:val="17"/>
+                <w:sz w:val="18"/>
               </w:rPr>
               <w:t>Rejected: 0 spendable</w:t>
             </w:r>
@@ -4727,7 +4706,7 @@
             <w:r/>
             <w:r>
               <w:rPr>
-                <w:sz w:val="17"/>
+                <w:sz w:val="18"/>
               </w:rPr>
               <w:t>Pass</w:t>
             </w:r>
@@ -4743,7 +4722,7 @@
             <w:r/>
             <w:r>
               <w:rPr>
-                <w:sz w:val="17"/>
+                <w:sz w:val="18"/>
               </w:rPr>
               <w:t>8</w:t>
             </w:r>
@@ -4757,7 +4736,7 @@
             <w:r/>
             <w:r>
               <w:rPr>
-                <w:sz w:val="17"/>
+                <w:sz w:val="18"/>
               </w:rPr>
               <w:t>Reused nonce (0 when 1 is expected)</w:t>
             </w:r>
@@ -4771,7 +4750,7 @@
             <w:r/>
             <w:r>
               <w:rPr>
-                <w:sz w:val="17"/>
+                <w:sz w:val="18"/>
               </w:rPr>
               <w:t>Account</w:t>
             </w:r>
@@ -4785,7 +4764,7 @@
             <w:r/>
             <w:r>
               <w:rPr>
-                <w:sz w:val="17"/>
+                <w:sz w:val="18"/>
               </w:rPr>
               <w:t>Rejected: nonce already used</w:t>
             </w:r>
@@ -4799,7 +4778,7 @@
             <w:r/>
             <w:r>
               <w:rPr>
-                <w:sz w:val="17"/>
+                <w:sz w:val="18"/>
               </w:rPr>
               <w:t>Pass (Fig. 14)</w:t>
             </w:r>
@@ -4815,7 +4794,7 @@
             <w:r/>
             <w:r>
               <w:rPr>
-                <w:sz w:val="17"/>
+                <w:sz w:val="18"/>
               </w:rPr>
               <w:t>9</w:t>
             </w:r>
@@ -4829,7 +4808,7 @@
             <w:r/>
             <w:r>
               <w:rPr>
-                <w:sz w:val="17"/>
+                <w:sz w:val="18"/>
               </w:rPr>
               <w:t>Skipped nonce (5 when 1 is expected)</w:t>
             </w:r>
@@ -4843,7 +4822,7 @@
             <w:r/>
             <w:r>
               <w:rPr>
-                <w:sz w:val="17"/>
+                <w:sz w:val="18"/>
               </w:rPr>
               <w:t>Account</w:t>
             </w:r>
@@ -4857,7 +4836,7 @@
             <w:r/>
             <w:r>
               <w:rPr>
-                <w:sz w:val="17"/>
+                <w:sz w:val="18"/>
               </w:rPr>
               <w:t>Rejected: nonce skips ahead</w:t>
             </w:r>
@@ -4871,7 +4850,7 @@
             <w:r/>
             <w:r>
               <w:rPr>
-                <w:sz w:val="17"/>
+                <w:sz w:val="18"/>
               </w:rPr>
               <w:t>Pass (Fig. 14)</w:t>
             </w:r>
@@ -4887,7 +4866,7 @@
             <w:r/>
             <w:r>
               <w:rPr>
-                <w:sz w:val="17"/>
+                <w:sz w:val="18"/>
               </w:rPr>
               <w:t>10</w:t>
             </w:r>
@@ -4901,7 +4880,7 @@
             <w:r/>
             <w:r>
               <w:rPr>
-                <w:sz w:val="17"/>
+                <w:sz w:val="18"/>
               </w:rPr>
               <w:t>Replay of a confirmed transfer</w:t>
             </w:r>
@@ -4915,7 +4894,7 @@
             <w:r/>
             <w:r>
               <w:rPr>
-                <w:sz w:val="17"/>
+                <w:sz w:val="18"/>
               </w:rPr>
               <w:t>UTXO</w:t>
             </w:r>
@@ -4929,7 +4908,7 @@
             <w:r/>
             <w:r>
               <w:rPr>
-                <w:sz w:val="17"/>
+                <w:sz w:val="18"/>
               </w:rPr>
               <w:t>Rejected: input already spent</w:t>
             </w:r>
@@ -4943,7 +4922,7 @@
             <w:r/>
             <w:r>
               <w:rPr>
-                <w:sz w:val="17"/>
+                <w:sz w:val="18"/>
               </w:rPr>
               <w:t>Pass (Fig. 12)</w:t>
             </w:r>
@@ -4959,7 +4938,7 @@
             <w:r/>
             <w:r>
               <w:rPr>
-                <w:sz w:val="17"/>
+                <w:sz w:val="18"/>
               </w:rPr>
               <w:t>11</w:t>
             </w:r>
@@ -4973,7 +4952,7 @@
             <w:r/>
             <w:r>
               <w:rPr>
-                <w:sz w:val="17"/>
+                <w:sz w:val="18"/>
               </w:rPr>
               <w:t>Replay of a confirmed transfer</w:t>
             </w:r>
@@ -4987,7 +4966,7 @@
             <w:r/>
             <w:r>
               <w:rPr>
-                <w:sz w:val="17"/>
+                <w:sz w:val="18"/>
               </w:rPr>
               <w:t>Account</w:t>
             </w:r>
@@ -5001,7 +4980,7 @@
             <w:r/>
             <w:r>
               <w:rPr>
-                <w:sz w:val="17"/>
+                <w:sz w:val="18"/>
               </w:rPr>
               <w:t>Rejected: nonce already used</w:t>
             </w:r>
@@ -5015,7 +4994,7 @@
             <w:r/>
             <w:r>
               <w:rPr>
-                <w:sz w:val="17"/>
+                <w:sz w:val="18"/>
               </w:rPr>
               <w:t>Pass (Fig. 15)</w:t>
             </w:r>
@@ -5031,7 +5010,7 @@
             <w:r/>
             <w:r>
               <w:rPr>
-                <w:sz w:val="17"/>
+                <w:sz w:val="18"/>
               </w:rPr>
               <w:t>12</w:t>
             </w:r>
@@ -5045,7 +5024,7 @@
             <w:r/>
             <w:r>
               <w:rPr>
-                <w:sz w:val="17"/>
+                <w:sz w:val="18"/>
               </w:rPr>
               <w:t>Change output</w:t>
             </w:r>
@@ -5059,7 +5038,7 @@
             <w:r/>
             <w:r>
               <w:rPr>
-                <w:sz w:val="17"/>
+                <w:sz w:val="18"/>
               </w:rPr>
               <w:t>UTXO</w:t>
             </w:r>
@@ -5073,7 +5052,7 @@
             <w:r/>
             <w:r>
               <w:rPr>
-                <w:sz w:val="17"/>
+                <w:sz w:val="18"/>
               </w:rPr>
               <w:t>Inputs 9 = 3 payment + 5 change + 1 fee</w:t>
             </w:r>
@@ -5087,7 +5066,7 @@
             <w:r/>
             <w:r>
               <w:rPr>
-                <w:sz w:val="17"/>
+                <w:sz w:val="18"/>
               </w:rPr>
               <w:t>Pass (Fig. 10)</w:t>
             </w:r>
@@ -5103,7 +5082,7 @@
             <w:r/>
             <w:r>
               <w:rPr>
-                <w:sz w:val="17"/>
+                <w:sz w:val="18"/>
               </w:rPr>
               <w:t>13</w:t>
             </w:r>
@@ -5117,7 +5096,7 @@
             <w:r/>
             <w:r>
               <w:rPr>
-                <w:sz w:val="17"/>
+                <w:sz w:val="18"/>
               </w:rPr>
               <w:t>Cloud rental of 5 rounds for only 2 pending blocks</w:t>
             </w:r>
@@ -5131,7 +5110,7 @@
             <w:r/>
             <w:r>
               <w:rPr>
-                <w:sz w:val="17"/>
+                <w:sz w:val="18"/>
               </w:rPr>
               <w:t>Account</w:t>
             </w:r>
@@ -5145,9 +5124,9 @@
             <w:r/>
             <w:r>
               <w:rPr>
-                <w:sz w:val="17"/>
+                <w:sz w:val="18"/>
               </w:rPr>
-              <w:t>Warning when fees exceed rewards</w:t>
+              <w:t>Warning when fees are more than rewards</w:t>
             </w:r>
           </w:p>
         </w:tc>
@@ -5159,7 +5138,7 @@
             <w:r/>
             <w:r>
               <w:rPr>
-                <w:sz w:val="17"/>
+                <w:sz w:val="18"/>
               </w:rPr>
               <w:t>Pass (Fig. 24)</w:t>
             </w:r>
@@ -5175,7 +5154,7 @@
             <w:r/>
             <w:r>
               <w:rPr>
-                <w:sz w:val="17"/>
+                <w:sz w:val="18"/>
               </w:rPr>
               <w:t>14</w:t>
             </w:r>
@@ -5189,7 +5168,7 @@
             <w:r/>
             <w:r>
               <w:rPr>
-                <w:sz w:val="17"/>
+                <w:sz w:val="18"/>
               </w:rPr>
               <w:t>Cloud rental at difficulty 3</w:t>
             </w:r>
@@ -5203,7 +5182,7 @@
             <w:r/>
             <w:r>
               <w:rPr>
-                <w:sz w:val="17"/>
+                <w:sz w:val="18"/>
               </w:rPr>
               <w:t>UTXO</w:t>
             </w:r>
@@ -5217,9 +5196,9 @@
             <w:r/>
             <w:r>
               <w:rPr>
-                <w:sz w:val="17"/>
+                <w:sz w:val="18"/>
               </w:rPr>
-              <w:t>Unprofitable warning every round, block stays pending</w:t>
+              <w:t>Unprofitable warning each round, block stays pending</w:t>
             </w:r>
           </w:p>
         </w:tc>
@@ -5231,7 +5210,7 @@
             <w:r/>
             <w:r>
               <w:rPr>
-                <w:sz w:val="17"/>
+                <w:sz w:val="18"/>
               </w:rPr>
               <w:t>Pass (Fig. 18)</w:t>
             </w:r>
@@ -5247,7 +5226,7 @@
             <w:r/>
             <w:r>
               <w:rPr>
-                <w:sz w:val="17"/>
+                <w:sz w:val="18"/>
               </w:rPr>
               <w:t>15</w:t>
             </w:r>
@@ -5261,7 +5240,7 @@
             <w:r/>
             <w:r>
               <w:rPr>
-                <w:sz w:val="17"/>
+                <w:sz w:val="18"/>
               </w:rPr>
               <w:t>--difficulty 7 or menu value 5</w:t>
             </w:r>
@@ -5275,7 +5254,7 @@
             <w:r/>
             <w:r>
               <w:rPr>
-                <w:sz w:val="17"/>
+                <w:sz w:val="18"/>
               </w:rPr>
               <w:t>-</w:t>
             </w:r>
@@ -5289,9 +5268,9 @@
             <w:r/>
             <w:r>
               <w:rPr>
-                <w:sz w:val="17"/>
+                <w:sz w:val="18"/>
               </w:rPr>
-              <w:t>Rejected (range 1 to 4)</w:t>
+              <w:t>Rejected (range is 1 to 4)</w:t>
             </w:r>
           </w:p>
         </w:tc>
@@ -5303,7 +5282,7 @@
             <w:r/>
             <w:r>
               <w:rPr>
-                <w:sz w:val="17"/>
+                <w:sz w:val="18"/>
               </w:rPr>
               <w:t>Pass</w:t>
             </w:r>
@@ -5319,7 +5298,7 @@
             <w:r/>
             <w:r>
               <w:rPr>
-                <w:sz w:val="17"/>
+                <w:sz w:val="18"/>
               </w:rPr>
               <w:t>16</w:t>
             </w:r>
@@ -5333,7 +5312,7 @@
             <w:r/>
             <w:r>
               <w:rPr>
-                <w:sz w:val="17"/>
+                <w:sz w:val="18"/>
               </w:rPr>
               <w:t>Pool shares</w:t>
             </w:r>
@@ -5347,7 +5326,7 @@
             <w:r/>
             <w:r>
               <w:rPr>
-                <w:sz w:val="17"/>
+                <w:sz w:val="18"/>
               </w:rPr>
               <w:t>UTXO</w:t>
             </w:r>
@@ -5361,9 +5340,9 @@
             <w:r/>
             <w:r>
               <w:rPr>
-                <w:sz w:val="17"/>
+                <w:sz w:val="18"/>
               </w:rPr>
-              <w:t>Shares follow hash rate; 2% fee; total adds up exactly</w:t>
+              <w:t>Shares follow hash rate, 2% fee, total adds up exactly</w:t>
             </w:r>
           </w:p>
         </w:tc>
@@ -5375,7 +5354,7 @@
             <w:r/>
             <w:r>
               <w:rPr>
-                <w:sz w:val="17"/>
+                <w:sz w:val="18"/>
               </w:rPr>
               <w:t>Pass (Fig. 11)</w:t>
             </w:r>
@@ -5391,7 +5370,7 @@
             <w:r/>
             <w:r>
               <w:rPr>
-                <w:sz w:val="17"/>
+                <w:sz w:val="18"/>
               </w:rPr>
               <w:t>17</w:t>
             </w:r>
@@ -5405,7 +5384,7 @@
             <w:r/>
             <w:r>
               <w:rPr>
-                <w:sz w:val="17"/>
+                <w:sz w:val="18"/>
               </w:rPr>
               <w:t>Switching model between runs</w:t>
             </w:r>
@@ -5419,7 +5398,7 @@
             <w:r/>
             <w:r>
               <w:rPr>
-                <w:sz w:val="17"/>
+                <w:sz w:val="18"/>
               </w:rPr>
               <w:t>Both</w:t>
             </w:r>
@@ -5433,9 +5412,9 @@
             <w:r/>
             <w:r>
               <w:rPr>
-                <w:sz w:val="17"/>
+                <w:sz w:val="18"/>
               </w:rPr>
-              <w:t>Same balances and total supply</w:t>
+              <w:t>Same balances and total coins</w:t>
             </w:r>
           </w:p>
         </w:tc>
@@ -5447,7 +5426,7 @@
             <w:r/>
             <w:r>
               <w:rPr>
-                <w:sz w:val="17"/>
+                <w:sz w:val="18"/>
               </w:rPr>
               <w:t>Pass (Fig. 8, 13)</w:t>
             </w:r>
@@ -5463,7 +5442,7 @@
             <w:r/>
             <w:r>
               <w:rPr>
-                <w:sz w:val="17"/>
+                <w:sz w:val="18"/>
               </w:rPr>
               <w:t>18</w:t>
             </w:r>
@@ -5477,9 +5456,9 @@
             <w:r/>
             <w:r>
               <w:rPr>
-                <w:sz w:val="17"/>
+                <w:sz w:val="18"/>
               </w:rPr>
-              <w:t>Pending reward created in account mode, mined in UTXO mode</w:t>
+              <w:t>Pending reward made in account mode, mined in UTXO mode</w:t>
             </w:r>
           </w:p>
         </w:tc>
@@ -5491,7 +5470,7 @@
             <w:r/>
             <w:r>
               <w:rPr>
-                <w:sz w:val="17"/>
+                <w:sz w:val="18"/>
               </w:rPr>
               <w:t>Both</w:t>
             </w:r>
@@ -5505,9 +5484,9 @@
             <w:r/>
             <w:r>
               <w:rPr>
-                <w:sz w:val="17"/>
+                <w:sz w:val="18"/>
               </w:rPr>
-              <w:t>Admitted again and confirmed</w:t>
+              <w:t>Accepted again and confirmed</w:t>
             </w:r>
           </w:p>
         </w:tc>
@@ -5519,7 +5498,7 @@
             <w:r/>
             <w:r>
               <w:rPr>
-                <w:sz w:val="17"/>
+                <w:sz w:val="18"/>
               </w:rPr>
               <w:t>Pass</w:t>
             </w:r>
@@ -5535,7 +5514,7 @@
             <w:r/>
             <w:r>
               <w:rPr>
-                <w:sz w:val="17"/>
+                <w:sz w:val="18"/>
               </w:rPr>
               <w:t>19</w:t>
             </w:r>
@@ -5549,9 +5528,9 @@
             <w:r/>
             <w:r>
               <w:rPr>
-                <w:sz w:val="17"/>
+                <w:sz w:val="18"/>
               </w:rPr>
-              <w:t>Reward changed and block re-mined</w:t>
+              <w:t>Reward changed and block mined again</w:t>
             </w:r>
           </w:p>
         </w:tc>
@@ -5563,7 +5542,7 @@
             <w:r/>
             <w:r>
               <w:rPr>
-                <w:sz w:val="17"/>
+                <w:sz w:val="18"/>
               </w:rPr>
               <w:t>Both</w:t>
             </w:r>
@@ -5577,7 +5556,7 @@
             <w:r/>
             <w:r>
               <w:rPr>
-                <w:sz w:val="17"/>
+                <w:sz w:val="18"/>
               </w:rPr>
               <w:t>Signature, transaction and link errors</w:t>
             </w:r>
@@ -5591,7 +5570,7 @@
             <w:r/>
             <w:r>
               <w:rPr>
-                <w:sz w:val="17"/>
+                <w:sz w:val="18"/>
               </w:rPr>
               <w:t>Pass (Fig. 21)</w:t>
             </w:r>
@@ -5607,7 +5586,7 @@
             <w:r/>
             <w:r>
               <w:rPr>
-                <w:sz w:val="17"/>
+                <w:sz w:val="18"/>
               </w:rPr>
               <w:t>20</w:t>
             </w:r>
@@ -5621,9 +5600,9 @@
             <w:r/>
             <w:r>
               <w:rPr>
-                <w:sz w:val="17"/>
+                <w:sz w:val="18"/>
               </w:rPr>
-              <w:t>chain.dat / ledger.dat edited on disk</w:t>
+              <w:t>chain.dat or ledger.dat edited on disk</w:t>
             </w:r>
           </w:p>
         </w:tc>
@@ -5635,7 +5614,7 @@
             <w:r/>
             <w:r>
               <w:rPr>
-                <w:sz w:val="17"/>
+                <w:sz w:val="18"/>
               </w:rPr>
               <w:t>Both</w:t>
             </w:r>
@@ -5649,9 +5628,9 @@
             <w:r/>
             <w:r>
               <w:rPr>
-                <w:sz w:val="17"/>
+                <w:sz w:val="18"/>
               </w:rPr>
-              <w:t>Detected at startup</w:t>
+              <w:t>Found at startup</w:t>
             </w:r>
           </w:p>
         </w:tc>
@@ -5663,7 +5642,7 @@
             <w:r/>
             <w:r>
               <w:rPr>
-                <w:sz w:val="17"/>
+                <w:sz w:val="18"/>
               </w:rPr>
               <w:t>Pass (Fig. 23)</w:t>
             </w:r>
@@ -5679,7 +5658,7 @@
             <w:r/>
             <w:r>
               <w:rPr>
-                <w:sz w:val="17"/>
+                <w:sz w:val="18"/>
               </w:rPr>
               <w:t>21</w:t>
             </w:r>
@@ -5693,7 +5672,7 @@
             <w:r/>
             <w:r>
               <w:rPr>
-                <w:sz w:val="17"/>
+                <w:sz w:val="18"/>
               </w:rPr>
               <w:t>Librarian tries to change the difficulty or tamper</w:t>
             </w:r>
@@ -5707,7 +5686,7 @@
             <w:r/>
             <w:r>
               <w:rPr>
-                <w:sz w:val="17"/>
+                <w:sz w:val="18"/>
               </w:rPr>
               <w:t>Both</w:t>
             </w:r>
@@ -5721,7 +5700,7 @@
             <w:r/>
             <w:r>
               <w:rPr>
-                <w:sz w:val="17"/>
+                <w:sz w:val="18"/>
               </w:rPr>
               <w:t>Access denied</w:t>
             </w:r>
@@ -5735,7 +5714,7 @@
             <w:r/>
             <w:r>
               <w:rPr>
-                <w:sz w:val="17"/>
+                <w:sz w:val="18"/>
               </w:rPr>
               <w:t>Pass</w:t>
             </w:r>
@@ -5751,7 +5730,7 @@
             <w:r/>
             <w:r>
               <w:rPr>
-                <w:sz w:val="17"/>
+                <w:sz w:val="18"/>
               </w:rPr>
               <w:t>22</w:t>
             </w:r>
@@ -5765,7 +5744,7 @@
             <w:r/>
             <w:r>
               <w:rPr>
-                <w:sz w:val="17"/>
+                <w:sz w:val="18"/>
               </w:rPr>
               <w:t>Chain file from Formative 1</w:t>
             </w:r>
@@ -5779,7 +5758,7 @@
             <w:r/>
             <w:r>
               <w:rPr>
-                <w:sz w:val="17"/>
+                <w:sz w:val="18"/>
               </w:rPr>
               <w:t>-</w:t>
             </w:r>
@@ -5793,7 +5772,7 @@
             <w:r/>
             <w:r>
               <w:rPr>
-                <w:sz w:val="17"/>
+                <w:sz w:val="18"/>
               </w:rPr>
               <w:t>Refused, asks for make clean</w:t>
             </w:r>
@@ -5807,7 +5786,7 @@
             <w:r/>
             <w:r>
               <w:rPr>
-                <w:sz w:val="17"/>
+                <w:sz w:val="18"/>
               </w:rPr>
               <w:t>Pass</w:t>
             </w:r>
@@ -5830,19 +5809,19 @@
         <w:ind w:left="432" w:hanging="288"/>
       </w:pPr>
       <w:r>
-        <w:t xml:space="preserve">•  </w:t>
+        <w:t xml:space="preserve">- </w:t>
       </w:r>
       <w:r>
         <w:rPr>
           <w:b/>
         </w:rPr>
-        <w:t xml:space="preserve">One block per lending event. </w:t>
+        <w:t xml:space="preserve">One block for each lending event. </w:t>
       </w:r>
       <w:r>
         <w:rPr>
           <w:i w:val="0"/>
         </w:rPr>
-        <w:t>I kept the Formative 1 design of one block per lending record, because the brief asks for each confirmed record to be shown with its own title, member, action, timestamp, reward and signature. One mining run confirms the whole pending pool, mining each block in turn.</w:t>
+        <w:t>I kept the Formative 1 design. The brief asks to show each confirmed record with its own title, member, action, time, reward and signature. One mining run confirms the whole pending pool, one block at a time.</w:t>
       </w:r>
     </w:p>
     <w:p>
@@ -5851,7 +5830,7 @@
         <w:ind w:left="432" w:hanging="288"/>
       </w:pPr>
       <w:r>
-        <w:t xml:space="preserve">•  </w:t>
+        <w:t xml:space="preserve">- </w:t>
       </w:r>
       <w:r>
         <w:rPr>
@@ -5863,7 +5842,7 @@
         <w:rPr>
           <w:i w:val="0"/>
         </w:rPr>
-        <w:t>Rewards are real transfers from a LIBRARY account funded in the genesis block, rather than new coins. This means reward transactions have inputs, change and nonces like any other transaction, so they exercise both models fully.</w:t>
+        <w:t>Rewards are real transfers from a LIBRARY account that is funded in the genesis block. They are not new coins. So reward transactions have inputs, change and nonces like any other transaction.</w:t>
       </w:r>
     </w:p>
     <w:p>
@@ -5872,19 +5851,19 @@
         <w:ind w:left="432" w:hanging="288"/>
       </w:pPr>
       <w:r>
-        <w:t xml:space="preserve">•  </w:t>
+        <w:t xml:space="preserve">- </w:t>
       </w:r>
       <w:r>
         <w:rPr>
           <w:b/>
         </w:rPr>
-        <w:t xml:space="preserve">Fee handling. </w:t>
+        <w:t xml:space="preserve">Fee. </w:t>
       </w:r>
       <w:r>
         <w:rPr>
           <w:i w:val="0"/>
         </w:rPr>
-        <w:t>The brief says the fee is deducted from the token amount before the member is credited. So token_reward stays 10 or 5 on the block, the member receives the reward minus 1, and the fee goes to the miner.</w:t>
+        <w:t>The brief says the fee is taken from the token amount before the member is paid. So token_reward stays 10 or 5 in the block, the member gets the reward minus 1, and the fee goes to the miner.</w:t>
       </w:r>
     </w:p>
     <w:p>
@@ -5893,7 +5872,7 @@
         <w:ind w:left="432" w:hanging="288"/>
       </w:pPr>
       <w:r>
-        <w:t xml:space="preserve">•  </w:t>
+        <w:t xml:space="preserve">- </w:t>
       </w:r>
       <w:r>
         <w:rPr>
@@ -5905,7 +5884,7 @@
         <w:rPr>
           <w:i w:val="0"/>
         </w:rPr>
-        <w:t>50 coins per block plus fees, paid by coinbase transactions to MINER_&lt;username&gt;, to the POOL_M accounts and POOL_OPERATOR, or to the renter and CLOUD_HOST.</w:t>
+        <w:t>50 coins for each block plus fees. They are paid by coinbase transactions to MINER_username, to the POOL_M accounts and POOL_OPERATOR, or to the renter and CLOUD_HOST.</w:t>
       </w:r>
     </w:p>
     <w:p>
@@ -5914,19 +5893,19 @@
         <w:ind w:left="432" w:hanging="288"/>
       </w:pPr>
       <w:r>
-        <w:t xml:space="preserve">•  </w:t>
+        <w:t xml:space="preserve">- </w:t>
       </w:r>
       <w:r>
         <w:rPr>
           <w:b/>
         </w:rPr>
-        <w:t xml:space="preserve">One log for both models. </w:t>
+        <w:t xml:space="preserve">One list for both models. </w:t>
       </w:r>
       <w:r>
         <w:rPr>
           <w:i w:val="0"/>
         </w:rPr>
-        <w:t>Transaction IDs only hash the fields both models share; the UTXO inputs and outputs are worked out by the UTXO model and stored alongside. This lets one ledger.dat be replayed into either model.</w:t>
+        <w:t>The transaction ID only hashes the fields that both models share. The UTXO model works out its own inputs and outputs. So one ledger.dat can be replayed into either model.</w:t>
       </w:r>
     </w:p>
     <w:p>
@@ -5935,19 +5914,19 @@
         <w:ind w:left="432" w:hanging="288"/>
       </w:pPr>
       <w:r>
-        <w:t xml:space="preserve">•  </w:t>
+        <w:t xml:space="preserve">- </w:t>
       </w:r>
       <w:r>
         <w:rPr>
           <w:b/>
         </w:rPr>
-        <w:t xml:space="preserve">Integer amounts. </w:t>
+        <w:t xml:space="preserve">Whole-number amounts. </w:t>
       </w:r>
       <w:r>
         <w:rPr>
           <w:i w:val="0"/>
         </w:rPr>
-        <w:t>All amounts are stored in hundredths of a coin, so money is never stored as a floating-point number.</w:t>
+        <w:t>All amounts are kept in hundredths of a coin, so money is never stored as a decimal number.</w:t>
       </w:r>
     </w:p>
     <w:p>
@@ -5956,19 +5935,19 @@
         <w:ind w:left="432" w:hanging="288"/>
       </w:pPr>
       <w:r>
-        <w:t xml:space="preserve">•  </w:t>
+        <w:t xml:space="preserve">- </w:t>
       </w:r>
       <w:r>
         <w:rPr>
           <w:b/>
         </w:rPr>
-        <w:t xml:space="preserve">Atomic saving. </w:t>
+        <w:t xml:space="preserve">Safe saving. </w:t>
       </w:r>
       <w:r>
         <w:rPr>
           <w:i w:val="0"/>
         </w:rPr>
-        <w:t>chain.dat, pending.dat and ledger.dat each start with a magic value and the record size, and they are written to a temporary file and then renamed, so a crash cannot leave a half-written file.</w:t>
+        <w:t>chain.dat, pending.dat and ledger.dat start with a label and the record size. They are written to a temporary file first and then renamed, so a crash cannot leave a half-written file.</w:t>
       </w:r>
     </w:p>
     <w:p>
@@ -5977,7 +5956,7 @@
         <w:ind w:left="432" w:hanging="288"/>
       </w:pPr>
       <w:r>
-        <w:t xml:space="preserve">•  </w:t>
+        <w:t xml:space="preserve">- </w:t>
       </w:r>
       <w:r>
         <w:rPr>
@@ -5989,7 +5968,7 @@
         <w:rPr>
           <w:i w:val="0"/>
         </w:rPr>
-        <w:t>The loan period is 14 days. Members have no keys of their own, so the logged-in librarian records and signs transfers for them. The cloud rental fee is paid outside the chain. The pool miners are simulated inside one process.</w:t>
+        <w:t>The loan period is 14 days. Members have no keys, so the logged-in librarian records and signs transfers for them. The cloud rental fee is paid outside the chain. The pool miners are simulated inside one program.</w:t>
       </w:r>
     </w:p>
     <w:p>
@@ -5997,7 +5976,7 @@
         <w:pStyle w:val="Heading1"/>
       </w:pPr>
       <w:r>
-        <w:t>11. Challenges and Solutions</w:t>
+        <w:t>11. Problems and Solutions</w:t>
       </w:r>
     </w:p>
     <w:p>
@@ -6006,19 +5985,19 @@
         <w:ind w:left="432" w:hanging="288"/>
       </w:pPr>
       <w:r>
-        <w:t xml:space="preserve">•  </w:t>
+        <w:t xml:space="preserve">- </w:t>
       </w:r>
       <w:r>
         <w:rPr>
           <w:b/>
         </w:rPr>
-        <w:t xml:space="preserve">Signing before the chain position is known. </w:t>
+        <w:t xml:space="preserve">Signing before the place in the chain is known. </w:t>
       </w:r>
       <w:r>
         <w:rPr>
           <w:i w:val="0"/>
         </w:rPr>
-        <w:t>In Formative 1 the signature covered the index and previous_hash. A pending block does not have these yet, so I split the block into signed content (the lending event, reward and tx_id) and a header that the miner fills in. The block hash covers both.</w:t>
+        <w:t>In Formative 1 the signature covered the index and previous_hash. A pending block does not have these yet. So I split the block into signed content (the lending event, the reward and tx_id) and a header that the miner fills in. The block hash covers both.</w:t>
       </w:r>
     </w:p>
     <w:p>
@@ -6027,19 +6006,19 @@
         <w:ind w:left="432" w:hanging="288"/>
       </w:pPr>
       <w:r>
-        <w:t xml:space="preserve">•  </w:t>
+        <w:t xml:space="preserve">- </w:t>
       </w:r>
       <w:r>
         <w:rPr>
           <w:b/>
         </w:rPr>
-        <w:t xml:space="preserve">A second return was rejected in the UTXO model. </w:t>
+        <w:t xml:space="preserve">A second return was refused in the UTXO model. </w:t>
       </w:r>
       <w:r>
         <w:rPr>
           <w:i w:val="0"/>
         </w:rPr>
-        <w:t>As explained in section 5.1, the treasury's single output was locked by the first pending reward. I let a sender spend its own unconfirmed change.</w:t>
+        <w:t>As explained in section 5.1, the library's single output was locked by the first pending reward. I let a sender spend its own unconfirmed change.</w:t>
       </w:r>
     </w:p>
     <w:p>
@@ -6048,7 +6027,7 @@
         <w:ind w:left="432" w:hanging="288"/>
       </w:pPr>
       <w:r>
-        <w:t xml:space="preserve">•  </w:t>
+        <w:t xml:space="preserve">- </w:t>
       </w:r>
       <w:r>
         <w:rPr>
@@ -6060,7 +6039,7 @@
         <w:rPr>
           <w:i w:val="0"/>
         </w:rPr>
-        <w:t>As explained in section 6.3, I replaced the miner-by-miner loop with attempts processed in time order.</w:t>
+        <w:t>As explained in section 6.3, I replaced the one-miner-at-a-time loop with attempts handled in time order.</w:t>
       </w:r>
     </w:p>
     <w:p>
@@ -6069,7 +6048,7 @@
         <w:ind w:left="432" w:hanging="288"/>
       </w:pPr>
       <w:r>
-        <w:t xml:space="preserve">•  </w:t>
+        <w:t xml:space="preserve">- </w:t>
       </w:r>
       <w:r>
         <w:rPr>
@@ -6081,7 +6060,7 @@
         <w:rPr>
           <w:i w:val="0"/>
         </w:rPr>
-        <w:t>Pending transactions are admitted again under the new session's model when the program starts, and UTXO-only data is cleared when a transaction is confirmed under the account model, so the log can always be replayed under either model.</w:t>
+        <w:t>Pending transactions are accepted again under the new model when the program starts. The UTXO-only data is cleared when a transaction is confirmed under the account model. So the list can always be replayed under either model.</w:t>
       </w:r>
     </w:p>
     <w:p>
@@ -6090,7 +6069,7 @@
         <w:ind w:left="432" w:hanging="288"/>
       </w:pPr>
       <w:r>
-        <w:t xml:space="preserve">•  </w:t>
+        <w:t xml:space="preserve">- </w:t>
       </w:r>
       <w:r>
         <w:rPr>
@@ -6102,7 +6081,7 @@
         <w:rPr>
           <w:i w:val="0"/>
         </w:rPr>
-        <w:t>Hashing the whole header for every attempt was wasteful, so I hash the fixed part once and copy that state for each nonce. Difficulty 4 (about 65,000 attempts) takes around 20 to 40 ms.</w:t>
+        <w:t>Hashing the whole header for every attempt was slow, so I hash the fixed part once and copy that state for each nonce. Difficulty 4 (about 65,000 attempts) takes about 20 to 40 ms.</w:t>
       </w:r>
     </w:p>
     <w:p>
@@ -6118,7 +6097,7 @@
         <w:rPr>
           <w:i w:val="0"/>
         </w:rPr>
-        <w:t>The extended tracker connects lending, token transactions and mining in one flow. A return creates a reward transaction that is bound to its signed block. The block waits in the pending pool until a miner confirms it with SHA-256 proof of work, and only then does the member's balance change. The same transactions can be managed with the UTXO model (inputs, outputs, change, fees and locked inputs) or the account model (balances, nonces and linked-list history). Solo, pool and cloud mining all confirm the same pending pool and pay their rewards fairly. Validation detects any change to a block, a transaction or the chain links, even after the attacker redoes the proof of work.</w:t>
+        <w:t>The new version joins lending, token transactions and mining in one flow. A return creates a reward transaction that is linked to its signed block. The block waits in the pending pool until a miner confirms it with SHA-256 proof of work. Only then does the member's balance change. The same transactions can be handled with the UTXO model (inputs, outputs, change, fees and locked inputs) or the account model (balances, nonces and a linked-list history). Solo, pool and cloud mining all confirm the same pending pool and pay their rewards. Validation finds any change to a block, a transaction or the chain links, even if the attacker does the proof of work again.</w:t>
       </w:r>
     </w:p>
     <w:p>
@@ -6126,15 +6105,7 @@
         <w:rPr>
           <w:i w:val="0"/>
         </w:rPr>
-        <w:t>Build and run instructions are in README.md.</w:t>
-      </w:r>
-    </w:p>
-    <w:p>
-      <w:pPr>
-        <w:pStyle w:val="Heading1"/>
-      </w:pPr>
-      <w:r>
-        <w:t>Appendix: System Design Diagram</w:t>
+        <w:t>Build and run steps are in README.md in the repository: https://github.com/goldensash1/Assignment-2--F-A-Extending-the-Blockchain-Based-Library-Book-Lending-Tracker</w:t>
       </w:r>
     </w:p>
     <w:p>
@@ -6142,902 +6113,9 @@
         <w:rPr>
           <w:i w:val="0"/>
         </w:rPr>
-        <w:t>The diagram shows the flow from a lending event, through signing and the pending pool, to mining, the confirmed chain and the token ledger with its two models.</w:t>
+        <w:t>Demo video: https://youtu.be/A9BjZngE3Ks</w:t>
       </w:r>
     </w:p>
-    <w:p>
-      <w:pPr>
-        <w:keepNext/>
-        <w:jc w:val="center"/>
-      </w:pPr>
-      <w:r>
-        <w:drawing>
-          <wp:inline xmlns:a="http://schemas.openxmlformats.org/drawingml/2006/main" xmlns:pic="http://schemas.openxmlformats.org/drawingml/2006/picture">
-            <wp:extent cx="5943600" cy="4298058"/>
-            <wp:docPr id="25" name="Picture 25"/>
-            <wp:cNvGraphicFramePr>
-              <a:graphicFrameLocks noChangeAspect="1"/>
-            </wp:cNvGraphicFramePr>
-            <a:graphic>
-              <a:graphicData uri="http://schemas.openxmlformats.org/drawingml/2006/picture">
-                <pic:pic>
-                  <pic:nvPicPr>
-                    <pic:cNvPr id="0" name="system_design.png"/>
-                    <pic:cNvPicPr/>
-                  </pic:nvPicPr>
-                  <pic:blipFill>
-                    <a:blip r:embed="rId33"/>
-                    <a:stretch>
-                      <a:fillRect/>
-                    </a:stretch>
-                  </pic:blipFill>
-                  <pic:spPr>
-                    <a:xfrm>
-                      <a:off x="0" y="0"/>
-                      <a:ext cx="5943600" cy="4298058"/>
-                    </a:xfrm>
-                    <a:prstGeom prst="rect"/>
-                  </pic:spPr>
-                </pic:pic>
-              </a:graphicData>
-            </a:graphic>
-          </wp:inline>
-        </w:drawing>
-      </w:r>
-    </w:p>
-    <w:p>
-      <w:pPr>
-        <w:spacing w:after="240"/>
-        <w:jc w:val="center"/>
-      </w:pPr>
-      <w:r>
-        <w:rPr>
-          <w:i/>
-          <w:sz w:val="19"/>
-        </w:rPr>
-        <w:t>Figure 25: System design: lending events, pending pool, mining, chain and ledger models</w:t>
-      </w:r>
-    </w:p>
-    <w:p>
-      <w:pPr>
-        <w:pStyle w:val="Heading1"/>
-      </w:pPr>
-      <w:r>
-        <w:t>Appendix B: Requirements Checklist</w:t>
-      </w:r>
-    </w:p>
-    <w:p>
-      <w:r>
-        <w:rPr>
-          <w:i w:val="0"/>
-        </w:rPr>
-        <w:t>Where each requirement of the brief is implemented and where it is shown.</w:t>
-      </w:r>
-    </w:p>
-    <w:p>
-      <w:pPr>
-        <w:keepNext/>
-      </w:pPr>
-      <w:r>
-        <w:rPr>
-          <w:i/>
-          <w:sz w:val="19"/>
-        </w:rPr>
-        <w:t>Table 6: Requirements checklist</w:t>
-      </w:r>
-    </w:p>
-    <w:tbl>
-      <w:tblPr>
-        <w:tblStyle w:val="TableGrid"/>
-        <w:tblW w:type="auto" w:w="0"/>
-        <w:jc w:val="center"/>
-        <w:tblLook w:firstColumn="1" w:firstRow="1" w:lastColumn="0" w:lastRow="0" w:noHBand="0" w:noVBand="1" w:val="04A0"/>
-      </w:tblPr>
-      <w:tblGrid>
-        <w:gridCol w:w="3120"/>
-        <w:gridCol w:w="3120"/>
-        <w:gridCol w:w="3120"/>
-      </w:tblGrid>
-      <w:tr>
-        <w:tc>
-          <w:tcPr>
-            <w:tcW w:type="dxa" w:w="4032"/>
-            <w:shd w:val="clear" w:color="auto" w:fill="DCE6F2"/>
-          </w:tcPr>
-          <w:p>
-            <w:r/>
-            <w:r>
-              <w:rPr>
-                <w:b/>
-                <w:sz w:val="17"/>
-              </w:rPr>
-              <w:t>Requirement</w:t>
-            </w:r>
-          </w:p>
-        </w:tc>
-        <w:tc>
-          <w:tcPr>
-            <w:tcW w:type="dxa" w:w="3168"/>
-            <w:shd w:val="clear" w:color="auto" w:fill="DCE6F2"/>
-          </w:tcPr>
-          <w:p>
-            <w:r/>
-            <w:r>
-              <w:rPr>
-                <w:b/>
-                <w:sz w:val="17"/>
-              </w:rPr>
-              <w:t>Implementation</w:t>
-            </w:r>
-          </w:p>
-        </w:tc>
-        <w:tc>
-          <w:tcPr>
-            <w:tcW w:type="dxa" w:w="2160"/>
-            <w:shd w:val="clear" w:color="auto" w:fill="DCE6F2"/>
-          </w:tcPr>
-          <w:p>
-            <w:r/>
-            <w:r>
-              <w:rPr>
-                <w:b/>
-                <w:sz w:val="17"/>
-              </w:rPr>
-              <w:t>Shown in</w:t>
-            </w:r>
-          </w:p>
-        </w:tc>
-      </w:tr>
-      <w:tr>
-        <w:tc>
-          <w:tcPr>
-            <w:tcW w:type="dxa" w:w="4032"/>
-          </w:tcPr>
-          <w:p>
-            <w:r/>
-            <w:r>
-              <w:rPr>
-                <w:sz w:val="17"/>
-              </w:rPr>
-              <w:t>Return on time: 10-coin reward tx; late: 5; not returned: none</w:t>
-            </w:r>
-          </w:p>
-        </w:tc>
-        <w:tc>
-          <w:tcPr>
-            <w:tcW w:type="dxa" w:w="3168"/>
-          </w:tcPr>
-          <w:p>
-            <w:r/>
-            <w:r>
-              <w:rPr>
-                <w:sz w:val="17"/>
-              </w:rPr>
-              <w:t>lending_return(), lending_overdue()</w:t>
-            </w:r>
-          </w:p>
-        </w:tc>
-        <w:tc>
-          <w:tcPr>
-            <w:tcW w:type="dxa" w:w="2160"/>
-          </w:tcPr>
-          <w:p>
-            <w:r/>
-            <w:r>
-              <w:rPr>
-                <w:sz w:val="17"/>
-              </w:rPr>
-              <w:t>Fig. 3, 4</w:t>
-            </w:r>
-          </w:p>
-        </w:tc>
-      </w:tr>
-      <w:tr>
-        <w:tc>
-          <w:tcPr>
-            <w:tcW w:type="dxa" w:w="4032"/>
-          </w:tcPr>
-          <w:p>
-            <w:r/>
-            <w:r>
-              <w:rPr>
-                <w:sz w:val="17"/>
-              </w:rPr>
-              <w:t>Block waits in pending pool; mining confirms it; then balance updates</w:t>
-            </w:r>
-          </w:p>
-        </w:tc>
-        <w:tc>
-          <w:tcPr>
-            <w:tcW w:type="dxa" w:w="3168"/>
-          </w:tcPr>
-          <w:p>
-            <w:r/>
-            <w:r>
-              <w:rPr>
-                <w:sz w:val="17"/>
-              </w:rPr>
-              <w:t>app_submit_block(), confirm_front()</w:t>
-            </w:r>
-          </w:p>
-        </w:tc>
-        <w:tc>
-          <w:tcPr>
-            <w:tcW w:type="dxa" w:w="2160"/>
-          </w:tcPr>
-          <w:p>
-            <w:r/>
-            <w:r>
-              <w:rPr>
-                <w:sz w:val="17"/>
-              </w:rPr>
-              <w:t>Fig. 5, 6, 7</w:t>
-            </w:r>
-          </w:p>
-        </w:tc>
-      </w:tr>
-      <w:tr>
-        <w:tc>
-          <w:tcPr>
-            <w:tcW w:type="dxa" w:w="4032"/>
-          </w:tcPr>
-          <w:p>
-            <w:r/>
-            <w:r>
-              <w:rPr>
-                <w:sz w:val="17"/>
-              </w:rPr>
-              <w:t>Block fields token_reward and tx_id (SHA-256 of reward tx)</w:t>
-            </w:r>
-          </w:p>
-        </w:tc>
-        <w:tc>
-          <w:tcPr>
-            <w:tcW w:type="dxa" w:w="3168"/>
-          </w:tcPr>
-          <w:p>
-            <w:r/>
-            <w:r>
-              <w:rPr>
-                <w:sz w:val="17"/>
-              </w:rPr>
-              <w:t>Block in blockchain.h, tx_compute_id()</w:t>
-            </w:r>
-          </w:p>
-        </w:tc>
-        <w:tc>
-          <w:tcPr>
-            <w:tcW w:type="dxa" w:w="2160"/>
-          </w:tcPr>
-          <w:p>
-            <w:r/>
-            <w:r>
-              <w:rPr>
-                <w:sz w:val="17"/>
-              </w:rPr>
-              <w:t>Table 1, Fig. 9</w:t>
-            </w:r>
-          </w:p>
-        </w:tc>
-      </w:tr>
-      <w:tr>
-        <w:tc>
-          <w:tcPr>
-            <w:tcW w:type="dxa" w:w="4032"/>
-          </w:tcPr>
-          <w:p>
-            <w:r/>
-            <w:r>
-              <w:rPr>
-                <w:sz w:val="17"/>
-              </w:rPr>
-              <w:t>UTXO: inputs/outputs, UTXO tracking, balance from UTXOs</w:t>
-            </w:r>
-          </w:p>
-        </w:tc>
-        <w:tc>
-          <w:tcPr>
-            <w:tcW w:type="dxa" w:w="3168"/>
-          </w:tcPr>
-          <w:p>
-            <w:r/>
-            <w:r>
-              <w:rPr>
-                <w:sz w:val="17"/>
-              </w:rPr>
-              <w:t>utxo.c</w:t>
-            </w:r>
-          </w:p>
-        </w:tc>
-        <w:tc>
-          <w:tcPr>
-            <w:tcW w:type="dxa" w:w="2160"/>
-          </w:tcPr>
-          <w:p>
-            <w:r/>
-            <w:r>
-              <w:rPr>
-                <w:sz w:val="17"/>
-              </w:rPr>
-              <w:t>Fig. 8, 10</w:t>
-            </w:r>
-          </w:p>
-        </w:tc>
-      </w:tr>
-      <w:tr>
-        <w:tc>
-          <w:tcPr>
-            <w:tcW w:type="dxa" w:w="4032"/>
-          </w:tcPr>
-          <w:p>
-            <w:r/>
-            <w:r>
-              <w:rPr>
-                <w:sz w:val="17"/>
-              </w:rPr>
-              <w:t>UTXO: fee, change output, reject insufficient inputs</w:t>
-            </w:r>
-          </w:p>
-        </w:tc>
-        <w:tc>
-          <w:tcPr>
-            <w:tcW w:type="dxa" w:w="3168"/>
-          </w:tcPr>
-          <w:p>
-            <w:r/>
-            <w:r>
-              <w:rPr>
-                <w:sz w:val="17"/>
-              </w:rPr>
-              <w:t>build_outputs(), prepare_spend()</w:t>
-            </w:r>
-          </w:p>
-        </w:tc>
-        <w:tc>
-          <w:tcPr>
-            <w:tcW w:type="dxa" w:w="2160"/>
-          </w:tcPr>
-          <w:p>
-            <w:r/>
-            <w:r>
-              <w:rPr>
-                <w:sz w:val="17"/>
-              </w:rPr>
-              <w:t>Fig. 4, 10</w:t>
-            </w:r>
-          </w:p>
-        </w:tc>
-      </w:tr>
-      <w:tr>
-        <w:tc>
-          <w:tcPr>
-            <w:tcW w:type="dxa" w:w="4032"/>
-          </w:tcPr>
-          <w:p>
-            <w:r/>
-            <w:r>
-              <w:rPr>
-                <w:sz w:val="17"/>
-              </w:rPr>
-              <w:t>UTXO: prevent double spending</w:t>
-            </w:r>
-          </w:p>
-        </w:tc>
-        <w:tc>
-          <w:tcPr>
-            <w:tcW w:type="dxa" w:w="3168"/>
-          </w:tcPr>
-          <w:p>
-            <w:r/>
-            <w:r>
-              <w:rPr>
-                <w:sz w:val="17"/>
-              </w:rPr>
-              <w:t>check_inputs(), reserved_by</w:t>
-            </w:r>
-          </w:p>
-        </w:tc>
-        <w:tc>
-          <w:tcPr>
-            <w:tcW w:type="dxa" w:w="2160"/>
-          </w:tcPr>
-          <w:p>
-            <w:r/>
-            <w:r>
-              <w:rPr>
-                <w:sz w:val="17"/>
-              </w:rPr>
-              <w:t>Fig. 12</w:t>
-            </w:r>
-          </w:p>
-        </w:tc>
-      </w:tr>
-      <w:tr>
-        <w:tc>
-          <w:tcPr>
-            <w:tcW w:type="dxa" w:w="4032"/>
-          </w:tcPr>
-          <w:p>
-            <w:r/>
-            <w:r>
-              <w:rPr>
-                <w:sz w:val="17"/>
-              </w:rPr>
-              <w:t>UTXO: full set after each confirmed block</w:t>
-            </w:r>
-          </w:p>
-        </w:tc>
-        <w:tc>
-          <w:tcPr>
-            <w:tcW w:type="dxa" w:w="3168"/>
-          </w:tcPr>
-          <w:p>
-            <w:r/>
-            <w:r>
-              <w:rPr>
-                <w:sz w:val="17"/>
-              </w:rPr>
-              <w:t>show_state_after_block()</w:t>
-            </w:r>
-          </w:p>
-        </w:tc>
-        <w:tc>
-          <w:tcPr>
-            <w:tcW w:type="dxa" w:w="2160"/>
-          </w:tcPr>
-          <w:p>
-            <w:r/>
-            <w:r>
-              <w:rPr>
-                <w:sz w:val="17"/>
-              </w:rPr>
-              <w:t>Fig. 6, 7</w:t>
-            </w:r>
-          </w:p>
-        </w:tc>
-      </w:tr>
-      <w:tr>
-        <w:tc>
-          <w:tcPr>
-            <w:tcW w:type="dxa" w:w="4032"/>
-          </w:tcPr>
-          <w:p>
-            <w:r/>
-            <w:r>
-              <w:rPr>
-                <w:sz w:val="17"/>
-              </w:rPr>
-              <w:t>Account: balances, debit/credit, insufficient balance rejected</w:t>
-            </w:r>
-          </w:p>
-        </w:tc>
-        <w:tc>
-          <w:tcPr>
-            <w:tcW w:type="dxa" w:w="3168"/>
-          </w:tcPr>
-          <w:p>
-            <w:r/>
-            <w:r>
-              <w:rPr>
-                <w:sz w:val="17"/>
-              </w:rPr>
-              <w:t>account_admit(), account_apply()</w:t>
-            </w:r>
-          </w:p>
-        </w:tc>
-        <w:tc>
-          <w:tcPr>
-            <w:tcW w:type="dxa" w:w="2160"/>
-          </w:tcPr>
-          <w:p>
-            <w:r/>
-            <w:r>
-              <w:rPr>
-                <w:sz w:val="17"/>
-              </w:rPr>
-              <w:t>Fig. 13, 14</w:t>
-            </w:r>
-          </w:p>
-        </w:tc>
-      </w:tr>
-      <w:tr>
-        <w:tc>
-          <w:tcPr>
-            <w:tcW w:type="dxa" w:w="4032"/>
-          </w:tcPr>
-          <w:p>
-            <w:r/>
-            <w:r>
-              <w:rPr>
-                <w:sz w:val="17"/>
-              </w:rPr>
-              <w:t>Account: nonce, wrong/reused nonce rejected</w:t>
-            </w:r>
-          </w:p>
-        </w:tc>
-        <w:tc>
-          <w:tcPr>
-            <w:tcW w:type="dxa" w:w="3168"/>
-          </w:tcPr>
-          <w:p>
-            <w:r/>
-            <w:r>
-              <w:rPr>
-                <w:sz w:val="17"/>
-              </w:rPr>
-              <w:t>account_admit()</w:t>
-            </w:r>
-          </w:p>
-        </w:tc>
-        <w:tc>
-          <w:tcPr>
-            <w:tcW w:type="dxa" w:w="2160"/>
-          </w:tcPr>
-          <w:p>
-            <w:r/>
-            <w:r>
-              <w:rPr>
-                <w:sz w:val="17"/>
-              </w:rPr>
-              <w:t>Fig. 14, 15</w:t>
-            </w:r>
-          </w:p>
-        </w:tc>
-      </w:tr>
-      <w:tr>
-        <w:tc>
-          <w:tcPr>
-            <w:tcW w:type="dxa" w:w="4032"/>
-          </w:tcPr>
-          <w:p>
-            <w:r/>
-            <w:r>
-              <w:rPr>
-                <w:sz w:val="17"/>
-              </w:rPr>
-              <w:t>Account: linked-list history and print command</w:t>
-            </w:r>
-          </w:p>
-        </w:tc>
-        <w:tc>
-          <w:tcPr>
-            <w:tcW w:type="dxa" w:w="3168"/>
-          </w:tcPr>
-          <w:p>
-            <w:r/>
-            <w:r>
-              <w:rPr>
-                <w:sz w:val="17"/>
-              </w:rPr>
-              <w:t>TxHistoryNode, menu option 12</w:t>
-            </w:r>
-          </w:p>
-        </w:tc>
-        <w:tc>
-          <w:tcPr>
-            <w:tcW w:type="dxa" w:w="2160"/>
-          </w:tcPr>
-          <w:p>
-            <w:r/>
-            <w:r>
-              <w:rPr>
-                <w:sz w:val="17"/>
-              </w:rPr>
-              <w:t>Fig. 16</w:t>
-            </w:r>
-          </w:p>
-        </w:tc>
-      </w:tr>
-      <w:tr>
-        <w:tc>
-          <w:tcPr>
-            <w:tcW w:type="dxa" w:w="4032"/>
-          </w:tcPr>
-          <w:p>
-            <w:r/>
-            <w:r>
-              <w:rPr>
-                <w:sz w:val="17"/>
-              </w:rPr>
-              <w:t>Model selection for the whole session</w:t>
-            </w:r>
-          </w:p>
-        </w:tc>
-        <w:tc>
-          <w:tcPr>
-            <w:tcW w:type="dxa" w:w="3168"/>
-          </w:tcPr>
-          <w:p>
-            <w:r/>
-            <w:r>
-              <w:rPr>
-                <w:sz w:val="17"/>
-              </w:rPr>
-              <w:t>--model, startup menu</w:t>
-            </w:r>
-          </w:p>
-        </w:tc>
-        <w:tc>
-          <w:tcPr>
-            <w:tcW w:type="dxa" w:w="2160"/>
-          </w:tcPr>
-          <w:p>
-            <w:r/>
-            <w:r>
-              <w:rPr>
-                <w:sz w:val="17"/>
-              </w:rPr>
-              <w:t>Fig. 2, 13</w:t>
-            </w:r>
-          </w:p>
-        </w:tc>
-      </w:tr>
-      <w:tr>
-        <w:tc>
-          <w:tcPr>
-            <w:tcW w:type="dxa" w:w="4032"/>
-          </w:tcPr>
-          <w:p>
-            <w:r/>
-            <w:r>
-              <w:rPr>
-                <w:sz w:val="17"/>
-              </w:rPr>
-              <w:t>Solo mining, nonce search, hash attempts, full reward</w:t>
-            </w:r>
-          </w:p>
-        </w:tc>
-        <w:tc>
-          <w:tcPr>
-            <w:tcW w:type="dxa" w:w="3168"/>
-          </w:tcPr>
-          <w:p>
-            <w:r/>
-            <w:r>
-              <w:rPr>
-                <w:sz w:val="17"/>
-              </w:rPr>
-              <w:t>mine_solo(), pow_try()</w:t>
-            </w:r>
-          </w:p>
-        </w:tc>
-        <w:tc>
-          <w:tcPr>
-            <w:tcW w:type="dxa" w:w="2160"/>
-          </w:tcPr>
-          <w:p>
-            <w:r/>
-            <w:r>
-              <w:rPr>
-                <w:sz w:val="17"/>
-              </w:rPr>
-              <w:t>Fig. 6, 7</w:t>
-            </w:r>
-          </w:p>
-        </w:tc>
-      </w:tr>
-      <w:tr>
-        <w:tc>
-          <w:tcPr>
-            <w:tcW w:type="dxa" w:w="4032"/>
-          </w:tcPr>
-          <w:p>
-            <w:r/>
-            <w:r>
-              <w:rPr>
-                <w:sz w:val="17"/>
-              </w:rPr>
-              <w:t>Difficulty 1-4, default 2, CLI and menu</w:t>
-            </w:r>
-          </w:p>
-        </w:tc>
-        <w:tc>
-          <w:tcPr>
-            <w:tcW w:type="dxa" w:w="3168"/>
-          </w:tcPr>
-          <w:p>
-            <w:r/>
-            <w:r>
-              <w:rPr>
-                <w:sz w:val="17"/>
-              </w:rPr>
-              <w:t>--difficulty, mining_set_difficulty()</w:t>
-            </w:r>
-          </w:p>
-        </w:tc>
-        <w:tc>
-          <w:tcPr>
-            <w:tcW w:type="dxa" w:w="2160"/>
-          </w:tcPr>
-          <w:p>
-            <w:r/>
-            <w:r>
-              <w:rPr>
-                <w:sz w:val="17"/>
-              </w:rPr>
-              <w:t>Fig. 19, 20</w:t>
-            </w:r>
-          </w:p>
-        </w:tc>
-      </w:tr>
-      <w:tr>
-        <w:tc>
-          <w:tcPr>
-            <w:tcW w:type="dxa" w:w="4032"/>
-          </w:tcPr>
-          <w:p>
-            <w:r/>
-            <w:r>
-              <w:rPr>
-                <w:sz w:val="17"/>
-              </w:rPr>
-              <w:t>Pool: random hash rates, 2% fee, share by attempts, table</w:t>
-            </w:r>
-          </w:p>
-        </w:tc>
-        <w:tc>
-          <w:tcPr>
-            <w:tcW w:type="dxa" w:w="3168"/>
-          </w:tcPr>
-          <w:p>
-            <w:r/>
-            <w:r>
-              <w:rPr>
-                <w:sz w:val="17"/>
-              </w:rPr>
-              <w:t>mine_pool(), print_pool_table()</w:t>
-            </w:r>
-          </w:p>
-        </w:tc>
-        <w:tc>
-          <w:tcPr>
-            <w:tcW w:type="dxa" w:w="2160"/>
-          </w:tcPr>
-          <w:p>
-            <w:r/>
-            <w:r>
-              <w:rPr>
-                <w:sz w:val="17"/>
-              </w:rPr>
-              <w:t>Fig. 11</w:t>
-            </w:r>
-          </w:p>
-        </w:tc>
-      </w:tr>
-      <w:tr>
-        <w:tc>
-          <w:tcPr>
-            <w:tcW w:type="dxa" w:w="4032"/>
-          </w:tcPr>
-          <w:p>
-            <w:r/>
-            <w:r>
-              <w:rPr>
-                <w:sz w:val="17"/>
-              </w:rPr>
-              <w:t>Cloud: 1-5 rounds, rental and maintenance fees, net profit, warning</w:t>
-            </w:r>
-          </w:p>
-        </w:tc>
-        <w:tc>
-          <w:tcPr>
-            <w:tcW w:type="dxa" w:w="3168"/>
-          </w:tcPr>
-          <w:p>
-            <w:r/>
-            <w:r>
-              <w:rPr>
-                <w:sz w:val="17"/>
-              </w:rPr>
-              <w:t>mine_cloud(), print_cloud_summary()</w:t>
-            </w:r>
-          </w:p>
-        </w:tc>
-        <w:tc>
-          <w:tcPr>
-            <w:tcW w:type="dxa" w:w="2160"/>
-          </w:tcPr>
-          <w:p>
-            <w:r/>
-            <w:r>
-              <w:rPr>
-                <w:sz w:val="17"/>
-              </w:rPr>
-              <w:t>Fig. 17, 18</w:t>
-            </w:r>
-          </w:p>
-        </w:tc>
-      </w:tr>
-      <w:tr>
-        <w:tc>
-          <w:tcPr>
-            <w:tcW w:type="dxa" w:w="4032"/>
-          </w:tcPr>
-          <w:p>
-            <w:r/>
-            <w:r>
-              <w:rPr>
-                <w:sz w:val="17"/>
-              </w:rPr>
-              <w:t>Confirmed records with title, member, action, time, reward, signature</w:t>
-            </w:r>
-          </w:p>
-        </w:tc>
-        <w:tc>
-          <w:tcPr>
-            <w:tcW w:type="dxa" w:w="3168"/>
-          </w:tcPr>
-          <w:p>
-            <w:r/>
-            <w:r>
-              <w:rPr>
-                <w:sz w:val="17"/>
-              </w:rPr>
-              <w:t>chain_print_records()</w:t>
-            </w:r>
-          </w:p>
-        </w:tc>
-        <w:tc>
-          <w:tcPr>
-            <w:tcW w:type="dxa" w:w="2160"/>
-          </w:tcPr>
-          <w:p>
-            <w:r/>
-            <w:r>
-              <w:rPr>
-                <w:sz w:val="17"/>
-              </w:rPr>
-              <w:t>Fig. 9</w:t>
-            </w:r>
-          </w:p>
-        </w:tc>
-      </w:tr>
-      <w:tr>
-        <w:tc>
-          <w:tcPr>
-            <w:tcW w:type="dxa" w:w="4032"/>
-          </w:tcPr>
-          <w:p>
-            <w:r/>
-            <w:r>
-              <w:rPr>
-                <w:sz w:val="17"/>
-              </w:rPr>
-              <w:t>Edge cases: no return, insufficient balance, failed nonce, unprofitable cloud</w:t>
-            </w:r>
-          </w:p>
-        </w:tc>
-        <w:tc>
-          <w:tcPr>
-            <w:tcW w:type="dxa" w:w="3168"/>
-          </w:tcPr>
-          <w:p>
-            <w:r/>
-            <w:r>
-              <w:rPr>
-                <w:sz w:val="17"/>
-              </w:rPr>
-              <w:t>tests/run_tests.sh</w:t>
-            </w:r>
-          </w:p>
-        </w:tc>
-        <w:tc>
-          <w:tcPr>
-            <w:tcW w:type="dxa" w:w="2160"/>
-          </w:tcPr>
-          <w:p>
-            <w:r/>
-            <w:r>
-              <w:rPr>
-                <w:sz w:val="17"/>
-              </w:rPr>
-              <w:t>Table 5</w:t>
-            </w:r>
-          </w:p>
-        </w:tc>
-      </w:tr>
-    </w:tbl>
-    <w:p/>
     <w:sectPr>
       <w:pgSz w:w="12240" w:h="15840"/>
       <w:pgMar w:top="1296" w:right="1440" w:bottom="1296" w:left="1440" w:header="720" w:footer="720" w:gutter="0"/>
@@ -7412,11 +6490,12 @@
     <w:qFormat/>
     <w:rsid w:val="00FC693F"/>
     <w:pPr>
-      <w:spacing w:after="120" w:line="264" w:lineRule="auto"/>
+      <w:spacing w:after="120" w:line="276" w:lineRule="auto"/>
     </w:pPr>
     <w:rPr>
-      <w:rFonts w:ascii="Calibri" w:hAnsi="Calibri"/>
-      <w:sz w:val="22"/>
+      <w:rFonts w:ascii="Times New Roman" w:hAnsi="Times New Roman"/>
+      <w:color w:val="000000"/>
+      <w:sz w:val="24"/>
     </w:rPr>
   </w:style>
   <w:style w:type="paragraph" w:styleId="Header">
@@ -7433,6 +6512,9 @@
       </w:tabs>
       <w:spacing w:after="0" w:line="240" w:lineRule="auto"/>
     </w:pPr>
+    <w:rPr>
+      <w:color w:val="000000"/>
+    </w:rPr>
   </w:style>
   <w:style w:type="character" w:customStyle="1" w:styleId="HeaderChar">
     <w:name w:val="Header Char"/>
@@ -7440,6 +6522,9 @@
     <w:link w:val="Header"/>
     <w:uiPriority w:val="99"/>
     <w:rsid w:val="00E618BF"/>
+    <w:rPr>
+      <w:color w:val="000000"/>
+    </w:rPr>
   </w:style>
   <w:style w:type="paragraph" w:styleId="Footer">
     <w:name w:val="footer"/>
@@ -7455,6 +6540,9 @@
       </w:tabs>
       <w:spacing w:after="0" w:line="240" w:lineRule="auto"/>
     </w:pPr>
+    <w:rPr>
+      <w:color w:val="000000"/>
+    </w:rPr>
   </w:style>
   <w:style w:type="character" w:customStyle="1" w:styleId="FooterChar">
     <w:name w:val="Footer Char"/>
@@ -7462,6 +6550,9 @@
     <w:link w:val="Footer"/>
     <w:uiPriority w:val="99"/>
     <w:rsid w:val="00E618BF"/>
+    <w:rPr>
+      <w:color w:val="000000"/>
+    </w:rPr>
   </w:style>
   <w:style w:type="paragraph" w:styleId="Heading1">
     <w:name w:val="heading 1"/>
@@ -7478,11 +6569,11 @@
       <w:outlineLvl w:val="0"/>
     </w:pPr>
     <w:rPr>
-      <w:rFonts w:asciiTheme="majorHAnsi" w:eastAsiaTheme="majorEastAsia" w:hAnsiTheme="majorHAnsi" w:cstheme="majorBidi" w:ascii="Calibri" w:hAnsi="Calibri"/>
+      <w:rFonts w:ascii="Times New Roman" w:hAnsi="Times New Roman"/>
       <w:b/>
       <w:bCs/>
-      <w:color w:val="1F3A68"/>
-      <w:sz w:val="32"/>
+      <w:color w:val="000000"/>
+      <w:sz w:val="30"/>
       <w:szCs w:val="28"/>
     </w:rPr>
   </w:style>
@@ -7502,10 +6593,10 @@
       <w:outlineLvl w:val="1"/>
     </w:pPr>
     <w:rPr>
-      <w:rFonts w:asciiTheme="majorHAnsi" w:eastAsiaTheme="majorEastAsia" w:hAnsiTheme="majorHAnsi" w:cstheme="majorBidi" w:ascii="Calibri" w:hAnsi="Calibri"/>
+      <w:rFonts w:ascii="Times New Roman" w:hAnsi="Times New Roman"/>
       <w:b/>
       <w:bCs/>
-      <w:color w:val="1F3A68"/>
+      <w:color w:val="000000"/>
       <w:sz w:val="26"/>
       <w:szCs w:val="26"/>
     </w:rPr>
@@ -7529,7 +6620,7 @@
       <w:rFonts w:asciiTheme="majorHAnsi" w:eastAsiaTheme="majorEastAsia" w:hAnsiTheme="majorHAnsi" w:cstheme="majorBidi"/>
       <w:b/>
       <w:bCs/>
-      <w:color w:val="4F81BD" w:themeColor="accent1"/>
+      <w:color w:val="000000"/>
     </w:rPr>
   </w:style>
   <w:style w:type="paragraph" w:styleId="Heading4">
@@ -7554,7 +6645,7 @@
       <w:bCs/>
       <w:i/>
       <w:iCs/>
-      <w:color w:val="4F81BD" w:themeColor="accent1"/>
+      <w:color w:val="000000"/>
     </w:rPr>
   </w:style>
   <w:style w:type="paragraph" w:styleId="Heading5">
@@ -7575,7 +6666,7 @@
     </w:pPr>
     <w:rPr>
       <w:rFonts w:asciiTheme="majorHAnsi" w:eastAsiaTheme="majorEastAsia" w:hAnsiTheme="majorHAnsi" w:cstheme="majorBidi"/>
-      <w:color w:val="243F60" w:themeColor="accent1" w:themeShade="7F"/>
+      <w:color w:val="000000"/>
     </w:rPr>
   </w:style>
   <w:style w:type="paragraph" w:styleId="Heading6">
@@ -7598,7 +6689,7 @@
       <w:rFonts w:asciiTheme="majorHAnsi" w:eastAsiaTheme="majorEastAsia" w:hAnsiTheme="majorHAnsi" w:cstheme="majorBidi"/>
       <w:i/>
       <w:iCs/>
-      <w:color w:val="243F60" w:themeColor="accent1" w:themeShade="7F"/>
+      <w:color w:val="000000"/>
     </w:rPr>
   </w:style>
   <w:style w:type="paragraph" w:styleId="Heading7">
@@ -7621,7 +6712,7 @@
       <w:rFonts w:asciiTheme="majorHAnsi" w:eastAsiaTheme="majorEastAsia" w:hAnsiTheme="majorHAnsi" w:cstheme="majorBidi"/>
       <w:i/>
       <w:iCs/>
-      <w:color w:val="404040" w:themeColor="text1" w:themeTint="BF"/>
+      <w:color w:val="000000"/>
     </w:rPr>
   </w:style>
   <w:style w:type="paragraph" w:styleId="Heading8">
@@ -7642,7 +6733,7 @@
     </w:pPr>
     <w:rPr>
       <w:rFonts w:asciiTheme="majorHAnsi" w:eastAsiaTheme="majorEastAsia" w:hAnsiTheme="majorHAnsi" w:cstheme="majorBidi"/>
-      <w:color w:val="4F81BD" w:themeColor="accent1"/>
+      <w:color w:val="000000"/>
       <w:sz w:val="20"/>
       <w:szCs w:val="20"/>
     </w:rPr>
@@ -7667,7 +6758,7 @@
       <w:rFonts w:asciiTheme="majorHAnsi" w:eastAsiaTheme="majorEastAsia" w:hAnsiTheme="majorHAnsi" w:cstheme="majorBidi"/>
       <w:i/>
       <w:iCs/>
-      <w:color w:val="404040" w:themeColor="text1" w:themeTint="BF"/>
+      <w:color w:val="000000"/>
       <w:sz w:val="20"/>
       <w:szCs w:val="20"/>
     </w:rPr>
@@ -7677,12 +6768,18 @@
     <w:uiPriority w:val="1"/>
     <w:semiHidden/>
     <w:unhideWhenUsed/>
+    <w:rPr>
+      <w:color w:val="000000"/>
+    </w:rPr>
   </w:style>
   <w:style w:type="table" w:default="1" w:styleId="TableNormal">
     <w:name w:val="Normal Table"/>
     <w:uiPriority w:val="99"/>
     <w:semiHidden/>
     <w:unhideWhenUsed/>
+    <w:rPr>
+      <w:color w:val="000000"/>
+    </w:rPr>
     <w:tblPr>
       <w:tblInd w:w="0" w:type="dxa"/>
       <w:tblCellMar>
@@ -7707,6 +6804,9 @@
     <w:pPr>
       <w:spacing w:after="0" w:line="240" w:lineRule="auto"/>
     </w:pPr>
+    <w:rPr>
+      <w:color w:val="000000"/>
+    </w:rPr>
   </w:style>
   <w:style w:type="character" w:customStyle="1" w:styleId="Heading1Char">
     <w:name w:val="Heading 1 Char"/>
@@ -7718,7 +6818,7 @@
       <w:rFonts w:asciiTheme="majorHAnsi" w:eastAsiaTheme="majorEastAsia" w:hAnsiTheme="majorHAnsi" w:cstheme="majorBidi"/>
       <w:b/>
       <w:bCs/>
-      <w:color w:val="365F91" w:themeColor="accent1" w:themeShade="BF"/>
+      <w:color w:val="000000"/>
       <w:sz w:val="28"/>
       <w:szCs w:val="28"/>
     </w:rPr>
@@ -7733,7 +6833,7 @@
       <w:rFonts w:asciiTheme="majorHAnsi" w:eastAsiaTheme="majorEastAsia" w:hAnsiTheme="majorHAnsi" w:cstheme="majorBidi"/>
       <w:b/>
       <w:bCs/>
-      <w:color w:val="4F81BD" w:themeColor="accent1"/>
+      <w:color w:val="000000"/>
       <w:sz w:val="26"/>
       <w:szCs w:val="26"/>
     </w:rPr>
@@ -7748,7 +6848,7 @@
       <w:rFonts w:asciiTheme="majorHAnsi" w:eastAsiaTheme="majorEastAsia" w:hAnsiTheme="majorHAnsi" w:cstheme="majorBidi"/>
       <w:b/>
       <w:bCs/>
-      <w:color w:val="4F81BD" w:themeColor="accent1"/>
+      <w:color w:val="000000"/>
     </w:rPr>
   </w:style>
   <w:style w:type="paragraph" w:styleId="Title">
@@ -7768,7 +6868,7 @@
     </w:pPr>
     <w:rPr>
       <w:rFonts w:asciiTheme="majorHAnsi" w:eastAsiaTheme="majorEastAsia" w:hAnsiTheme="majorHAnsi" w:cstheme="majorBidi"/>
-      <w:color w:val="17365D" w:themeColor="text2" w:themeShade="BF"/>
+      <w:color w:val="000000"/>
       <w:spacing w:val="5"/>
       <w:kern w:val="28"/>
       <w:sz w:val="52"/>
@@ -7783,7 +6883,7 @@
     <w:rsid w:val="00FC693F"/>
     <w:rPr>
       <w:rFonts w:asciiTheme="majorHAnsi" w:eastAsiaTheme="majorEastAsia" w:hAnsiTheme="majorHAnsi" w:cstheme="majorBidi"/>
-      <w:color w:val="17365D" w:themeColor="text2" w:themeShade="BF"/>
+      <w:color w:val="000000"/>
       <w:spacing w:val="5"/>
       <w:kern w:val="28"/>
       <w:sz w:val="52"/>
@@ -7807,7 +6907,7 @@
       <w:rFonts w:asciiTheme="majorHAnsi" w:eastAsiaTheme="majorEastAsia" w:hAnsiTheme="majorHAnsi" w:cstheme="majorBidi"/>
       <w:i/>
       <w:iCs/>
-      <w:color w:val="4F81BD" w:themeColor="accent1"/>
+      <w:color w:val="000000"/>
       <w:spacing w:val="15"/>
       <w:sz w:val="24"/>
       <w:szCs w:val="24"/>
@@ -7823,7 +6923,7 @@
       <w:rFonts w:asciiTheme="majorHAnsi" w:eastAsiaTheme="majorEastAsia" w:hAnsiTheme="majorHAnsi" w:cstheme="majorBidi"/>
       <w:i/>
       <w:iCs/>
-      <w:color w:val="4F81BD" w:themeColor="accent1"/>
+      <w:color w:val="000000"/>
       <w:spacing w:val="15"/>
       <w:sz w:val="24"/>
       <w:szCs w:val="24"/>
@@ -7839,6 +6939,9 @@
       <w:ind w:left="720"/>
       <w:contextualSpacing/>
     </w:pPr>
+    <w:rPr>
+      <w:color w:val="000000"/>
+    </w:rPr>
   </w:style>
   <w:style w:type="paragraph" w:styleId="BodyText">
     <w:name w:val="Body Text"/>
@@ -7850,6 +6953,9 @@
     <w:pPr>
       <w:spacing w:after="120"/>
     </w:pPr>
+    <w:rPr>
+      <w:color w:val="000000"/>
+    </w:rPr>
   </w:style>
   <w:style w:type="character" w:customStyle="1" w:styleId="BodyTextChar">
     <w:name w:val="Body Text Char"/>
@@ -7857,6 +6963,9 @@
     <w:link w:val="BodyText"/>
     <w:uiPriority w:val="99"/>
     <w:rsid w:val="00AA1D8D"/>
+    <w:rPr>
+      <w:color w:val="000000"/>
+    </w:rPr>
   </w:style>
   <w:style w:type="paragraph" w:styleId="BodyText2">
     <w:name w:val="Body Text 2"/>
@@ -7868,6 +6977,9 @@
     <w:pPr>
       <w:spacing w:after="120" w:line="480" w:lineRule="auto"/>
     </w:pPr>
+    <w:rPr>
+      <w:color w:val="000000"/>
+    </w:rPr>
   </w:style>
   <w:style w:type="character" w:customStyle="1" w:styleId="BodyText2Char">
     <w:name w:val="Body Text 2 Char"/>
@@ -7875,6 +6987,9 @@
     <w:link w:val="BodyText2"/>
     <w:uiPriority w:val="99"/>
     <w:rsid w:val="00AA1D8D"/>
+    <w:rPr>
+      <w:color w:val="000000"/>
+    </w:rPr>
   </w:style>
   <w:style w:type="paragraph" w:styleId="BodyText3">
     <w:name w:val="Body Text 3"/>
@@ -7887,6 +7002,7 @@
       <w:spacing w:after="120"/>
     </w:pPr>
     <w:rPr>
+      <w:color w:val="000000"/>
       <w:sz w:val="16"/>
       <w:szCs w:val="16"/>
     </w:rPr>
@@ -7898,6 +7014,7 @@
     <w:uiPriority w:val="99"/>
     <w:rsid w:val="00AA1D8D"/>
     <w:rPr>
+      <w:color w:val="000000"/>
       <w:sz w:val="16"/>
       <w:szCs w:val="16"/>
     </w:rPr>
@@ -7912,6 +7029,9 @@
       <w:ind w:left="360" w:hanging="360"/>
       <w:contextualSpacing/>
     </w:pPr>
+    <w:rPr>
+      <w:color w:val="000000"/>
+    </w:rPr>
   </w:style>
   <w:style w:type="paragraph" w:styleId="List2">
     <w:name w:val="List 2"/>
@@ -7923,6 +7043,9 @@
       <w:ind w:left="720" w:hanging="360"/>
       <w:contextualSpacing/>
     </w:pPr>
+    <w:rPr>
+      <w:color w:val="000000"/>
+    </w:rPr>
   </w:style>
   <w:style w:type="paragraph" w:styleId="List3">
     <w:name w:val="List 3"/>
@@ -7934,6 +7057,9 @@
       <w:ind w:left="1080" w:hanging="360"/>
       <w:contextualSpacing/>
     </w:pPr>
+    <w:rPr>
+      <w:color w:val="000000"/>
+    </w:rPr>
   </w:style>
   <w:style w:type="paragraph" w:styleId="ListBullet">
     <w:name w:val="List Bullet"/>
@@ -7947,6 +7073,9 @@
       </w:numPr>
       <w:contextualSpacing/>
     </w:pPr>
+    <w:rPr>
+      <w:color w:val="000000"/>
+    </w:rPr>
   </w:style>
   <w:style w:type="paragraph" w:styleId="ListBullet2">
     <w:name w:val="List Bullet 2"/>
@@ -7960,6 +7089,9 @@
       </w:numPr>
       <w:contextualSpacing/>
     </w:pPr>
+    <w:rPr>
+      <w:color w:val="000000"/>
+    </w:rPr>
   </w:style>
   <w:style w:type="paragraph" w:styleId="ListBullet3">
     <w:name w:val="List Bullet 3"/>
@@ -7973,6 +7105,9 @@
       </w:numPr>
       <w:contextualSpacing/>
     </w:pPr>
+    <w:rPr>
+      <w:color w:val="000000"/>
+    </w:rPr>
   </w:style>
   <w:style w:type="paragraph" w:styleId="ListNumber">
     <w:name w:val="List Number"/>
@@ -7986,6 +7121,9 @@
       </w:numPr>
       <w:contextualSpacing/>
     </w:pPr>
+    <w:rPr>
+      <w:color w:val="000000"/>
+    </w:rPr>
   </w:style>
   <w:style w:type="paragraph" w:styleId="ListNumber2">
     <w:name w:val="List Number 2"/>
@@ -7999,6 +7137,9 @@
       </w:numPr>
       <w:contextualSpacing/>
     </w:pPr>
+    <w:rPr>
+      <w:color w:val="000000"/>
+    </w:rPr>
   </w:style>
   <w:style w:type="paragraph" w:styleId="ListNumber3">
     <w:name w:val="List Number 3"/>
@@ -8012,6 +7153,9 @@
       </w:numPr>
       <w:contextualSpacing/>
     </w:pPr>
+    <w:rPr>
+      <w:color w:val="000000"/>
+    </w:rPr>
   </w:style>
   <w:style w:type="paragraph" w:styleId="ListContinue">
     <w:name w:val="List Continue"/>
@@ -8024,6 +7168,9 @@
       <w:ind w:left="360"/>
       <w:contextualSpacing/>
     </w:pPr>
+    <w:rPr>
+      <w:color w:val="000000"/>
+    </w:rPr>
   </w:style>
   <w:style w:type="paragraph" w:styleId="ListContinue2">
     <w:name w:val="List Continue 2"/>
@@ -8036,6 +7183,9 @@
       <w:ind w:left="720"/>
       <w:contextualSpacing/>
     </w:pPr>
+    <w:rPr>
+      <w:color w:val="000000"/>
+    </w:rPr>
   </w:style>
   <w:style w:type="paragraph" w:styleId="ListContinue3">
     <w:name w:val="List Continue 3"/>
@@ -8048,6 +7198,9 @@
       <w:ind w:left="1080"/>
       <w:contextualSpacing/>
     </w:pPr>
+    <w:rPr>
+      <w:color w:val="000000"/>
+    </w:rPr>
   </w:style>
   <w:style w:type="paragraph" w:styleId="MacroText">
     <w:name w:val="macro"/>
@@ -8068,6 +7221,7 @@
     </w:pPr>
     <w:rPr>
       <w:rFonts w:ascii="Courier" w:hAnsi="Courier"/>
+      <w:color w:val="000000"/>
       <w:sz w:val="20"/>
       <w:szCs w:val="20"/>
     </w:rPr>
@@ -8080,6 +7234,7 @@
     <w:rsid w:val="0029639D"/>
     <w:rPr>
       <w:rFonts w:ascii="Courier" w:hAnsi="Courier"/>
+      <w:color w:val="000000"/>
       <w:sz w:val="20"/>
       <w:szCs w:val="20"/>
     </w:rPr>
@@ -8095,7 +7250,7 @@
     <w:rPr>
       <w:i/>
       <w:iCs/>
-      <w:color w:val="000000" w:themeColor="text1"/>
+      <w:color w:val="000000"/>
     </w:rPr>
   </w:style>
   <w:style w:type="character" w:customStyle="1" w:styleId="QuoteChar">
@@ -8107,7 +7262,7 @@
     <w:rPr>
       <w:i/>
       <w:iCs/>
-      <w:color w:val="000000" w:themeColor="text1"/>
+      <w:color w:val="000000"/>
     </w:rPr>
   </w:style>
   <w:style w:type="character" w:customStyle="1" w:styleId="Heading4Char">
@@ -8123,7 +7278,7 @@
       <w:bCs/>
       <w:i/>
       <w:iCs/>
-      <w:color w:val="4F81BD" w:themeColor="accent1"/>
+      <w:color w:val="000000"/>
     </w:rPr>
   </w:style>
   <w:style w:type="character" w:customStyle="1" w:styleId="Heading5Char">
@@ -8135,7 +7290,7 @@
     <w:rsid w:val="00FC693F"/>
     <w:rPr>
       <w:rFonts w:asciiTheme="majorHAnsi" w:eastAsiaTheme="majorEastAsia" w:hAnsiTheme="majorHAnsi" w:cstheme="majorBidi"/>
-      <w:color w:val="243F60" w:themeColor="accent1" w:themeShade="7F"/>
+      <w:color w:val="000000"/>
     </w:rPr>
   </w:style>
   <w:style w:type="character" w:customStyle="1" w:styleId="Heading6Char">
@@ -8149,7 +7304,7 @@
       <w:rFonts w:asciiTheme="majorHAnsi" w:eastAsiaTheme="majorEastAsia" w:hAnsiTheme="majorHAnsi" w:cstheme="majorBidi"/>
       <w:i/>
       <w:iCs/>
-      <w:color w:val="243F60" w:themeColor="accent1" w:themeShade="7F"/>
+      <w:color w:val="000000"/>
     </w:rPr>
   </w:style>
   <w:style w:type="character" w:customStyle="1" w:styleId="Heading7Char">
@@ -8163,7 +7318,7 @@
       <w:rFonts w:asciiTheme="majorHAnsi" w:eastAsiaTheme="majorEastAsia" w:hAnsiTheme="majorHAnsi" w:cstheme="majorBidi"/>
       <w:i/>
       <w:iCs/>
-      <w:color w:val="404040" w:themeColor="text1" w:themeTint="BF"/>
+      <w:color w:val="000000"/>
     </w:rPr>
   </w:style>
   <w:style w:type="character" w:customStyle="1" w:styleId="Heading8Char">
@@ -8175,7 +7330,7 @@
     <w:rsid w:val="00FC693F"/>
     <w:rPr>
       <w:rFonts w:asciiTheme="majorHAnsi" w:eastAsiaTheme="majorEastAsia" w:hAnsiTheme="majorHAnsi" w:cstheme="majorBidi"/>
-      <w:color w:val="4F81BD" w:themeColor="accent1"/>
+      <w:color w:val="000000"/>
       <w:sz w:val="20"/>
       <w:szCs w:val="20"/>
     </w:rPr>
@@ -8191,7 +7346,7 @@
       <w:rFonts w:asciiTheme="majorHAnsi" w:eastAsiaTheme="majorEastAsia" w:hAnsiTheme="majorHAnsi" w:cstheme="majorBidi"/>
       <w:i/>
       <w:iCs/>
-      <w:color w:val="404040" w:themeColor="text1" w:themeTint="BF"/>
+      <w:color w:val="000000"/>
       <w:sz w:val="20"/>
       <w:szCs w:val="20"/>
     </w:rPr>
@@ -8211,7 +7366,7 @@
     <w:rPr>
       <w:b/>
       <w:bCs/>
-      <w:color w:val="4F81BD" w:themeColor="accent1"/>
+      <w:color w:val="000000"/>
       <w:sz w:val="18"/>
       <w:szCs w:val="18"/>
     </w:rPr>
@@ -8225,6 +7380,7 @@
     <w:rPr>
       <w:b/>
       <w:bCs/>
+      <w:color w:val="000000"/>
     </w:rPr>
   </w:style>
   <w:style w:type="character" w:styleId="Emphasis">
@@ -8236,6 +7392,7 @@
     <w:rPr>
       <w:i/>
       <w:iCs/>
+      <w:color w:val="000000"/>
     </w:rPr>
   </w:style>
   <w:style w:type="paragraph" w:styleId="IntenseQuote">
@@ -8258,7 +7415,7 @@
       <w:bCs/>
       <w:i/>
       <w:iCs/>
-      <w:color w:val="4F81BD" w:themeColor="accent1"/>
+      <w:color w:val="000000"/>
     </w:rPr>
   </w:style>
   <w:style w:type="character" w:customStyle="1" w:styleId="IntenseQuoteChar">
@@ -8272,7 +7429,7 @@
       <w:bCs/>
       <w:i/>
       <w:iCs/>
-      <w:color w:val="4F81BD" w:themeColor="accent1"/>
+      <w:color w:val="000000"/>
     </w:rPr>
   </w:style>
   <w:style w:type="character" w:styleId="SubtleEmphasis">
@@ -8284,7 +7441,7 @@
     <w:rPr>
       <w:i/>
       <w:iCs/>
-      <w:color w:val="808080" w:themeColor="text1" w:themeTint="7F"/>
+      <w:color w:val="000000"/>
     </w:rPr>
   </w:style>
   <w:style w:type="character" w:styleId="IntenseEmphasis">
@@ -8298,7 +7455,7 @@
       <w:bCs/>
       <w:i/>
       <w:iCs/>
-      <w:color w:val="4F81BD" w:themeColor="accent1"/>
+      <w:color w:val="000000"/>
     </w:rPr>
   </w:style>
   <w:style w:type="character" w:styleId="SubtleReference">
@@ -8309,7 +7466,7 @@
     <w:rsid w:val="00FC693F"/>
     <w:rPr>
       <w:smallCaps/>
-      <w:color w:val="C0504D" w:themeColor="accent2"/>
+      <w:color w:val="000000"/>
       <w:u w:val="single"/>
     </w:rPr>
   </w:style>
@@ -8323,7 +7480,7 @@
       <w:b/>
       <w:bCs/>
       <w:smallCaps/>
-      <w:color w:val="C0504D" w:themeColor="accent2"/>
+      <w:color w:val="000000"/>
       <w:spacing w:val="5"/>
       <w:u w:val="single"/>
     </w:rPr>
@@ -8338,6 +7495,7 @@
       <w:b/>
       <w:bCs/>
       <w:smallCaps/>
+      <w:color w:val="000000"/>
       <w:spacing w:val="5"/>
     </w:rPr>
   </w:style>
@@ -8353,6 +7511,9 @@
     <w:pPr>
       <w:outlineLvl w:val="9"/>
     </w:pPr>
+    <w:rPr>
+      <w:color w:val="000000"/>
+    </w:rPr>
   </w:style>
   <w:style w:type="table" w:styleId="TableGrid">
     <w:name w:val="Table Grid"/>
@@ -8362,6 +7523,9 @@
     <w:pPr>
       <w:spacing w:after="0" w:line="240" w:lineRule="auto"/>
     </w:pPr>
+    <w:rPr>
+      <w:color w:val="000000"/>
+    </w:rPr>
     <w:tblPr>
       <w:tblInd w:w="0" w:type="dxa"/>
       <w:tblBorders>
@@ -8389,7 +7553,7 @@
       <w:spacing w:after="0" w:line="240" w:lineRule="auto"/>
     </w:pPr>
     <w:rPr>
-      <w:color w:val="000000" w:themeColor="text1" w:themeShade="BF"/>
+      <w:color w:val="000000"/>
     </w:rPr>
     <w:tblPr>
       <w:tblStyleRowBandSize w:val="1"/>
@@ -8492,7 +7656,7 @@
       <w:spacing w:after="0" w:line="240" w:lineRule="auto"/>
     </w:pPr>
     <w:rPr>
-      <w:color w:val="365F91" w:themeColor="accent1" w:themeShade="BF"/>
+      <w:color w:val="000000"/>
     </w:rPr>
     <w:tblPr>
       <w:tblStyleRowBandSize w:val="1"/>
@@ -8595,7 +7759,7 @@
       <w:spacing w:after="0" w:line="240" w:lineRule="auto"/>
     </w:pPr>
     <w:rPr>
-      <w:color w:val="943634" w:themeColor="accent2" w:themeShade="BF"/>
+      <w:color w:val="000000"/>
     </w:rPr>
     <w:tblPr>
       <w:tblStyleRowBandSize w:val="1"/>
@@ -8698,7 +7862,7 @@
       <w:spacing w:after="0" w:line="240" w:lineRule="auto"/>
     </w:pPr>
     <w:rPr>
-      <w:color w:val="76923C" w:themeColor="accent3" w:themeShade="BF"/>
+      <w:color w:val="000000"/>
     </w:rPr>
     <w:tblPr>
       <w:tblStyleRowBandSize w:val="1"/>
@@ -8801,7 +7965,7 @@
       <w:spacing w:after="0" w:line="240" w:lineRule="auto"/>
     </w:pPr>
     <w:rPr>
-      <w:color w:val="5F497A" w:themeColor="accent4" w:themeShade="BF"/>
+      <w:color w:val="000000"/>
     </w:rPr>
     <w:tblPr>
       <w:tblStyleRowBandSize w:val="1"/>
@@ -8904,7 +8068,7 @@
       <w:spacing w:after="0" w:line="240" w:lineRule="auto"/>
     </w:pPr>
     <w:rPr>
-      <w:color w:val="31849B" w:themeColor="accent5" w:themeShade="BF"/>
+      <w:color w:val="000000"/>
     </w:rPr>
     <w:tblPr>
       <w:tblStyleRowBandSize w:val="1"/>
@@ -9007,7 +8171,7 @@
       <w:spacing w:after="0" w:line="240" w:lineRule="auto"/>
     </w:pPr>
     <w:rPr>
-      <w:color w:val="E36C0A" w:themeColor="accent6" w:themeShade="BF"/>
+      <w:color w:val="000000"/>
     </w:rPr>
     <w:tblPr>
       <w:tblStyleRowBandSize w:val="1"/>
@@ -9109,6 +8273,9 @@
     <w:pPr>
       <w:spacing w:after="0" w:line="240" w:lineRule="auto"/>
     </w:pPr>
+    <w:rPr>
+      <w:color w:val="000000"/>
+    </w:rPr>
     <w:tblPr>
       <w:tblStyleRowBandSize w:val="1"/>
       <w:tblStyleColBandSize w:val="1"/>
@@ -9201,6 +8368,9 @@
     <w:pPr>
       <w:spacing w:after="0" w:line="240" w:lineRule="auto"/>
     </w:pPr>
+    <w:rPr>
+      <w:color w:val="000000"/>
+    </w:rPr>
     <w:tblPr>
       <w:tblStyleRowBandSize w:val="1"/>
       <w:tblStyleColBandSize w:val="1"/>
@@ -9293,6 +8463,9 @@
     <w:pPr>
       <w:spacing w:after="0" w:line="240" w:lineRule="auto"/>
     </w:pPr>
+    <w:rPr>
+      <w:color w:val="000000"/>
+    </w:rPr>
     <w:tblPr>
       <w:tblStyleRowBandSize w:val="1"/>
       <w:tblStyleColBandSize w:val="1"/>
@@ -9385,6 +8558,9 @@
     <w:pPr>
       <w:spacing w:after="0" w:line="240" w:lineRule="auto"/>
     </w:pPr>
+    <w:rPr>
+      <w:color w:val="000000"/>
+    </w:rPr>
     <w:tblPr>
       <w:tblStyleRowBandSize w:val="1"/>
       <w:tblStyleColBandSize w:val="1"/>
@@ -9477,6 +8653,9 @@
     <w:pPr>
       <w:spacing w:after="0" w:line="240" w:lineRule="auto"/>
     </w:pPr>
+    <w:rPr>
+      <w:color w:val="000000"/>
+    </w:rPr>
     <w:tblPr>
       <w:tblStyleRowBandSize w:val="1"/>
       <w:tblStyleColBandSize w:val="1"/>
@@ -9569,6 +8748,9 @@
     <w:pPr>
       <w:spacing w:after="0" w:line="240" w:lineRule="auto"/>
     </w:pPr>
+    <w:rPr>
+      <w:color w:val="000000"/>
+    </w:rPr>
     <w:tblPr>
       <w:tblStyleRowBandSize w:val="1"/>
       <w:tblStyleColBandSize w:val="1"/>
@@ -9661,6 +8843,9 @@
     <w:pPr>
       <w:spacing w:after="0" w:line="240" w:lineRule="auto"/>
     </w:pPr>
+    <w:rPr>
+      <w:color w:val="000000"/>
+    </w:rPr>
     <w:tblPr>
       <w:tblStyleRowBandSize w:val="1"/>
       <w:tblStyleColBandSize w:val="1"/>
@@ -9753,6 +8938,9 @@
     <w:pPr>
       <w:spacing w:after="0" w:line="240" w:lineRule="auto"/>
     </w:pPr>
+    <w:rPr>
+      <w:color w:val="000000"/>
+    </w:rPr>
     <w:tblPr>
       <w:tblStyleRowBandSize w:val="1"/>
       <w:tblStyleColBandSize w:val="1"/>
@@ -9883,6 +9071,9 @@
     <w:pPr>
       <w:spacing w:after="0" w:line="240" w:lineRule="auto"/>
     </w:pPr>
+    <w:rPr>
+      <w:color w:val="000000"/>
+    </w:rPr>
     <w:tblPr>
       <w:tblStyleRowBandSize w:val="1"/>
       <w:tblStyleColBandSize w:val="1"/>
@@ -10013,6 +9204,9 @@
     <w:pPr>
       <w:spacing w:after="0" w:line="240" w:lineRule="auto"/>
     </w:pPr>
+    <w:rPr>
+      <w:color w:val="000000"/>
+    </w:rPr>
     <w:tblPr>
       <w:tblStyleRowBandSize w:val="1"/>
       <w:tblStyleColBandSize w:val="1"/>
@@ -10143,6 +9337,9 @@
     <w:pPr>
       <w:spacing w:after="0" w:line="240" w:lineRule="auto"/>
     </w:pPr>
+    <w:rPr>
+      <w:color w:val="000000"/>
+    </w:rPr>
     <w:tblPr>
       <w:tblStyleRowBandSize w:val="1"/>
       <w:tblStyleColBandSize w:val="1"/>
@@ -10273,6 +9470,9 @@
     <w:pPr>
       <w:spacing w:after="0" w:line="240" w:lineRule="auto"/>
     </w:pPr>
+    <w:rPr>
+      <w:color w:val="000000"/>
+    </w:rPr>
     <w:tblPr>
       <w:tblStyleRowBandSize w:val="1"/>
       <w:tblStyleColBandSize w:val="1"/>
@@ -10403,6 +9603,9 @@
     <w:pPr>
       <w:spacing w:after="0" w:line="240" w:lineRule="auto"/>
     </w:pPr>
+    <w:rPr>
+      <w:color w:val="000000"/>
+    </w:rPr>
     <w:tblPr>
       <w:tblStyleRowBandSize w:val="1"/>
       <w:tblStyleColBandSize w:val="1"/>
@@ -10533,6 +9736,9 @@
     <w:pPr>
       <w:spacing w:after="0" w:line="240" w:lineRule="auto"/>
     </w:pPr>
+    <w:rPr>
+      <w:color w:val="000000"/>
+    </w:rPr>
     <w:tblPr>
       <w:tblStyleRowBandSize w:val="1"/>
       <w:tblStyleColBandSize w:val="1"/>
@@ -10663,6 +9869,9 @@
     <w:pPr>
       <w:spacing w:after="0" w:line="240" w:lineRule="auto"/>
     </w:pPr>
+    <w:rPr>
+      <w:color w:val="000000"/>
+    </w:rPr>
     <w:tblPr>
       <w:tblStyleRowBandSize w:val="1"/>
       <w:tblStyleColBandSize w:val="1"/>
@@ -10769,6 +9978,9 @@
     <w:pPr>
       <w:spacing w:after="0" w:line="240" w:lineRule="auto"/>
     </w:pPr>
+    <w:rPr>
+      <w:color w:val="000000"/>
+    </w:rPr>
     <w:tblPr>
       <w:tblStyleRowBandSize w:val="1"/>
       <w:tblStyleColBandSize w:val="1"/>
@@ -10875,6 +10087,9 @@
     <w:pPr>
       <w:spacing w:after="0" w:line="240" w:lineRule="auto"/>
     </w:pPr>
+    <w:rPr>
+      <w:color w:val="000000"/>
+    </w:rPr>
     <w:tblPr>
       <w:tblStyleRowBandSize w:val="1"/>
       <w:tblStyleColBandSize w:val="1"/>
@@ -10981,6 +10196,9 @@
     <w:pPr>
       <w:spacing w:after="0" w:line="240" w:lineRule="auto"/>
     </w:pPr>
+    <w:rPr>
+      <w:color w:val="000000"/>
+    </w:rPr>
     <w:tblPr>
       <w:tblStyleRowBandSize w:val="1"/>
       <w:tblStyleColBandSize w:val="1"/>
@@ -11087,6 +10305,9 @@
     <w:pPr>
       <w:spacing w:after="0" w:line="240" w:lineRule="auto"/>
     </w:pPr>
+    <w:rPr>
+      <w:color w:val="000000"/>
+    </w:rPr>
     <w:tblPr>
       <w:tblStyleRowBandSize w:val="1"/>
       <w:tblStyleColBandSize w:val="1"/>
@@ -11193,6 +10414,9 @@
     <w:pPr>
       <w:spacing w:after="0" w:line="240" w:lineRule="auto"/>
     </w:pPr>
+    <w:rPr>
+      <w:color w:val="000000"/>
+    </w:rPr>
     <w:tblPr>
       <w:tblStyleRowBandSize w:val="1"/>
       <w:tblStyleColBandSize w:val="1"/>
@@ -11299,6 +10523,9 @@
     <w:pPr>
       <w:spacing w:after="0" w:line="240" w:lineRule="auto"/>
     </w:pPr>
+    <w:rPr>
+      <w:color w:val="000000"/>
+    </w:rPr>
     <w:tblPr>
       <w:tblStyleRowBandSize w:val="1"/>
       <w:tblStyleColBandSize w:val="1"/>
@@ -11405,6 +10632,9 @@
     <w:pPr>
       <w:spacing w:after="0" w:line="240" w:lineRule="auto"/>
     </w:pPr>
+    <w:rPr>
+      <w:color w:val="000000"/>
+    </w:rPr>
     <w:tblPr>
       <w:tblStyleRowBandSize w:val="1"/>
       <w:tblStyleColBandSize w:val="1"/>
@@ -11554,6 +10784,9 @@
     <w:pPr>
       <w:spacing w:after="0" w:line="240" w:lineRule="auto"/>
     </w:pPr>
+    <w:rPr>
+      <w:color w:val="000000"/>
+    </w:rPr>
     <w:tblPr>
       <w:tblStyleRowBandSize w:val="1"/>
       <w:tblStyleColBandSize w:val="1"/>
@@ -11703,6 +10936,9 @@
     <w:pPr>
       <w:spacing w:after="0" w:line="240" w:lineRule="auto"/>
     </w:pPr>
+    <w:rPr>
+      <w:color w:val="000000"/>
+    </w:rPr>
     <w:tblPr>
       <w:tblStyleRowBandSize w:val="1"/>
       <w:tblStyleColBandSize w:val="1"/>
@@ -11852,6 +11088,9 @@
     <w:pPr>
       <w:spacing w:after="0" w:line="240" w:lineRule="auto"/>
     </w:pPr>
+    <w:rPr>
+      <w:color w:val="000000"/>
+    </w:rPr>
     <w:tblPr>
       <w:tblStyleRowBandSize w:val="1"/>
       <w:tblStyleColBandSize w:val="1"/>
@@ -12001,6 +11240,9 @@
     <w:pPr>
       <w:spacing w:after="0" w:line="240" w:lineRule="auto"/>
     </w:pPr>
+    <w:rPr>
+      <w:color w:val="000000"/>
+    </w:rPr>
     <w:tblPr>
       <w:tblStyleRowBandSize w:val="1"/>
       <w:tblStyleColBandSize w:val="1"/>
@@ -12150,6 +11392,9 @@
     <w:pPr>
       <w:spacing w:after="0" w:line="240" w:lineRule="auto"/>
     </w:pPr>
+    <w:rPr>
+      <w:color w:val="000000"/>
+    </w:rPr>
     <w:tblPr>
       <w:tblStyleRowBandSize w:val="1"/>
       <w:tblStyleColBandSize w:val="1"/>
@@ -12299,6 +11544,9 @@
     <w:pPr>
       <w:spacing w:after="0" w:line="240" w:lineRule="auto"/>
     </w:pPr>
+    <w:rPr>
+      <w:color w:val="000000"/>
+    </w:rPr>
     <w:tblPr>
       <w:tblStyleRowBandSize w:val="1"/>
       <w:tblStyleColBandSize w:val="1"/>
@@ -12449,7 +11697,7 @@
       <w:spacing w:after="0" w:line="240" w:lineRule="auto"/>
     </w:pPr>
     <w:rPr>
-      <w:color w:val="000000" w:themeColor="text1"/>
+      <w:color w:val="000000"/>
     </w:rPr>
     <w:tblPr>
       <w:tblStyleRowBandSize w:val="1"/>
@@ -12533,7 +11781,7 @@
       <w:spacing w:after="0" w:line="240" w:lineRule="auto"/>
     </w:pPr>
     <w:rPr>
-      <w:color w:val="000000" w:themeColor="text1"/>
+      <w:color w:val="000000"/>
     </w:rPr>
     <w:tblPr>
       <w:tblStyleRowBandSize w:val="1"/>
@@ -12617,7 +11865,7 @@
       <w:spacing w:after="0" w:line="240" w:lineRule="auto"/>
     </w:pPr>
     <w:rPr>
-      <w:color w:val="000000" w:themeColor="text1"/>
+      <w:color w:val="000000"/>
     </w:rPr>
     <w:tblPr>
       <w:tblStyleRowBandSize w:val="1"/>
@@ -12701,7 +11949,7 @@
       <w:spacing w:after="0" w:line="240" w:lineRule="auto"/>
     </w:pPr>
     <w:rPr>
-      <w:color w:val="000000" w:themeColor="text1"/>
+      <w:color w:val="000000"/>
     </w:rPr>
     <w:tblPr>
       <w:tblStyleRowBandSize w:val="1"/>
@@ -12785,7 +12033,7 @@
       <w:spacing w:after="0" w:line="240" w:lineRule="auto"/>
     </w:pPr>
     <w:rPr>
-      <w:color w:val="000000" w:themeColor="text1"/>
+      <w:color w:val="000000"/>
     </w:rPr>
     <w:tblPr>
       <w:tblStyleRowBandSize w:val="1"/>
@@ -12869,7 +12117,7 @@
       <w:spacing w:after="0" w:line="240" w:lineRule="auto"/>
     </w:pPr>
     <w:rPr>
-      <w:color w:val="000000" w:themeColor="text1"/>
+      <w:color w:val="000000"/>
     </w:rPr>
     <w:tblPr>
       <w:tblStyleRowBandSize w:val="1"/>
@@ -12953,7 +12201,7 @@
       <w:spacing w:after="0" w:line="240" w:lineRule="auto"/>
     </w:pPr>
     <w:rPr>
-      <w:color w:val="000000" w:themeColor="text1"/>
+      <w:color w:val="000000"/>
     </w:rPr>
     <w:tblPr>
       <w:tblStyleRowBandSize w:val="1"/>
@@ -13038,7 +12286,7 @@
     </w:pPr>
     <w:rPr>
       <w:rFonts w:asciiTheme="majorHAnsi" w:eastAsiaTheme="majorEastAsia" w:hAnsiTheme="majorHAnsi" w:cstheme="majorBidi"/>
-      <w:color w:val="000000" w:themeColor="text1"/>
+      <w:color w:val="000000"/>
     </w:rPr>
     <w:tblPr>
       <w:tblStyleRowBandSize w:val="1"/>
@@ -13166,7 +12414,7 @@
     </w:pPr>
     <w:rPr>
       <w:rFonts w:asciiTheme="majorHAnsi" w:eastAsiaTheme="majorEastAsia" w:hAnsiTheme="majorHAnsi" w:cstheme="majorBidi"/>
-      <w:color w:val="000000" w:themeColor="text1"/>
+      <w:color w:val="000000"/>
     </w:rPr>
     <w:tblPr>
       <w:tblStyleRowBandSize w:val="1"/>
@@ -13294,7 +12542,7 @@
     </w:pPr>
     <w:rPr>
       <w:rFonts w:asciiTheme="majorHAnsi" w:eastAsiaTheme="majorEastAsia" w:hAnsiTheme="majorHAnsi" w:cstheme="majorBidi"/>
-      <w:color w:val="000000" w:themeColor="text1"/>
+      <w:color w:val="000000"/>
     </w:rPr>
     <w:tblPr>
       <w:tblStyleRowBandSize w:val="1"/>
@@ -13422,7 +12670,7 @@
     </w:pPr>
     <w:rPr>
       <w:rFonts w:asciiTheme="majorHAnsi" w:eastAsiaTheme="majorEastAsia" w:hAnsiTheme="majorHAnsi" w:cstheme="majorBidi"/>
-      <w:color w:val="000000" w:themeColor="text1"/>
+      <w:color w:val="000000"/>
     </w:rPr>
     <w:tblPr>
       <w:tblStyleRowBandSize w:val="1"/>
@@ -13550,7 +12798,7 @@
     </w:pPr>
     <w:rPr>
       <w:rFonts w:asciiTheme="majorHAnsi" w:eastAsiaTheme="majorEastAsia" w:hAnsiTheme="majorHAnsi" w:cstheme="majorBidi"/>
-      <w:color w:val="000000" w:themeColor="text1"/>
+      <w:color w:val="000000"/>
     </w:rPr>
     <w:tblPr>
       <w:tblStyleRowBandSize w:val="1"/>
@@ -13678,7 +12926,7 @@
     </w:pPr>
     <w:rPr>
       <w:rFonts w:asciiTheme="majorHAnsi" w:eastAsiaTheme="majorEastAsia" w:hAnsiTheme="majorHAnsi" w:cstheme="majorBidi"/>
-      <w:color w:val="000000" w:themeColor="text1"/>
+      <w:color w:val="000000"/>
     </w:rPr>
     <w:tblPr>
       <w:tblStyleRowBandSize w:val="1"/>
@@ -13806,7 +13054,7 @@
     </w:pPr>
     <w:rPr>
       <w:rFonts w:asciiTheme="majorHAnsi" w:eastAsiaTheme="majorEastAsia" w:hAnsiTheme="majorHAnsi" w:cstheme="majorBidi"/>
-      <w:color w:val="000000" w:themeColor="text1"/>
+      <w:color w:val="000000"/>
     </w:rPr>
     <w:tblPr>
       <w:tblStyleRowBandSize w:val="1"/>
@@ -13932,6 +13180,9 @@
     <w:pPr>
       <w:spacing w:after="0" w:line="240" w:lineRule="auto"/>
     </w:pPr>
+    <w:rPr>
+      <w:color w:val="000000"/>
+    </w:rPr>
     <w:tblPr>
       <w:tblStyleRowBandSize w:val="1"/>
       <w:tblStyleColBandSize w:val="1"/>
@@ -14005,6 +13256,9 @@
     <w:pPr>
       <w:spacing w:after="0" w:line="240" w:lineRule="auto"/>
     </w:pPr>
+    <w:rPr>
+      <w:color w:val="000000"/>
+    </w:rPr>
     <w:tblPr>
       <w:tblStyleRowBandSize w:val="1"/>
       <w:tblStyleColBandSize w:val="1"/>
@@ -14078,6 +13332,9 @@
     <w:pPr>
       <w:spacing w:after="0" w:line="240" w:lineRule="auto"/>
     </w:pPr>
+    <w:rPr>
+      <w:color w:val="000000"/>
+    </w:rPr>
     <w:tblPr>
       <w:tblStyleRowBandSize w:val="1"/>
       <w:tblStyleColBandSize w:val="1"/>
@@ -14151,6 +13408,9 @@
     <w:pPr>
       <w:spacing w:after="0" w:line="240" w:lineRule="auto"/>
     </w:pPr>
+    <w:rPr>
+      <w:color w:val="000000"/>
+    </w:rPr>
     <w:tblPr>
       <w:tblStyleRowBandSize w:val="1"/>
       <w:tblStyleColBandSize w:val="1"/>
@@ -14224,6 +13484,9 @@
     <w:pPr>
       <w:spacing w:after="0" w:line="240" w:lineRule="auto"/>
     </w:pPr>
+    <w:rPr>
+      <w:color w:val="000000"/>
+    </w:rPr>
     <w:tblPr>
       <w:tblStyleRowBandSize w:val="1"/>
       <w:tblStyleColBandSize w:val="1"/>
@@ -14297,6 +13560,9 @@
     <w:pPr>
       <w:spacing w:after="0" w:line="240" w:lineRule="auto"/>
     </w:pPr>
+    <w:rPr>
+      <w:color w:val="000000"/>
+    </w:rPr>
     <w:tblPr>
       <w:tblStyleRowBandSize w:val="1"/>
       <w:tblStyleColBandSize w:val="1"/>
@@ -14370,6 +13636,9 @@
     <w:pPr>
       <w:spacing w:after="0" w:line="240" w:lineRule="auto"/>
     </w:pPr>
+    <w:rPr>
+      <w:color w:val="000000"/>
+    </w:rPr>
     <w:tblPr>
       <w:tblStyleRowBandSize w:val="1"/>
       <w:tblStyleColBandSize w:val="1"/>
@@ -14445,7 +13714,7 @@
     </w:pPr>
     <w:rPr>
       <w:rFonts w:asciiTheme="majorHAnsi" w:eastAsiaTheme="majorEastAsia" w:hAnsiTheme="majorHAnsi" w:cstheme="majorBidi"/>
-      <w:color w:val="000000" w:themeColor="text1"/>
+      <w:color w:val="000000"/>
     </w:rPr>
     <w:tblPr>
       <w:tblStyleRowBandSize w:val="1"/>
@@ -14570,7 +13839,7 @@
     </w:pPr>
     <w:rPr>
       <w:rFonts w:asciiTheme="majorHAnsi" w:eastAsiaTheme="majorEastAsia" w:hAnsiTheme="majorHAnsi" w:cstheme="majorBidi"/>
-      <w:color w:val="000000" w:themeColor="text1"/>
+      <w:color w:val="000000"/>
     </w:rPr>
     <w:tblPr>
       <w:tblStyleRowBandSize w:val="1"/>
@@ -14695,7 +13964,7 @@
     </w:pPr>
     <w:rPr>
       <w:rFonts w:asciiTheme="majorHAnsi" w:eastAsiaTheme="majorEastAsia" w:hAnsiTheme="majorHAnsi" w:cstheme="majorBidi"/>
-      <w:color w:val="000000" w:themeColor="text1"/>
+      <w:color w:val="000000"/>
     </w:rPr>
     <w:tblPr>
       <w:tblStyleRowBandSize w:val="1"/>
@@ -14820,7 +14089,7 @@
     </w:pPr>
     <w:rPr>
       <w:rFonts w:asciiTheme="majorHAnsi" w:eastAsiaTheme="majorEastAsia" w:hAnsiTheme="majorHAnsi" w:cstheme="majorBidi"/>
-      <w:color w:val="000000" w:themeColor="text1"/>
+      <w:color w:val="000000"/>
     </w:rPr>
     <w:tblPr>
       <w:tblStyleRowBandSize w:val="1"/>
@@ -14945,7 +14214,7 @@
     </w:pPr>
     <w:rPr>
       <w:rFonts w:asciiTheme="majorHAnsi" w:eastAsiaTheme="majorEastAsia" w:hAnsiTheme="majorHAnsi" w:cstheme="majorBidi"/>
-      <w:color w:val="000000" w:themeColor="text1"/>
+      <w:color w:val="000000"/>
     </w:rPr>
     <w:tblPr>
       <w:tblStyleRowBandSize w:val="1"/>
@@ -15070,7 +14339,7 @@
     </w:pPr>
     <w:rPr>
       <w:rFonts w:asciiTheme="majorHAnsi" w:eastAsiaTheme="majorEastAsia" w:hAnsiTheme="majorHAnsi" w:cstheme="majorBidi"/>
-      <w:color w:val="000000" w:themeColor="text1"/>
+      <w:color w:val="000000"/>
     </w:rPr>
     <w:tblPr>
       <w:tblStyleRowBandSize w:val="1"/>
@@ -15195,7 +14464,7 @@
     </w:pPr>
     <w:rPr>
       <w:rFonts w:asciiTheme="majorHAnsi" w:eastAsiaTheme="majorEastAsia" w:hAnsiTheme="majorHAnsi" w:cstheme="majorBidi"/>
-      <w:color w:val="000000" w:themeColor="text1"/>
+      <w:color w:val="000000"/>
     </w:rPr>
     <w:tblPr>
       <w:tblStyleRowBandSize w:val="1"/>
@@ -15318,6 +14587,9 @@
     <w:pPr>
       <w:spacing w:after="0" w:line="240" w:lineRule="auto"/>
     </w:pPr>
+    <w:rPr>
+      <w:color w:val="000000"/>
+    </w:rPr>
     <w:tblPr>
       <w:tblStyleRowBandSize w:val="1"/>
       <w:tblStyleColBandSize w:val="1"/>
@@ -15459,6 +14731,9 @@
     <w:pPr>
       <w:spacing w:after="0" w:line="240" w:lineRule="auto"/>
     </w:pPr>
+    <w:rPr>
+      <w:color w:val="000000"/>
+    </w:rPr>
     <w:tblPr>
       <w:tblStyleRowBandSize w:val="1"/>
       <w:tblStyleColBandSize w:val="1"/>
@@ -15600,6 +14875,9 @@
     <w:pPr>
       <w:spacing w:after="0" w:line="240" w:lineRule="auto"/>
     </w:pPr>
+    <w:rPr>
+      <w:color w:val="000000"/>
+    </w:rPr>
     <w:tblPr>
       <w:tblStyleRowBandSize w:val="1"/>
       <w:tblStyleColBandSize w:val="1"/>
@@ -15741,6 +15019,9 @@
     <w:pPr>
       <w:spacing w:after="0" w:line="240" w:lineRule="auto"/>
     </w:pPr>
+    <w:rPr>
+      <w:color w:val="000000"/>
+    </w:rPr>
     <w:tblPr>
       <w:tblStyleRowBandSize w:val="1"/>
       <w:tblStyleColBandSize w:val="1"/>
@@ -15882,6 +15163,9 @@
     <w:pPr>
       <w:spacing w:after="0" w:line="240" w:lineRule="auto"/>
     </w:pPr>
+    <w:rPr>
+      <w:color w:val="000000"/>
+    </w:rPr>
     <w:tblPr>
       <w:tblStyleRowBandSize w:val="1"/>
       <w:tblStyleColBandSize w:val="1"/>
@@ -16023,6 +15307,9 @@
     <w:pPr>
       <w:spacing w:after="0" w:line="240" w:lineRule="auto"/>
     </w:pPr>
+    <w:rPr>
+      <w:color w:val="000000"/>
+    </w:rPr>
     <w:tblPr>
       <w:tblStyleRowBandSize w:val="1"/>
       <w:tblStyleColBandSize w:val="1"/>
@@ -16164,6 +15451,9 @@
     <w:pPr>
       <w:spacing w:after="0" w:line="240" w:lineRule="auto"/>
     </w:pPr>
+    <w:rPr>
+      <w:color w:val="000000"/>
+    </w:rPr>
     <w:tblPr>
       <w:tblStyleRowBandSize w:val="1"/>
       <w:tblStyleColBandSize w:val="1"/>
@@ -16306,7 +15596,7 @@
       <w:spacing w:after="0" w:line="240" w:lineRule="auto"/>
     </w:pPr>
     <w:rPr>
-      <w:color w:val="FFFFFF" w:themeColor="background1"/>
+      <w:color w:val="000000"/>
     </w:rPr>
     <w:tblPr>
       <w:tblStyleRowBandSize w:val="1"/>
@@ -16420,7 +15710,7 @@
       <w:spacing w:after="0" w:line="240" w:lineRule="auto"/>
     </w:pPr>
     <w:rPr>
-      <w:color w:val="FFFFFF" w:themeColor="background1"/>
+      <w:color w:val="000000"/>
     </w:rPr>
     <w:tblPr>
       <w:tblStyleRowBandSize w:val="1"/>
@@ -16534,7 +15824,7 @@
       <w:spacing w:after="0" w:line="240" w:lineRule="auto"/>
     </w:pPr>
     <w:rPr>
-      <w:color w:val="FFFFFF" w:themeColor="background1"/>
+      <w:color w:val="000000"/>
     </w:rPr>
     <w:tblPr>
       <w:tblStyleRowBandSize w:val="1"/>
@@ -16648,7 +15938,7 @@
       <w:spacing w:after="0" w:line="240" w:lineRule="auto"/>
     </w:pPr>
     <w:rPr>
-      <w:color w:val="FFFFFF" w:themeColor="background1"/>
+      <w:color w:val="000000"/>
     </w:rPr>
     <w:tblPr>
       <w:tblStyleRowBandSize w:val="1"/>
@@ -16762,7 +16052,7 @@
       <w:spacing w:after="0" w:line="240" w:lineRule="auto"/>
     </w:pPr>
     <w:rPr>
-      <w:color w:val="FFFFFF" w:themeColor="background1"/>
+      <w:color w:val="000000"/>
     </w:rPr>
     <w:tblPr>
       <w:tblStyleRowBandSize w:val="1"/>
@@ -16876,7 +16166,7 @@
       <w:spacing w:after="0" w:line="240" w:lineRule="auto"/>
     </w:pPr>
     <w:rPr>
-      <w:color w:val="FFFFFF" w:themeColor="background1"/>
+      <w:color w:val="000000"/>
     </w:rPr>
     <w:tblPr>
       <w:tblStyleRowBandSize w:val="1"/>
@@ -16990,7 +16280,7 @@
       <w:spacing w:after="0" w:line="240" w:lineRule="auto"/>
     </w:pPr>
     <w:rPr>
-      <w:color w:val="FFFFFF" w:themeColor="background1"/>
+      <w:color w:val="000000"/>
     </w:rPr>
     <w:tblPr>
       <w:tblStyleRowBandSize w:val="1"/>
@@ -17104,7 +16394,7 @@
       <w:spacing w:after="0" w:line="240" w:lineRule="auto"/>
     </w:pPr>
     <w:rPr>
-      <w:color w:val="000000" w:themeColor="text1"/>
+      <w:color w:val="000000"/>
     </w:rPr>
     <w:tblPr>
       <w:tblStyleRowBandSize w:val="1"/>
@@ -17226,7 +16516,7 @@
       <w:spacing w:after="0" w:line="240" w:lineRule="auto"/>
     </w:pPr>
     <w:rPr>
-      <w:color w:val="000000" w:themeColor="text1"/>
+      <w:color w:val="000000"/>
     </w:rPr>
     <w:tblPr>
       <w:tblStyleRowBandSize w:val="1"/>
@@ -17348,7 +16638,7 @@
       <w:spacing w:after="0" w:line="240" w:lineRule="auto"/>
     </w:pPr>
     <w:rPr>
-      <w:color w:val="000000" w:themeColor="text1"/>
+      <w:color w:val="000000"/>
     </w:rPr>
     <w:tblPr>
       <w:tblStyleRowBandSize w:val="1"/>
@@ -17470,7 +16760,7 @@
       <w:spacing w:after="0" w:line="240" w:lineRule="auto"/>
     </w:pPr>
     <w:rPr>
-      <w:color w:val="000000" w:themeColor="text1"/>
+      <w:color w:val="000000"/>
     </w:rPr>
     <w:tblPr>
       <w:tblStyleRowBandSize w:val="1"/>
@@ -17582,7 +16872,7 @@
       <w:spacing w:after="0" w:line="240" w:lineRule="auto"/>
     </w:pPr>
     <w:rPr>
-      <w:color w:val="000000" w:themeColor="text1"/>
+      <w:color w:val="000000"/>
     </w:rPr>
     <w:tblPr>
       <w:tblStyleRowBandSize w:val="1"/>
@@ -17704,7 +16994,7 @@
       <w:spacing w:after="0" w:line="240" w:lineRule="auto"/>
     </w:pPr>
     <w:rPr>
-      <w:color w:val="000000" w:themeColor="text1"/>
+      <w:color w:val="000000"/>
     </w:rPr>
     <w:tblPr>
       <w:tblStyleRowBandSize w:val="1"/>
@@ -17826,7 +17116,7 @@
       <w:spacing w:after="0" w:line="240" w:lineRule="auto"/>
     </w:pPr>
     <w:rPr>
-      <w:color w:val="000000" w:themeColor="text1"/>
+      <w:color w:val="000000"/>
     </w:rPr>
     <w:tblPr>
       <w:tblStyleRowBandSize w:val="1"/>
@@ -17948,7 +17238,7 @@
       <w:spacing w:after="0" w:line="240" w:lineRule="auto"/>
     </w:pPr>
     <w:rPr>
-      <w:color w:val="000000" w:themeColor="text1"/>
+      <w:color w:val="000000"/>
     </w:rPr>
     <w:tblPr>
       <w:tblStyleRowBandSize w:val="1"/>
@@ -18034,7 +17324,7 @@
       <w:spacing w:after="0" w:line="240" w:lineRule="auto"/>
     </w:pPr>
     <w:rPr>
-      <w:color w:val="000000" w:themeColor="text1"/>
+      <w:color w:val="000000"/>
     </w:rPr>
     <w:tblPr>
       <w:tblStyleRowBandSize w:val="1"/>
@@ -18120,7 +17410,7 @@
       <w:spacing w:after="0" w:line="240" w:lineRule="auto"/>
     </w:pPr>
     <w:rPr>
-      <w:color w:val="000000" w:themeColor="text1"/>
+      <w:color w:val="000000"/>
     </w:rPr>
     <w:tblPr>
       <w:tblStyleRowBandSize w:val="1"/>
@@ -18206,7 +17496,7 @@
       <w:spacing w:after="0" w:line="240" w:lineRule="auto"/>
     </w:pPr>
     <w:rPr>
-      <w:color w:val="000000" w:themeColor="text1"/>
+      <w:color w:val="000000"/>
     </w:rPr>
     <w:tblPr>
       <w:tblStyleRowBandSize w:val="1"/>
@@ -18292,7 +17582,7 @@
       <w:spacing w:after="0" w:line="240" w:lineRule="auto"/>
     </w:pPr>
     <w:rPr>
-      <w:color w:val="000000" w:themeColor="text1"/>
+      <w:color w:val="000000"/>
     </w:rPr>
     <w:tblPr>
       <w:tblStyleRowBandSize w:val="1"/>
@@ -18378,7 +17668,7 @@
       <w:spacing w:after="0" w:line="240" w:lineRule="auto"/>
     </w:pPr>
     <w:rPr>
-      <w:color w:val="000000" w:themeColor="text1"/>
+      <w:color w:val="000000"/>
     </w:rPr>
     <w:tblPr>
       <w:tblStyleRowBandSize w:val="1"/>
@@ -18464,7 +17754,7 @@
       <w:spacing w:after="0" w:line="240" w:lineRule="auto"/>
     </w:pPr>
     <w:rPr>
-      <w:color w:val="000000" w:themeColor="text1"/>
+      <w:color w:val="000000"/>
     </w:rPr>
     <w:tblPr>
       <w:tblStyleRowBandSize w:val="1"/>
@@ -18550,7 +17840,7 @@
       <w:spacing w:after="0" w:line="240" w:lineRule="auto"/>
     </w:pPr>
     <w:rPr>
-      <w:color w:val="000000" w:themeColor="text1"/>
+      <w:color w:val="000000"/>
     </w:rPr>
     <w:tblPr>
       <w:tblStyleRowBandSize w:val="1"/>
@@ -18630,7 +17920,7 @@
       <w:spacing w:after="0" w:line="240" w:lineRule="auto"/>
     </w:pPr>
     <w:rPr>
-      <w:color w:val="000000" w:themeColor="text1"/>
+      <w:color w:val="000000"/>
     </w:rPr>
     <w:tblPr>
       <w:tblStyleRowBandSize w:val="1"/>
@@ -18710,7 +18000,7 @@
       <w:spacing w:after="0" w:line="240" w:lineRule="auto"/>
     </w:pPr>
     <w:rPr>
-      <w:color w:val="000000" w:themeColor="text1"/>
+      <w:color w:val="000000"/>
     </w:rPr>
     <w:tblPr>
       <w:tblStyleRowBandSize w:val="1"/>
@@ -18790,7 +18080,7 @@
       <w:spacing w:after="0" w:line="240" w:lineRule="auto"/>
     </w:pPr>
     <w:rPr>
-      <w:color w:val="000000" w:themeColor="text1"/>
+      <w:color w:val="000000"/>
     </w:rPr>
     <w:tblPr>
       <w:tblStyleRowBandSize w:val="1"/>
@@ -18870,7 +18160,7 @@
       <w:spacing w:after="0" w:line="240" w:lineRule="auto"/>
     </w:pPr>
     <w:rPr>
-      <w:color w:val="000000" w:themeColor="text1"/>
+      <w:color w:val="000000"/>
     </w:rPr>
     <w:tblPr>
       <w:tblStyleRowBandSize w:val="1"/>
@@ -18950,7 +18240,7 @@
       <w:spacing w:after="0" w:line="240" w:lineRule="auto"/>
     </w:pPr>
     <w:rPr>
-      <w:color w:val="000000" w:themeColor="text1"/>
+      <w:color w:val="000000"/>
     </w:rPr>
     <w:tblPr>
       <w:tblStyleRowBandSize w:val="1"/>
@@ -19030,7 +18320,7 @@
       <w:spacing w:after="0" w:line="240" w:lineRule="auto"/>
     </w:pPr>
     <w:rPr>
-      <w:color w:val="000000" w:themeColor="text1"/>
+      <w:color w:val="000000"/>
     </w:rPr>
     <w:tblPr>
       <w:tblStyleRowBandSize w:val="1"/>
